--- a/SG1_Server_DB/SG1_Artefacts/SG1_Requirements.docx
+++ b/SG1_Server_DB/SG1_Artefacts/SG1_Requirements.docx
@@ -2,46 +2,44 @@
 <file path=word/document.xml><?xml version="1.0" encoding="utf-8"?>
 <w:document xmlns:wpc="http://schemas.microsoft.com/office/word/2010/wordprocessingCanvas" xmlns:cx="http://schemas.microsoft.com/office/drawing/2014/chartex" xmlns:cx1="http://schemas.microsoft.com/office/drawing/2015/9/8/chartex" xmlns:cx2="http://schemas.microsoft.com/office/drawing/2015/10/21/chartex" xmlns:cx3="http://schemas.microsoft.com/office/drawing/2016/5/9/chartex" xmlns:cx4="http://schemas.microsoft.com/office/drawing/2016/5/10/chartex" xmlns:cx5="http://schemas.microsoft.com/office/drawing/2016/5/11/chartex" xmlns:cx6="http://schemas.microsoft.com/office/drawing/2016/5/12/chartex" xmlns:cx7="http://schemas.microsoft.com/office/drawing/2016/5/13/chartex" xmlns:cx8="http://schemas.microsoft.com/office/drawing/2016/5/14/chartex" xmlns:mc="http://schemas.openxmlformats.org/markup-compatibility/2006" xmlns:aink="http://schemas.microsoft.com/office/drawing/2016/ink" xmlns:am3d="http://schemas.microsoft.com/office/drawing/2017/model3d" xmlns:o="urn:schemas-microsoft-com:office:office" xmlns:oel="http://schemas.microsoft.com/office/2019/extlst" xmlns:r="http://schemas.openxmlformats.org/officeDocument/2006/relationships" xmlns:m="http://schemas.openxmlformats.org/officeDocument/2006/math" xmlns:v="urn:schemas-microsoft-com:vml" xmlns:wp14="http://schemas.microsoft.com/office/word/2010/wordprocessingDrawing" xmlns:wp="http://schemas.openxmlformats.org/drawingml/2006/wordprocessingDrawing" xmlns:w10="urn:schemas-microsoft-com:office:word" xmlns:w="http://schemas.openxmlformats.org/wordprocessingml/2006/main" xmlns:w14="http://schemas.microsoft.com/office/word/2010/wordml" xmlns:w15="http://schemas.microsoft.com/office/word/2012/wordml" xmlns:w16cex="http://schemas.microsoft.com/office/word/2018/wordml/cex" xmlns:w16cid="http://schemas.microsoft.com/office/word/2016/wordml/cid" xmlns:w16="http://schemas.microsoft.com/office/word/2018/wordml" xmlns:w16du="http://schemas.microsoft.com/office/word/2023/wordml/word16du" xmlns:w16sdtdh="http://schemas.microsoft.com/office/word/2020/wordml/sdtdatahash" xmlns:w16sdtfl="http://schemas.microsoft.com/office/word/2024/wordml/sdtformatlock" xmlns:w16se="http://schemas.microsoft.com/office/word/2015/wordml/symex" xmlns:wpg="http://schemas.microsoft.com/office/word/2010/wordprocessingGroup" xmlns:wpi="http://schemas.microsoft.com/office/word/2010/wordprocessingInk" xmlns:wne="http://schemas.microsoft.com/office/word/2006/wordml" xmlns:wps="http://schemas.microsoft.com/office/word/2010/wordprocessingShape" mc:Ignorable="w14 w15 w16se w16cid w16 w16cex w16sdtdh w16sdtfl w16du wp14">
   <w:body>
-    <w:p>
-      <w:pPr>
-        <w:spacing w:after="240"/>
-      </w:pPr>
-      <w:r>
-        <w:rPr>
-          <w:b/>
-          <w:bCs/>
-          <w:sz w:val="32"/>
-          <w:szCs w:val="32"/>
-        </w:rPr>
-        <w:t>Table of Contents</w:t>
-      </w:r>
-    </w:p>
     <w:sdt>
       <w:sdtPr>
         <w:alias w:val="Table of Contents"/>
-        <w:id w:val="2107999648"/>
+        <w:tag w:val="Table of Contents"/>
+        <w:id w:val="1814753892"/>
       </w:sdtPr>
+      <w:sdtEndPr>
+        <w:rPr>
+          <w:bCs/>
+          <w:color w:val="2E4057"/>
+          <w:sz w:val="28"/>
+          <w:szCs w:val="36"/>
+        </w:rPr>
+      </w:sdtEndPr>
       <w:sdtContent>
         <w:p>
           <w:pPr>
             <w:pStyle w:val="TOC1"/>
-            <w:tabs>
-              <w:tab w:val="right" w:leader="dot" w:pos="9016"/>
-            </w:tabs>
             <w:rPr>
+              <w:rFonts w:asciiTheme="minorHAnsi" w:eastAsiaTheme="minorEastAsia" w:hAnsiTheme="minorHAnsi" w:cstheme="minorBidi"/>
+              <w:b w:val="0"/>
               <w:noProof/>
+              <w:kern w:val="2"/>
+              <w:sz w:val="24"/>
+              <w:szCs w:val="24"/>
+              <w14:ligatures w14:val="standardContextual"/>
             </w:rPr>
           </w:pPr>
           <w:r>
             <w:fldChar w:fldCharType="begin"/>
           </w:r>
           <w:r>
-            <w:instrText>TOC \h \o "1-3"</w:instrText>
+            <w:instrText xml:space="preserve"> TOC \o "1-3" \h \z \u </w:instrText>
           </w:r>
           <w:r>
             <w:fldChar w:fldCharType="separate"/>
           </w:r>
-          <w:hyperlink w:anchor="_Toc229155497" w:history="1">
+          <w:hyperlink w:anchor="_Toc230551465" w:history="1">
             <w:r>
               <w:rPr>
                 <w:rStyle w:val="Hyperlink"/>
@@ -52,41 +50,48 @@
             <w:r>
               <w:rPr>
                 <w:noProof/>
+                <w:webHidden/>
               </w:rPr>
               <w:tab/>
             </w:r>
             <w:r>
               <w:rPr>
                 <w:noProof/>
+                <w:webHidden/>
               </w:rPr>
               <w:fldChar w:fldCharType="begin"/>
             </w:r>
             <w:r>
               <w:rPr>
                 <w:noProof/>
-              </w:rPr>
-              <w:instrText xml:space="preserve"> PAGEREF _Toc229155497 \h </w:instrText>
-            </w:r>
-            <w:r>
-              <w:rPr>
-                <w:noProof/>
-              </w:rPr>
-            </w:r>
-            <w:r>
-              <w:rPr>
-                <w:noProof/>
+                <w:webHidden/>
+              </w:rPr>
+              <w:instrText xml:space="preserve"> PAGEREF _Toc230551465 \h </w:instrText>
+            </w:r>
+            <w:r>
+              <w:rPr>
+                <w:noProof/>
+                <w:webHidden/>
+              </w:rPr>
+            </w:r>
+            <w:r>
+              <w:rPr>
+                <w:noProof/>
+                <w:webHidden/>
               </w:rPr>
               <w:fldChar w:fldCharType="separate"/>
             </w:r>
             <w:r>
               <w:rPr>
                 <w:noProof/>
+                <w:webHidden/>
               </w:rPr>
               <w:t>2</w:t>
             </w:r>
             <w:r>
               <w:rPr>
                 <w:noProof/>
+                <w:webHidden/>
               </w:rPr>
               <w:fldChar w:fldCharType="end"/>
             </w:r>
@@ -95,14 +100,17 @@
         <w:p>
           <w:pPr>
             <w:pStyle w:val="TOC1"/>
-            <w:tabs>
-              <w:tab w:val="right" w:leader="dot" w:pos="9016"/>
-            </w:tabs>
             <w:rPr>
+              <w:rFonts w:asciiTheme="minorHAnsi" w:eastAsiaTheme="minorEastAsia" w:hAnsiTheme="minorHAnsi" w:cstheme="minorBidi"/>
+              <w:b w:val="0"/>
               <w:noProof/>
+              <w:kern w:val="2"/>
+              <w:sz w:val="24"/>
+              <w:szCs w:val="24"/>
+              <w14:ligatures w14:val="standardContextual"/>
             </w:rPr>
           </w:pPr>
-          <w:hyperlink w:anchor="_Toc229155498" w:history="1">
+          <w:hyperlink w:anchor="_Toc230551466" w:history="1">
             <w:r>
               <w:rPr>
                 <w:rStyle w:val="Hyperlink"/>
@@ -113,41 +121,48 @@
             <w:r>
               <w:rPr>
                 <w:noProof/>
+                <w:webHidden/>
               </w:rPr>
               <w:tab/>
             </w:r>
             <w:r>
               <w:rPr>
                 <w:noProof/>
+                <w:webHidden/>
               </w:rPr>
               <w:fldChar w:fldCharType="begin"/>
             </w:r>
             <w:r>
               <w:rPr>
                 <w:noProof/>
-              </w:rPr>
-              <w:instrText xml:space="preserve"> PAGEREF _Toc229155498 \h </w:instrText>
-            </w:r>
-            <w:r>
-              <w:rPr>
-                <w:noProof/>
-              </w:rPr>
-            </w:r>
-            <w:r>
-              <w:rPr>
-                <w:noProof/>
+                <w:webHidden/>
+              </w:rPr>
+              <w:instrText xml:space="preserve"> PAGEREF _Toc230551466 \h </w:instrText>
+            </w:r>
+            <w:r>
+              <w:rPr>
+                <w:noProof/>
+                <w:webHidden/>
+              </w:rPr>
+            </w:r>
+            <w:r>
+              <w:rPr>
+                <w:noProof/>
+                <w:webHidden/>
               </w:rPr>
               <w:fldChar w:fldCharType="separate"/>
             </w:r>
             <w:r>
               <w:rPr>
                 <w:noProof/>
+                <w:webHidden/>
               </w:rPr>
               <w:t>2</w:t>
             </w:r>
             <w:r>
               <w:rPr>
                 <w:noProof/>
+                <w:webHidden/>
               </w:rPr>
               <w:fldChar w:fldCharType="end"/>
             </w:r>
@@ -156,14 +171,16 @@
         <w:p>
           <w:pPr>
             <w:pStyle w:val="TOC2"/>
-            <w:tabs>
-              <w:tab w:val="right" w:leader="dot" w:pos="9016"/>
-            </w:tabs>
             <w:rPr>
+              <w:rFonts w:asciiTheme="minorHAnsi" w:eastAsiaTheme="minorEastAsia" w:hAnsiTheme="minorHAnsi" w:cstheme="minorBidi"/>
               <w:noProof/>
+              <w:kern w:val="2"/>
+              <w:sz w:val="24"/>
+              <w:szCs w:val="24"/>
+              <w14:ligatures w14:val="standardContextual"/>
             </w:rPr>
           </w:pPr>
-          <w:hyperlink w:anchor="_Toc229155499" w:history="1">
+          <w:hyperlink w:anchor="_Toc230551467" w:history="1">
             <w:r>
               <w:rPr>
                 <w:rStyle w:val="Hyperlink"/>
@@ -174,41 +191,48 @@
             <w:r>
               <w:rPr>
                 <w:noProof/>
+                <w:webHidden/>
               </w:rPr>
               <w:tab/>
             </w:r>
             <w:r>
               <w:rPr>
                 <w:noProof/>
+                <w:webHidden/>
               </w:rPr>
               <w:fldChar w:fldCharType="begin"/>
             </w:r>
             <w:r>
               <w:rPr>
                 <w:noProof/>
-              </w:rPr>
-              <w:instrText xml:space="preserve"> PAGEREF _Toc229155499 \h </w:instrText>
-            </w:r>
-            <w:r>
-              <w:rPr>
-                <w:noProof/>
-              </w:rPr>
-            </w:r>
-            <w:r>
-              <w:rPr>
-                <w:noProof/>
+                <w:webHidden/>
+              </w:rPr>
+              <w:instrText xml:space="preserve"> PAGEREF _Toc230551467 \h </w:instrText>
+            </w:r>
+            <w:r>
+              <w:rPr>
+                <w:noProof/>
+                <w:webHidden/>
+              </w:rPr>
+            </w:r>
+            <w:r>
+              <w:rPr>
+                <w:noProof/>
+                <w:webHidden/>
               </w:rPr>
               <w:fldChar w:fldCharType="separate"/>
             </w:r>
             <w:r>
               <w:rPr>
                 <w:noProof/>
+                <w:webHidden/>
               </w:rPr>
               <w:t>2</w:t>
             </w:r>
             <w:r>
               <w:rPr>
                 <w:noProof/>
+                <w:webHidden/>
               </w:rPr>
               <w:fldChar w:fldCharType="end"/>
             </w:r>
@@ -217,59 +241,68 @@
         <w:p>
           <w:pPr>
             <w:pStyle w:val="TOC2"/>
-            <w:tabs>
-              <w:tab w:val="right" w:leader="dot" w:pos="9016"/>
-            </w:tabs>
             <w:rPr>
+              <w:rFonts w:asciiTheme="minorHAnsi" w:eastAsiaTheme="minorEastAsia" w:hAnsiTheme="minorHAnsi" w:cstheme="minorBidi"/>
               <w:noProof/>
+              <w:kern w:val="2"/>
+              <w:sz w:val="24"/>
+              <w:szCs w:val="24"/>
+              <w14:ligatures w14:val="standardContextual"/>
             </w:rPr>
           </w:pPr>
-          <w:hyperlink w:anchor="_Toc229155500" w:history="1">
+          <w:hyperlink w:anchor="_Toc230551468" w:history="1">
             <w:r>
               <w:rPr>
                 <w:rStyle w:val="Hyperlink"/>
                 <w:noProof/>
               </w:rPr>
-              <w:t>Requirements List</w:t>
-            </w:r>
-            <w:r>
-              <w:rPr>
-                <w:noProof/>
+              <w:t>Color Code Legend</w:t>
+            </w:r>
+            <w:r>
+              <w:rPr>
+                <w:noProof/>
+                <w:webHidden/>
               </w:rPr>
               <w:tab/>
             </w:r>
             <w:r>
               <w:rPr>
                 <w:noProof/>
+                <w:webHidden/>
               </w:rPr>
               <w:fldChar w:fldCharType="begin"/>
             </w:r>
             <w:r>
               <w:rPr>
                 <w:noProof/>
-              </w:rPr>
-              <w:instrText xml:space="preserve"> PAGEREF _Toc229155500 \h </w:instrText>
-            </w:r>
-            <w:r>
-              <w:rPr>
-                <w:noProof/>
-              </w:rPr>
-            </w:r>
-            <w:r>
-              <w:rPr>
-                <w:noProof/>
+                <w:webHidden/>
+              </w:rPr>
+              <w:instrText xml:space="preserve"> PAGEREF _Toc230551468 \h </w:instrText>
+            </w:r>
+            <w:r>
+              <w:rPr>
+                <w:noProof/>
+                <w:webHidden/>
+              </w:rPr>
+            </w:r>
+            <w:r>
+              <w:rPr>
+                <w:noProof/>
+                <w:webHidden/>
               </w:rPr>
               <w:fldChar w:fldCharType="separate"/>
             </w:r>
             <w:r>
               <w:rPr>
                 <w:noProof/>
+                <w:webHidden/>
               </w:rPr>
               <w:t>2</w:t>
             </w:r>
             <w:r>
               <w:rPr>
                 <w:noProof/>
+                <w:webHidden/>
               </w:rPr>
               <w:fldChar w:fldCharType="end"/>
             </w:r>
@@ -278,59 +311,138 @@
         <w:p>
           <w:pPr>
             <w:pStyle w:val="TOC2"/>
-            <w:tabs>
-              <w:tab w:val="right" w:leader="dot" w:pos="9016"/>
-            </w:tabs>
             <w:rPr>
+              <w:rFonts w:asciiTheme="minorHAnsi" w:eastAsiaTheme="minorEastAsia" w:hAnsiTheme="minorHAnsi" w:cstheme="minorBidi"/>
               <w:noProof/>
+              <w:kern w:val="2"/>
+              <w:sz w:val="24"/>
+              <w:szCs w:val="24"/>
+              <w14:ligatures w14:val="standardContextual"/>
             </w:rPr>
           </w:pPr>
-          <w:hyperlink w:anchor="_Toc229155501" w:history="1">
+          <w:hyperlink w:anchor="_Toc230551469" w:history="1">
             <w:r>
               <w:rPr>
                 <w:rStyle w:val="Hyperlink"/>
                 <w:noProof/>
               </w:rPr>
+              <w:t>Requirements List</w:t>
+            </w:r>
+            <w:r>
+              <w:rPr>
+                <w:noProof/>
+                <w:webHidden/>
+              </w:rPr>
+              <w:tab/>
+            </w:r>
+            <w:r>
+              <w:rPr>
+                <w:noProof/>
+                <w:webHidden/>
+              </w:rPr>
+              <w:fldChar w:fldCharType="begin"/>
+            </w:r>
+            <w:r>
+              <w:rPr>
+                <w:noProof/>
+                <w:webHidden/>
+              </w:rPr>
+              <w:instrText xml:space="preserve"> PAGEREF _Toc230551469 \h </w:instrText>
+            </w:r>
+            <w:r>
+              <w:rPr>
+                <w:noProof/>
+                <w:webHidden/>
+              </w:rPr>
+            </w:r>
+            <w:r>
+              <w:rPr>
+                <w:noProof/>
+                <w:webHidden/>
+              </w:rPr>
+              <w:fldChar w:fldCharType="separate"/>
+            </w:r>
+            <w:r>
+              <w:rPr>
+                <w:noProof/>
+                <w:webHidden/>
+              </w:rPr>
+              <w:t>2</w:t>
+            </w:r>
+            <w:r>
+              <w:rPr>
+                <w:noProof/>
+                <w:webHidden/>
+              </w:rPr>
+              <w:fldChar w:fldCharType="end"/>
+            </w:r>
+          </w:hyperlink>
+        </w:p>
+        <w:p>
+          <w:pPr>
+            <w:pStyle w:val="TOC2"/>
+            <w:rPr>
+              <w:rFonts w:asciiTheme="minorHAnsi" w:eastAsiaTheme="minorEastAsia" w:hAnsiTheme="minorHAnsi" w:cstheme="minorBidi"/>
+              <w:noProof/>
+              <w:kern w:val="2"/>
+              <w:sz w:val="24"/>
+              <w:szCs w:val="24"/>
+              <w14:ligatures w14:val="standardContextual"/>
+            </w:rPr>
+          </w:pPr>
+          <w:hyperlink w:anchor="_Toc230551470" w:history="1">
+            <w:r>
+              <w:rPr>
+                <w:rStyle w:val="Hyperlink"/>
+                <w:noProof/>
+              </w:rPr>
               <w:t>Requirements Descriptions</w:t>
             </w:r>
             <w:r>
               <w:rPr>
                 <w:noProof/>
+                <w:webHidden/>
               </w:rPr>
               <w:tab/>
             </w:r>
             <w:r>
               <w:rPr>
                 <w:noProof/>
+                <w:webHidden/>
               </w:rPr>
               <w:fldChar w:fldCharType="begin"/>
             </w:r>
             <w:r>
               <w:rPr>
                 <w:noProof/>
-              </w:rPr>
-              <w:instrText xml:space="preserve"> PAGEREF _Toc229155501 \h </w:instrText>
-            </w:r>
-            <w:r>
-              <w:rPr>
-                <w:noProof/>
-              </w:rPr>
-            </w:r>
-            <w:r>
-              <w:rPr>
-                <w:noProof/>
+                <w:webHidden/>
+              </w:rPr>
+              <w:instrText xml:space="preserve"> PAGEREF _Toc230551470 \h </w:instrText>
+            </w:r>
+            <w:r>
+              <w:rPr>
+                <w:noProof/>
+                <w:webHidden/>
+              </w:rPr>
+            </w:r>
+            <w:r>
+              <w:rPr>
+                <w:noProof/>
+                <w:webHidden/>
               </w:rPr>
               <w:fldChar w:fldCharType="separate"/>
             </w:r>
             <w:r>
               <w:rPr>
                 <w:noProof/>
-              </w:rPr>
-              <w:t>2</w:t>
-            </w:r>
-            <w:r>
-              <w:rPr>
-                <w:noProof/>
+                <w:webHidden/>
+              </w:rPr>
+              <w:t>3</w:t>
+            </w:r>
+            <w:r>
+              <w:rPr>
+                <w:noProof/>
+                <w:webHidden/>
               </w:rPr>
               <w:fldChar w:fldCharType="end"/>
             </w:r>
@@ -339,14 +451,16 @@
         <w:p>
           <w:pPr>
             <w:pStyle w:val="TOC3"/>
-            <w:tabs>
-              <w:tab w:val="right" w:leader="dot" w:pos="9016"/>
-            </w:tabs>
             <w:rPr>
+              <w:rFonts w:asciiTheme="minorHAnsi" w:eastAsiaTheme="minorEastAsia" w:hAnsiTheme="minorHAnsi" w:cstheme="minorBidi"/>
               <w:noProof/>
+              <w:kern w:val="2"/>
+              <w:sz w:val="24"/>
+              <w:szCs w:val="24"/>
+              <w14:ligatures w14:val="standardContextual"/>
             </w:rPr>
           </w:pPr>
-          <w:hyperlink w:anchor="_Toc229155502" w:history="1">
+          <w:hyperlink w:anchor="_Toc230551471" w:history="1">
             <w:r>
               <w:rPr>
                 <w:rStyle w:val="Hyperlink"/>
@@ -357,41 +471,48 @@
             <w:r>
               <w:rPr>
                 <w:noProof/>
+                <w:webHidden/>
               </w:rPr>
               <w:tab/>
             </w:r>
             <w:r>
               <w:rPr>
                 <w:noProof/>
+                <w:webHidden/>
               </w:rPr>
               <w:fldChar w:fldCharType="begin"/>
             </w:r>
             <w:r>
               <w:rPr>
                 <w:noProof/>
-              </w:rPr>
-              <w:instrText xml:space="preserve"> PAGEREF _Toc229155502 \h </w:instrText>
-            </w:r>
-            <w:r>
-              <w:rPr>
-                <w:noProof/>
-              </w:rPr>
-            </w:r>
-            <w:r>
-              <w:rPr>
-                <w:noProof/>
+                <w:webHidden/>
+              </w:rPr>
+              <w:instrText xml:space="preserve"> PAGEREF _Toc230551471 \h </w:instrText>
+            </w:r>
+            <w:r>
+              <w:rPr>
+                <w:noProof/>
+                <w:webHidden/>
+              </w:rPr>
+            </w:r>
+            <w:r>
+              <w:rPr>
+                <w:noProof/>
+                <w:webHidden/>
               </w:rPr>
               <w:fldChar w:fldCharType="separate"/>
             </w:r>
             <w:r>
               <w:rPr>
                 <w:noProof/>
-              </w:rPr>
-              <w:t>2</w:t>
-            </w:r>
-            <w:r>
-              <w:rPr>
-                <w:noProof/>
+                <w:webHidden/>
+              </w:rPr>
+              <w:t>3</w:t>
+            </w:r>
+            <w:r>
+              <w:rPr>
+                <w:noProof/>
+                <w:webHidden/>
               </w:rPr>
               <w:fldChar w:fldCharType="end"/>
             </w:r>
@@ -400,14 +521,16 @@
         <w:p>
           <w:pPr>
             <w:pStyle w:val="TOC3"/>
-            <w:tabs>
-              <w:tab w:val="right" w:leader="dot" w:pos="9016"/>
-            </w:tabs>
             <w:rPr>
+              <w:rFonts w:asciiTheme="minorHAnsi" w:eastAsiaTheme="minorEastAsia" w:hAnsiTheme="minorHAnsi" w:cstheme="minorBidi"/>
               <w:noProof/>
+              <w:kern w:val="2"/>
+              <w:sz w:val="24"/>
+              <w:szCs w:val="24"/>
+              <w14:ligatures w14:val="standardContextual"/>
             </w:rPr>
           </w:pPr>
-          <w:hyperlink w:anchor="_Toc229155503" w:history="1">
+          <w:hyperlink w:anchor="_Toc230551472" w:history="1">
             <w:r>
               <w:rPr>
                 <w:rStyle w:val="Hyperlink"/>
@@ -418,41 +541,48 @@
             <w:r>
               <w:rPr>
                 <w:noProof/>
+                <w:webHidden/>
               </w:rPr>
               <w:tab/>
             </w:r>
             <w:r>
               <w:rPr>
                 <w:noProof/>
+                <w:webHidden/>
               </w:rPr>
               <w:fldChar w:fldCharType="begin"/>
             </w:r>
             <w:r>
               <w:rPr>
                 <w:noProof/>
-              </w:rPr>
-              <w:instrText xml:space="preserve"> PAGEREF _Toc229155503 \h </w:instrText>
-            </w:r>
-            <w:r>
-              <w:rPr>
-                <w:noProof/>
-              </w:rPr>
-            </w:r>
-            <w:r>
-              <w:rPr>
-                <w:noProof/>
+                <w:webHidden/>
+              </w:rPr>
+              <w:instrText xml:space="preserve"> PAGEREF _Toc230551472 \h </w:instrText>
+            </w:r>
+            <w:r>
+              <w:rPr>
+                <w:noProof/>
+                <w:webHidden/>
+              </w:rPr>
+            </w:r>
+            <w:r>
+              <w:rPr>
+                <w:noProof/>
+                <w:webHidden/>
               </w:rPr>
               <w:fldChar w:fldCharType="separate"/>
             </w:r>
             <w:r>
               <w:rPr>
                 <w:noProof/>
-              </w:rPr>
-              <w:t>2</w:t>
-            </w:r>
-            <w:r>
-              <w:rPr>
-                <w:noProof/>
+                <w:webHidden/>
+              </w:rPr>
+              <w:t>3</w:t>
+            </w:r>
+            <w:r>
+              <w:rPr>
+                <w:noProof/>
+                <w:webHidden/>
               </w:rPr>
               <w:fldChar w:fldCharType="end"/>
             </w:r>
@@ -461,14 +591,16 @@
         <w:p>
           <w:pPr>
             <w:pStyle w:val="TOC3"/>
-            <w:tabs>
-              <w:tab w:val="right" w:leader="dot" w:pos="9016"/>
-            </w:tabs>
             <w:rPr>
+              <w:rFonts w:asciiTheme="minorHAnsi" w:eastAsiaTheme="minorEastAsia" w:hAnsiTheme="minorHAnsi" w:cstheme="minorBidi"/>
               <w:noProof/>
+              <w:kern w:val="2"/>
+              <w:sz w:val="24"/>
+              <w:szCs w:val="24"/>
+              <w14:ligatures w14:val="standardContextual"/>
             </w:rPr>
           </w:pPr>
-          <w:hyperlink w:anchor="_Toc229155504" w:history="1">
+          <w:hyperlink w:anchor="_Toc230551473" w:history="1">
             <w:r>
               <w:rPr>
                 <w:rStyle w:val="Hyperlink"/>
@@ -479,41 +611,48 @@
             <w:r>
               <w:rPr>
                 <w:noProof/>
+                <w:webHidden/>
               </w:rPr>
               <w:tab/>
             </w:r>
             <w:r>
               <w:rPr>
                 <w:noProof/>
+                <w:webHidden/>
               </w:rPr>
               <w:fldChar w:fldCharType="begin"/>
             </w:r>
             <w:r>
               <w:rPr>
                 <w:noProof/>
-              </w:rPr>
-              <w:instrText xml:space="preserve"> PAGEREF _Toc229155504 \h </w:instrText>
-            </w:r>
-            <w:r>
-              <w:rPr>
-                <w:noProof/>
-              </w:rPr>
-            </w:r>
-            <w:r>
-              <w:rPr>
-                <w:noProof/>
+                <w:webHidden/>
+              </w:rPr>
+              <w:instrText xml:space="preserve"> PAGEREF _Toc230551473 \h </w:instrText>
+            </w:r>
+            <w:r>
+              <w:rPr>
+                <w:noProof/>
+                <w:webHidden/>
+              </w:rPr>
+            </w:r>
+            <w:r>
+              <w:rPr>
+                <w:noProof/>
+                <w:webHidden/>
               </w:rPr>
               <w:fldChar w:fldCharType="separate"/>
             </w:r>
             <w:r>
               <w:rPr>
                 <w:noProof/>
-              </w:rPr>
-              <w:t>2</w:t>
-            </w:r>
-            <w:r>
-              <w:rPr>
-                <w:noProof/>
+                <w:webHidden/>
+              </w:rPr>
+              <w:t>3</w:t>
+            </w:r>
+            <w:r>
+              <w:rPr>
+                <w:noProof/>
+                <w:webHidden/>
               </w:rPr>
               <w:fldChar w:fldCharType="end"/>
             </w:r>
@@ -522,14 +661,16 @@
         <w:p>
           <w:pPr>
             <w:pStyle w:val="TOC3"/>
-            <w:tabs>
-              <w:tab w:val="right" w:leader="dot" w:pos="9016"/>
-            </w:tabs>
             <w:rPr>
+              <w:rFonts w:asciiTheme="minorHAnsi" w:eastAsiaTheme="minorEastAsia" w:hAnsiTheme="minorHAnsi" w:cstheme="minorBidi"/>
               <w:noProof/>
+              <w:kern w:val="2"/>
+              <w:sz w:val="24"/>
+              <w:szCs w:val="24"/>
+              <w14:ligatures w14:val="standardContextual"/>
             </w:rPr>
           </w:pPr>
-          <w:hyperlink w:anchor="_Toc229155505" w:history="1">
+          <w:hyperlink w:anchor="_Toc230551474" w:history="1">
             <w:r>
               <w:rPr>
                 <w:rStyle w:val="Hyperlink"/>
@@ -540,41 +681,48 @@
             <w:r>
               <w:rPr>
                 <w:noProof/>
+                <w:webHidden/>
               </w:rPr>
               <w:tab/>
             </w:r>
             <w:r>
               <w:rPr>
                 <w:noProof/>
+                <w:webHidden/>
               </w:rPr>
               <w:fldChar w:fldCharType="begin"/>
             </w:r>
             <w:r>
               <w:rPr>
                 <w:noProof/>
-              </w:rPr>
-              <w:instrText xml:space="preserve"> PAGEREF _Toc229155505 \h </w:instrText>
-            </w:r>
-            <w:r>
-              <w:rPr>
-                <w:noProof/>
-              </w:rPr>
-            </w:r>
-            <w:r>
-              <w:rPr>
-                <w:noProof/>
+                <w:webHidden/>
+              </w:rPr>
+              <w:instrText xml:space="preserve"> PAGEREF _Toc230551474 \h </w:instrText>
+            </w:r>
+            <w:r>
+              <w:rPr>
+                <w:noProof/>
+                <w:webHidden/>
+              </w:rPr>
+            </w:r>
+            <w:r>
+              <w:rPr>
+                <w:noProof/>
+                <w:webHidden/>
               </w:rPr>
               <w:fldChar w:fldCharType="separate"/>
             </w:r>
             <w:r>
               <w:rPr>
                 <w:noProof/>
-              </w:rPr>
-              <w:t>2</w:t>
-            </w:r>
-            <w:r>
-              <w:rPr>
-                <w:noProof/>
+                <w:webHidden/>
+              </w:rPr>
+              <w:t>3</w:t>
+            </w:r>
+            <w:r>
+              <w:rPr>
+                <w:noProof/>
+                <w:webHidden/>
               </w:rPr>
               <w:fldChar w:fldCharType="end"/>
             </w:r>
@@ -583,14 +731,16 @@
         <w:p>
           <w:pPr>
             <w:pStyle w:val="TOC3"/>
-            <w:tabs>
-              <w:tab w:val="right" w:leader="dot" w:pos="9016"/>
-            </w:tabs>
             <w:rPr>
+              <w:rFonts w:asciiTheme="minorHAnsi" w:eastAsiaTheme="minorEastAsia" w:hAnsiTheme="minorHAnsi" w:cstheme="minorBidi"/>
               <w:noProof/>
+              <w:kern w:val="2"/>
+              <w:sz w:val="24"/>
+              <w:szCs w:val="24"/>
+              <w14:ligatures w14:val="standardContextual"/>
             </w:rPr>
           </w:pPr>
-          <w:hyperlink w:anchor="_Toc229155506" w:history="1">
+          <w:hyperlink w:anchor="_Toc230551475" w:history="1">
             <w:r>
               <w:rPr>
                 <w:rStyle w:val="Hyperlink"/>
@@ -601,41 +751,48 @@
             <w:r>
               <w:rPr>
                 <w:noProof/>
+                <w:webHidden/>
               </w:rPr>
               <w:tab/>
             </w:r>
             <w:r>
               <w:rPr>
                 <w:noProof/>
+                <w:webHidden/>
               </w:rPr>
               <w:fldChar w:fldCharType="begin"/>
             </w:r>
             <w:r>
               <w:rPr>
                 <w:noProof/>
-              </w:rPr>
-              <w:instrText xml:space="preserve"> PAGEREF _Toc229155506 \h </w:instrText>
-            </w:r>
-            <w:r>
-              <w:rPr>
-                <w:noProof/>
-              </w:rPr>
-            </w:r>
-            <w:r>
-              <w:rPr>
-                <w:noProof/>
+                <w:webHidden/>
+              </w:rPr>
+              <w:instrText xml:space="preserve"> PAGEREF _Toc230551475 \h </w:instrText>
+            </w:r>
+            <w:r>
+              <w:rPr>
+                <w:noProof/>
+                <w:webHidden/>
+              </w:rPr>
+            </w:r>
+            <w:r>
+              <w:rPr>
+                <w:noProof/>
+                <w:webHidden/>
               </w:rPr>
               <w:fldChar w:fldCharType="separate"/>
             </w:r>
             <w:r>
               <w:rPr>
                 <w:noProof/>
-              </w:rPr>
-              <w:t>2</w:t>
-            </w:r>
-            <w:r>
-              <w:rPr>
-                <w:noProof/>
+                <w:webHidden/>
+              </w:rPr>
+              <w:t>3</w:t>
+            </w:r>
+            <w:r>
+              <w:rPr>
+                <w:noProof/>
+                <w:webHidden/>
               </w:rPr>
               <w:fldChar w:fldCharType="end"/>
             </w:r>
@@ -644,14 +801,16 @@
         <w:p>
           <w:pPr>
             <w:pStyle w:val="TOC3"/>
-            <w:tabs>
-              <w:tab w:val="right" w:leader="dot" w:pos="9016"/>
-            </w:tabs>
             <w:rPr>
+              <w:rFonts w:asciiTheme="minorHAnsi" w:eastAsiaTheme="minorEastAsia" w:hAnsiTheme="minorHAnsi" w:cstheme="minorBidi"/>
               <w:noProof/>
+              <w:kern w:val="2"/>
+              <w:sz w:val="24"/>
+              <w:szCs w:val="24"/>
+              <w14:ligatures w14:val="standardContextual"/>
             </w:rPr>
           </w:pPr>
-          <w:hyperlink w:anchor="_Toc229155507" w:history="1">
+          <w:hyperlink w:anchor="_Toc230551476" w:history="1">
             <w:r>
               <w:rPr>
                 <w:rStyle w:val="Hyperlink"/>
@@ -662,41 +821,48 @@
             <w:r>
               <w:rPr>
                 <w:noProof/>
+                <w:webHidden/>
               </w:rPr>
               <w:tab/>
             </w:r>
             <w:r>
               <w:rPr>
                 <w:noProof/>
+                <w:webHidden/>
               </w:rPr>
               <w:fldChar w:fldCharType="begin"/>
             </w:r>
             <w:r>
               <w:rPr>
                 <w:noProof/>
-              </w:rPr>
-              <w:instrText xml:space="preserve"> PAGEREF _Toc229155507 \h </w:instrText>
-            </w:r>
-            <w:r>
-              <w:rPr>
-                <w:noProof/>
-              </w:rPr>
-            </w:r>
-            <w:r>
-              <w:rPr>
-                <w:noProof/>
+                <w:webHidden/>
+              </w:rPr>
+              <w:instrText xml:space="preserve"> PAGEREF _Toc230551476 \h </w:instrText>
+            </w:r>
+            <w:r>
+              <w:rPr>
+                <w:noProof/>
+                <w:webHidden/>
+              </w:rPr>
+            </w:r>
+            <w:r>
+              <w:rPr>
+                <w:noProof/>
+                <w:webHidden/>
               </w:rPr>
               <w:fldChar w:fldCharType="separate"/>
             </w:r>
             <w:r>
               <w:rPr>
                 <w:noProof/>
-              </w:rPr>
-              <w:t>2</w:t>
-            </w:r>
-            <w:r>
-              <w:rPr>
-                <w:noProof/>
+                <w:webHidden/>
+              </w:rPr>
+              <w:t>4</w:t>
+            </w:r>
+            <w:r>
+              <w:rPr>
+                <w:noProof/>
+                <w:webHidden/>
               </w:rPr>
               <w:fldChar w:fldCharType="end"/>
             </w:r>
@@ -705,14 +871,16 @@
         <w:p>
           <w:pPr>
             <w:pStyle w:val="TOC3"/>
-            <w:tabs>
-              <w:tab w:val="right" w:leader="dot" w:pos="9016"/>
-            </w:tabs>
             <w:rPr>
+              <w:rFonts w:asciiTheme="minorHAnsi" w:eastAsiaTheme="minorEastAsia" w:hAnsiTheme="minorHAnsi" w:cstheme="minorBidi"/>
               <w:noProof/>
+              <w:kern w:val="2"/>
+              <w:sz w:val="24"/>
+              <w:szCs w:val="24"/>
+              <w14:ligatures w14:val="standardContextual"/>
             </w:rPr>
           </w:pPr>
-          <w:hyperlink w:anchor="_Toc229155508" w:history="1">
+          <w:hyperlink w:anchor="_Toc230551477" w:history="1">
             <w:r>
               <w:rPr>
                 <w:rStyle w:val="Hyperlink"/>
@@ -723,41 +891,48 @@
             <w:r>
               <w:rPr>
                 <w:noProof/>
+                <w:webHidden/>
               </w:rPr>
               <w:tab/>
             </w:r>
             <w:r>
               <w:rPr>
                 <w:noProof/>
+                <w:webHidden/>
               </w:rPr>
               <w:fldChar w:fldCharType="begin"/>
             </w:r>
             <w:r>
               <w:rPr>
                 <w:noProof/>
-              </w:rPr>
-              <w:instrText xml:space="preserve"> PAGEREF _Toc229155508 \h </w:instrText>
-            </w:r>
-            <w:r>
-              <w:rPr>
-                <w:noProof/>
-              </w:rPr>
-            </w:r>
-            <w:r>
-              <w:rPr>
-                <w:noProof/>
+                <w:webHidden/>
+              </w:rPr>
+              <w:instrText xml:space="preserve"> PAGEREF _Toc230551477 \h </w:instrText>
+            </w:r>
+            <w:r>
+              <w:rPr>
+                <w:noProof/>
+                <w:webHidden/>
+              </w:rPr>
+            </w:r>
+            <w:r>
+              <w:rPr>
+                <w:noProof/>
+                <w:webHidden/>
               </w:rPr>
               <w:fldChar w:fldCharType="separate"/>
             </w:r>
             <w:r>
               <w:rPr>
                 <w:noProof/>
-              </w:rPr>
-              <w:t>2</w:t>
-            </w:r>
-            <w:r>
-              <w:rPr>
-                <w:noProof/>
+                <w:webHidden/>
+              </w:rPr>
+              <w:t>4</w:t>
+            </w:r>
+            <w:r>
+              <w:rPr>
+                <w:noProof/>
+                <w:webHidden/>
               </w:rPr>
               <w:fldChar w:fldCharType="end"/>
             </w:r>
@@ -766,14 +941,16 @@
         <w:p>
           <w:pPr>
             <w:pStyle w:val="TOC3"/>
-            <w:tabs>
-              <w:tab w:val="right" w:leader="dot" w:pos="9016"/>
-            </w:tabs>
             <w:rPr>
+              <w:rFonts w:asciiTheme="minorHAnsi" w:eastAsiaTheme="minorEastAsia" w:hAnsiTheme="minorHAnsi" w:cstheme="minorBidi"/>
               <w:noProof/>
+              <w:kern w:val="2"/>
+              <w:sz w:val="24"/>
+              <w:szCs w:val="24"/>
+              <w14:ligatures w14:val="standardContextual"/>
             </w:rPr>
           </w:pPr>
-          <w:hyperlink w:anchor="_Toc229155509" w:history="1">
+          <w:hyperlink w:anchor="_Toc230551478" w:history="1">
             <w:r>
               <w:rPr>
                 <w:rStyle w:val="Hyperlink"/>
@@ -784,41 +961,48 @@
             <w:r>
               <w:rPr>
                 <w:noProof/>
+                <w:webHidden/>
               </w:rPr>
               <w:tab/>
             </w:r>
             <w:r>
               <w:rPr>
                 <w:noProof/>
+                <w:webHidden/>
               </w:rPr>
               <w:fldChar w:fldCharType="begin"/>
             </w:r>
             <w:r>
               <w:rPr>
                 <w:noProof/>
-              </w:rPr>
-              <w:instrText xml:space="preserve"> PAGEREF _Toc229155509 \h </w:instrText>
-            </w:r>
-            <w:r>
-              <w:rPr>
-                <w:noProof/>
-              </w:rPr>
-            </w:r>
-            <w:r>
-              <w:rPr>
-                <w:noProof/>
+                <w:webHidden/>
+              </w:rPr>
+              <w:instrText xml:space="preserve"> PAGEREF _Toc230551478 \h </w:instrText>
+            </w:r>
+            <w:r>
+              <w:rPr>
+                <w:noProof/>
+                <w:webHidden/>
+              </w:rPr>
+            </w:r>
+            <w:r>
+              <w:rPr>
+                <w:noProof/>
+                <w:webHidden/>
               </w:rPr>
               <w:fldChar w:fldCharType="separate"/>
             </w:r>
             <w:r>
               <w:rPr>
                 <w:noProof/>
-              </w:rPr>
-              <w:t>2</w:t>
-            </w:r>
-            <w:r>
-              <w:rPr>
-                <w:noProof/>
+                <w:webHidden/>
+              </w:rPr>
+              <w:t>4</w:t>
+            </w:r>
+            <w:r>
+              <w:rPr>
+                <w:noProof/>
+                <w:webHidden/>
               </w:rPr>
               <w:fldChar w:fldCharType="end"/>
             </w:r>
@@ -827,14 +1011,16 @@
         <w:p>
           <w:pPr>
             <w:pStyle w:val="TOC3"/>
-            <w:tabs>
-              <w:tab w:val="right" w:leader="dot" w:pos="9016"/>
-            </w:tabs>
             <w:rPr>
+              <w:rFonts w:asciiTheme="minorHAnsi" w:eastAsiaTheme="minorEastAsia" w:hAnsiTheme="minorHAnsi" w:cstheme="minorBidi"/>
               <w:noProof/>
+              <w:kern w:val="2"/>
+              <w:sz w:val="24"/>
+              <w:szCs w:val="24"/>
+              <w14:ligatures w14:val="standardContextual"/>
             </w:rPr>
           </w:pPr>
-          <w:hyperlink w:anchor="_Toc229155510" w:history="1">
+          <w:hyperlink w:anchor="_Toc230551479" w:history="1">
             <w:r>
               <w:rPr>
                 <w:rStyle w:val="Hyperlink"/>
@@ -845,41 +1031,48 @@
             <w:r>
               <w:rPr>
                 <w:noProof/>
+                <w:webHidden/>
               </w:rPr>
               <w:tab/>
             </w:r>
             <w:r>
               <w:rPr>
                 <w:noProof/>
+                <w:webHidden/>
               </w:rPr>
               <w:fldChar w:fldCharType="begin"/>
             </w:r>
             <w:r>
               <w:rPr>
                 <w:noProof/>
-              </w:rPr>
-              <w:instrText xml:space="preserve"> PAGEREF _Toc229155510 \h </w:instrText>
-            </w:r>
-            <w:r>
-              <w:rPr>
-                <w:noProof/>
-              </w:rPr>
-            </w:r>
-            <w:r>
-              <w:rPr>
-                <w:noProof/>
+                <w:webHidden/>
+              </w:rPr>
+              <w:instrText xml:space="preserve"> PAGEREF _Toc230551479 \h </w:instrText>
+            </w:r>
+            <w:r>
+              <w:rPr>
+                <w:noProof/>
+                <w:webHidden/>
+              </w:rPr>
+            </w:r>
+            <w:r>
+              <w:rPr>
+                <w:noProof/>
+                <w:webHidden/>
               </w:rPr>
               <w:fldChar w:fldCharType="separate"/>
             </w:r>
             <w:r>
               <w:rPr>
                 <w:noProof/>
-              </w:rPr>
-              <w:t>2</w:t>
-            </w:r>
-            <w:r>
-              <w:rPr>
-                <w:noProof/>
+                <w:webHidden/>
+              </w:rPr>
+              <w:t>4</w:t>
+            </w:r>
+            <w:r>
+              <w:rPr>
+                <w:noProof/>
+                <w:webHidden/>
               </w:rPr>
               <w:fldChar w:fldCharType="end"/>
             </w:r>
@@ -888,14 +1081,16 @@
         <w:p>
           <w:pPr>
             <w:pStyle w:val="TOC3"/>
-            <w:tabs>
-              <w:tab w:val="right" w:leader="dot" w:pos="9016"/>
-            </w:tabs>
             <w:rPr>
+              <w:rFonts w:asciiTheme="minorHAnsi" w:eastAsiaTheme="minorEastAsia" w:hAnsiTheme="minorHAnsi" w:cstheme="minorBidi"/>
               <w:noProof/>
+              <w:kern w:val="2"/>
+              <w:sz w:val="24"/>
+              <w:szCs w:val="24"/>
+              <w14:ligatures w14:val="standardContextual"/>
             </w:rPr>
           </w:pPr>
-          <w:hyperlink w:anchor="_Toc229155511" w:history="1">
+          <w:hyperlink w:anchor="_Toc230551480" w:history="1">
             <w:r>
               <w:rPr>
                 <w:rStyle w:val="Hyperlink"/>
@@ -906,41 +1101,48 @@
             <w:r>
               <w:rPr>
                 <w:noProof/>
+                <w:webHidden/>
               </w:rPr>
               <w:tab/>
             </w:r>
             <w:r>
               <w:rPr>
                 <w:noProof/>
+                <w:webHidden/>
               </w:rPr>
               <w:fldChar w:fldCharType="begin"/>
             </w:r>
             <w:r>
               <w:rPr>
                 <w:noProof/>
-              </w:rPr>
-              <w:instrText xml:space="preserve"> PAGEREF _Toc229155511 \h </w:instrText>
-            </w:r>
-            <w:r>
-              <w:rPr>
-                <w:noProof/>
-              </w:rPr>
-            </w:r>
-            <w:r>
-              <w:rPr>
-                <w:noProof/>
+                <w:webHidden/>
+              </w:rPr>
+              <w:instrText xml:space="preserve"> PAGEREF _Toc230551480 \h </w:instrText>
+            </w:r>
+            <w:r>
+              <w:rPr>
+                <w:noProof/>
+                <w:webHidden/>
+              </w:rPr>
+            </w:r>
+            <w:r>
+              <w:rPr>
+                <w:noProof/>
+                <w:webHidden/>
               </w:rPr>
               <w:fldChar w:fldCharType="separate"/>
             </w:r>
             <w:r>
               <w:rPr>
                 <w:noProof/>
-              </w:rPr>
-              <w:t>2</w:t>
-            </w:r>
-            <w:r>
-              <w:rPr>
-                <w:noProof/>
+                <w:webHidden/>
+              </w:rPr>
+              <w:t>4</w:t>
+            </w:r>
+            <w:r>
+              <w:rPr>
+                <w:noProof/>
+                <w:webHidden/>
               </w:rPr>
               <w:fldChar w:fldCharType="end"/>
             </w:r>
@@ -949,14 +1151,16 @@
         <w:p>
           <w:pPr>
             <w:pStyle w:val="TOC3"/>
-            <w:tabs>
-              <w:tab w:val="right" w:leader="dot" w:pos="9016"/>
-            </w:tabs>
             <w:rPr>
+              <w:rFonts w:asciiTheme="minorHAnsi" w:eastAsiaTheme="minorEastAsia" w:hAnsiTheme="minorHAnsi" w:cstheme="minorBidi"/>
               <w:noProof/>
+              <w:kern w:val="2"/>
+              <w:sz w:val="24"/>
+              <w:szCs w:val="24"/>
+              <w14:ligatures w14:val="standardContextual"/>
             </w:rPr>
           </w:pPr>
-          <w:hyperlink w:anchor="_Toc229155512" w:history="1">
+          <w:hyperlink w:anchor="_Toc230551481" w:history="1">
             <w:r>
               <w:rPr>
                 <w:rStyle w:val="Hyperlink"/>
@@ -967,41 +1171,48 @@
             <w:r>
               <w:rPr>
                 <w:noProof/>
+                <w:webHidden/>
               </w:rPr>
               <w:tab/>
             </w:r>
             <w:r>
               <w:rPr>
                 <w:noProof/>
+                <w:webHidden/>
               </w:rPr>
               <w:fldChar w:fldCharType="begin"/>
             </w:r>
             <w:r>
               <w:rPr>
                 <w:noProof/>
-              </w:rPr>
-              <w:instrText xml:space="preserve"> PAGEREF _Toc229155512 \h </w:instrText>
-            </w:r>
-            <w:r>
-              <w:rPr>
-                <w:noProof/>
-              </w:rPr>
-            </w:r>
-            <w:r>
-              <w:rPr>
-                <w:noProof/>
+                <w:webHidden/>
+              </w:rPr>
+              <w:instrText xml:space="preserve"> PAGEREF _Toc230551481 \h </w:instrText>
+            </w:r>
+            <w:r>
+              <w:rPr>
+                <w:noProof/>
+                <w:webHidden/>
+              </w:rPr>
+            </w:r>
+            <w:r>
+              <w:rPr>
+                <w:noProof/>
+                <w:webHidden/>
               </w:rPr>
               <w:fldChar w:fldCharType="separate"/>
             </w:r>
             <w:r>
               <w:rPr>
                 <w:noProof/>
-              </w:rPr>
-              <w:t>2</w:t>
-            </w:r>
-            <w:r>
-              <w:rPr>
-                <w:noProof/>
+                <w:webHidden/>
+              </w:rPr>
+              <w:t>4</w:t>
+            </w:r>
+            <w:r>
+              <w:rPr>
+                <w:noProof/>
+                <w:webHidden/>
               </w:rPr>
               <w:fldChar w:fldCharType="end"/>
             </w:r>
@@ -1010,14 +1221,16 @@
         <w:p>
           <w:pPr>
             <w:pStyle w:val="TOC3"/>
-            <w:tabs>
-              <w:tab w:val="right" w:leader="dot" w:pos="9016"/>
-            </w:tabs>
             <w:rPr>
+              <w:rFonts w:asciiTheme="minorHAnsi" w:eastAsiaTheme="minorEastAsia" w:hAnsiTheme="minorHAnsi" w:cstheme="minorBidi"/>
               <w:noProof/>
+              <w:kern w:val="2"/>
+              <w:sz w:val="24"/>
+              <w:szCs w:val="24"/>
+              <w14:ligatures w14:val="standardContextual"/>
             </w:rPr>
           </w:pPr>
-          <w:hyperlink w:anchor="_Toc229155513" w:history="1">
+          <w:hyperlink w:anchor="_Toc230551482" w:history="1">
             <w:r>
               <w:rPr>
                 <w:rStyle w:val="Hyperlink"/>
@@ -1028,41 +1241,48 @@
             <w:r>
               <w:rPr>
                 <w:noProof/>
+                <w:webHidden/>
               </w:rPr>
               <w:tab/>
             </w:r>
             <w:r>
               <w:rPr>
                 <w:noProof/>
+                <w:webHidden/>
               </w:rPr>
               <w:fldChar w:fldCharType="begin"/>
             </w:r>
             <w:r>
               <w:rPr>
                 <w:noProof/>
-              </w:rPr>
-              <w:instrText xml:space="preserve"> PAGEREF _Toc229155513 \h </w:instrText>
-            </w:r>
-            <w:r>
-              <w:rPr>
-                <w:noProof/>
-              </w:rPr>
-            </w:r>
-            <w:r>
-              <w:rPr>
-                <w:noProof/>
+                <w:webHidden/>
+              </w:rPr>
+              <w:instrText xml:space="preserve"> PAGEREF _Toc230551482 \h </w:instrText>
+            </w:r>
+            <w:r>
+              <w:rPr>
+                <w:noProof/>
+                <w:webHidden/>
+              </w:rPr>
+            </w:r>
+            <w:r>
+              <w:rPr>
+                <w:noProof/>
+                <w:webHidden/>
               </w:rPr>
               <w:fldChar w:fldCharType="separate"/>
             </w:r>
             <w:r>
               <w:rPr>
                 <w:noProof/>
-              </w:rPr>
-              <w:t>2</w:t>
-            </w:r>
-            <w:r>
-              <w:rPr>
-                <w:noProof/>
+                <w:webHidden/>
+              </w:rPr>
+              <w:t>4</w:t>
+            </w:r>
+            <w:r>
+              <w:rPr>
+                <w:noProof/>
+                <w:webHidden/>
               </w:rPr>
               <w:fldChar w:fldCharType="end"/>
             </w:r>
@@ -1071,14 +1291,16 @@
         <w:p>
           <w:pPr>
             <w:pStyle w:val="TOC3"/>
-            <w:tabs>
-              <w:tab w:val="right" w:leader="dot" w:pos="9016"/>
-            </w:tabs>
             <w:rPr>
+              <w:rFonts w:asciiTheme="minorHAnsi" w:eastAsiaTheme="minorEastAsia" w:hAnsiTheme="minorHAnsi" w:cstheme="minorBidi"/>
               <w:noProof/>
+              <w:kern w:val="2"/>
+              <w:sz w:val="24"/>
+              <w:szCs w:val="24"/>
+              <w14:ligatures w14:val="standardContextual"/>
             </w:rPr>
           </w:pPr>
-          <w:hyperlink w:anchor="_Toc229155514" w:history="1">
+          <w:hyperlink w:anchor="_Toc230551483" w:history="1">
             <w:r>
               <w:rPr>
                 <w:rStyle w:val="Hyperlink"/>
@@ -1089,41 +1311,48 @@
             <w:r>
               <w:rPr>
                 <w:noProof/>
+                <w:webHidden/>
               </w:rPr>
               <w:tab/>
             </w:r>
             <w:r>
               <w:rPr>
                 <w:noProof/>
+                <w:webHidden/>
               </w:rPr>
               <w:fldChar w:fldCharType="begin"/>
             </w:r>
             <w:r>
               <w:rPr>
                 <w:noProof/>
-              </w:rPr>
-              <w:instrText xml:space="preserve"> PAGEREF _Toc229155514 \h </w:instrText>
-            </w:r>
-            <w:r>
-              <w:rPr>
-                <w:noProof/>
-              </w:rPr>
-            </w:r>
-            <w:r>
-              <w:rPr>
-                <w:noProof/>
+                <w:webHidden/>
+              </w:rPr>
+              <w:instrText xml:space="preserve"> PAGEREF _Toc230551483 \h </w:instrText>
+            </w:r>
+            <w:r>
+              <w:rPr>
+                <w:noProof/>
+                <w:webHidden/>
+              </w:rPr>
+            </w:r>
+            <w:r>
+              <w:rPr>
+                <w:noProof/>
+                <w:webHidden/>
               </w:rPr>
               <w:fldChar w:fldCharType="separate"/>
             </w:r>
             <w:r>
               <w:rPr>
                 <w:noProof/>
-              </w:rPr>
-              <w:t>2</w:t>
-            </w:r>
-            <w:r>
-              <w:rPr>
-                <w:noProof/>
+                <w:webHidden/>
+              </w:rPr>
+              <w:t>4</w:t>
+            </w:r>
+            <w:r>
+              <w:rPr>
+                <w:noProof/>
+                <w:webHidden/>
               </w:rPr>
               <w:fldChar w:fldCharType="end"/>
             </w:r>
@@ -1132,14 +1361,16 @@
         <w:p>
           <w:pPr>
             <w:pStyle w:val="TOC3"/>
-            <w:tabs>
-              <w:tab w:val="right" w:leader="dot" w:pos="9016"/>
-            </w:tabs>
             <w:rPr>
+              <w:rFonts w:asciiTheme="minorHAnsi" w:eastAsiaTheme="minorEastAsia" w:hAnsiTheme="minorHAnsi" w:cstheme="minorBidi"/>
               <w:noProof/>
+              <w:kern w:val="2"/>
+              <w:sz w:val="24"/>
+              <w:szCs w:val="24"/>
+              <w14:ligatures w14:val="standardContextual"/>
             </w:rPr>
           </w:pPr>
-          <w:hyperlink w:anchor="_Toc229155515" w:history="1">
+          <w:hyperlink w:anchor="_Toc230551484" w:history="1">
             <w:r>
               <w:rPr>
                 <w:rStyle w:val="Hyperlink"/>
@@ -1150,41 +1381,48 @@
             <w:r>
               <w:rPr>
                 <w:noProof/>
+                <w:webHidden/>
               </w:rPr>
               <w:tab/>
             </w:r>
             <w:r>
               <w:rPr>
                 <w:noProof/>
+                <w:webHidden/>
               </w:rPr>
               <w:fldChar w:fldCharType="begin"/>
             </w:r>
             <w:r>
               <w:rPr>
                 <w:noProof/>
-              </w:rPr>
-              <w:instrText xml:space="preserve"> PAGEREF _Toc229155515 \h </w:instrText>
-            </w:r>
-            <w:r>
-              <w:rPr>
-                <w:noProof/>
-              </w:rPr>
-            </w:r>
-            <w:r>
-              <w:rPr>
-                <w:noProof/>
+                <w:webHidden/>
+              </w:rPr>
+              <w:instrText xml:space="preserve"> PAGEREF _Toc230551484 \h </w:instrText>
+            </w:r>
+            <w:r>
+              <w:rPr>
+                <w:noProof/>
+                <w:webHidden/>
+              </w:rPr>
+            </w:r>
+            <w:r>
+              <w:rPr>
+                <w:noProof/>
+                <w:webHidden/>
               </w:rPr>
               <w:fldChar w:fldCharType="separate"/>
             </w:r>
             <w:r>
               <w:rPr>
                 <w:noProof/>
-              </w:rPr>
-              <w:t>2</w:t>
-            </w:r>
-            <w:r>
-              <w:rPr>
-                <w:noProof/>
+                <w:webHidden/>
+              </w:rPr>
+              <w:t>5</w:t>
+            </w:r>
+            <w:r>
+              <w:rPr>
+                <w:noProof/>
+                <w:webHidden/>
               </w:rPr>
               <w:fldChar w:fldCharType="end"/>
             </w:r>
@@ -1193,14 +1431,16 @@
         <w:p>
           <w:pPr>
             <w:pStyle w:val="TOC3"/>
-            <w:tabs>
-              <w:tab w:val="right" w:leader="dot" w:pos="9016"/>
-            </w:tabs>
             <w:rPr>
+              <w:rFonts w:asciiTheme="minorHAnsi" w:eastAsiaTheme="minorEastAsia" w:hAnsiTheme="minorHAnsi" w:cstheme="minorBidi"/>
               <w:noProof/>
+              <w:kern w:val="2"/>
+              <w:sz w:val="24"/>
+              <w:szCs w:val="24"/>
+              <w14:ligatures w14:val="standardContextual"/>
             </w:rPr>
           </w:pPr>
-          <w:hyperlink w:anchor="_Toc229155516" w:history="1">
+          <w:hyperlink w:anchor="_Toc230551485" w:history="1">
             <w:r>
               <w:rPr>
                 <w:rStyle w:val="Hyperlink"/>
@@ -1211,41 +1451,48 @@
             <w:r>
               <w:rPr>
                 <w:noProof/>
+                <w:webHidden/>
               </w:rPr>
               <w:tab/>
             </w:r>
             <w:r>
               <w:rPr>
                 <w:noProof/>
+                <w:webHidden/>
               </w:rPr>
               <w:fldChar w:fldCharType="begin"/>
             </w:r>
             <w:r>
               <w:rPr>
                 <w:noProof/>
-              </w:rPr>
-              <w:instrText xml:space="preserve"> PAGEREF _Toc229155516 \h </w:instrText>
-            </w:r>
-            <w:r>
-              <w:rPr>
-                <w:noProof/>
-              </w:rPr>
-            </w:r>
-            <w:r>
-              <w:rPr>
-                <w:noProof/>
+                <w:webHidden/>
+              </w:rPr>
+              <w:instrText xml:space="preserve"> PAGEREF _Toc230551485 \h </w:instrText>
+            </w:r>
+            <w:r>
+              <w:rPr>
+                <w:noProof/>
+                <w:webHidden/>
+              </w:rPr>
+            </w:r>
+            <w:r>
+              <w:rPr>
+                <w:noProof/>
+                <w:webHidden/>
               </w:rPr>
               <w:fldChar w:fldCharType="separate"/>
             </w:r>
             <w:r>
               <w:rPr>
                 <w:noProof/>
-              </w:rPr>
-              <w:t>2</w:t>
-            </w:r>
-            <w:r>
-              <w:rPr>
-                <w:noProof/>
+                <w:webHidden/>
+              </w:rPr>
+              <w:t>5</w:t>
+            </w:r>
+            <w:r>
+              <w:rPr>
+                <w:noProof/>
+                <w:webHidden/>
               </w:rPr>
               <w:fldChar w:fldCharType="end"/>
             </w:r>
@@ -1254,14 +1501,16 @@
         <w:p>
           <w:pPr>
             <w:pStyle w:val="TOC2"/>
-            <w:tabs>
-              <w:tab w:val="right" w:leader="dot" w:pos="9016"/>
-            </w:tabs>
             <w:rPr>
+              <w:rFonts w:asciiTheme="minorHAnsi" w:eastAsiaTheme="minorEastAsia" w:hAnsiTheme="minorHAnsi" w:cstheme="minorBidi"/>
               <w:noProof/>
+              <w:kern w:val="2"/>
+              <w:sz w:val="24"/>
+              <w:szCs w:val="24"/>
+              <w14:ligatures w14:val="standardContextual"/>
             </w:rPr>
           </w:pPr>
-          <w:hyperlink w:anchor="_Toc229155517" w:history="1">
+          <w:hyperlink w:anchor="_Toc230551486" w:history="1">
             <w:r>
               <w:rPr>
                 <w:rStyle w:val="Hyperlink"/>
@@ -1272,47 +1521,57 @@
             <w:r>
               <w:rPr>
                 <w:noProof/>
+                <w:webHidden/>
               </w:rPr>
               <w:tab/>
             </w:r>
             <w:r>
               <w:rPr>
                 <w:noProof/>
+                <w:webHidden/>
               </w:rPr>
               <w:fldChar w:fldCharType="begin"/>
             </w:r>
             <w:r>
               <w:rPr>
                 <w:noProof/>
-              </w:rPr>
-              <w:instrText xml:space="preserve"> PAGEREF _Toc229155517 \h </w:instrText>
-            </w:r>
-            <w:r>
-              <w:rPr>
-                <w:noProof/>
-              </w:rPr>
-            </w:r>
-            <w:r>
-              <w:rPr>
-                <w:noProof/>
+                <w:webHidden/>
+              </w:rPr>
+              <w:instrText xml:space="preserve"> PAGEREF _Toc230551486 \h </w:instrText>
+            </w:r>
+            <w:r>
+              <w:rPr>
+                <w:noProof/>
+                <w:webHidden/>
+              </w:rPr>
+            </w:r>
+            <w:r>
+              <w:rPr>
+                <w:noProof/>
+                <w:webHidden/>
               </w:rPr>
               <w:fldChar w:fldCharType="separate"/>
             </w:r>
             <w:r>
               <w:rPr>
                 <w:noProof/>
-              </w:rPr>
-              <w:t>2</w:t>
-            </w:r>
-            <w:r>
-              <w:rPr>
-                <w:noProof/>
+                <w:webHidden/>
+              </w:rPr>
+              <w:t>5</w:t>
+            </w:r>
+            <w:r>
+              <w:rPr>
+                <w:noProof/>
+                <w:webHidden/>
               </w:rPr>
               <w:fldChar w:fldCharType="end"/>
             </w:r>
           </w:hyperlink>
         </w:p>
         <w:p>
+          <w:pPr>
+            <w:pStyle w:val="TOCHeading"/>
+          </w:pPr>
           <w:r>
             <w:fldChar w:fldCharType="end"/>
           </w:r>
@@ -1320,22 +1579,15 @@
       </w:sdtContent>
     </w:sdt>
     <w:p>
-      <w:pPr>
-        <w:sectPr>
-          <w:footerReference w:type="default" r:id="rId7"/>
-          <w:pgSz w:w="11906" w:h="16838"/>
-          <w:pgMar w:top="1440" w:right="1440" w:bottom="1440" w:left="1440" w:header="708" w:footer="708" w:gutter="0"/>
-          <w:pgNumType w:start="1"/>
-          <w:cols w:space="720"/>
-          <w:docGrid w:linePitch="360"/>
-        </w:sectPr>
-      </w:pPr>
+      <w:r>
+        <w:br w:type="page"/>
+      </w:r>
     </w:p>
     <w:p>
       <w:pPr>
         <w:pStyle w:val="Heading1"/>
       </w:pPr>
-      <w:bookmarkStart w:id="0" w:name="_Toc229155497"/>
+      <w:bookmarkStart w:id="0" w:name="_Toc230551465"/>
       <w:r>
         <w:lastRenderedPageBreak/>
         <w:t>Requirements Documentation</w:t>
@@ -1346,17 +1598,50 @@
       <w:pPr>
         <w:pStyle w:val="Heading1"/>
       </w:pPr>
-      <w:bookmarkStart w:id="1" w:name="_Toc229155498"/>
+      <w:bookmarkStart w:id="1" w:name="_Toc230551466"/>
       <w:r>
         <w:t>Interactive House</w:t>
       </w:r>
       <w:bookmarkEnd w:id="1"/>
     </w:p>
+    <w:p/>
+    <w:p>
+      <w:r>
+        <w:rPr>
+          <w:b/>
+          <w:bCs/>
+        </w:rPr>
+        <w:t xml:space="preserve">GitHub: </w:t>
+      </w:r>
+      <w:hyperlink r:id="rId7" w:history="1">
+        <w:r>
+          <w:rPr>
+            <w:rStyle w:val="Hyperlink"/>
+          </w:rPr>
+          <w:t>Interactive House</w:t>
+        </w:r>
+      </w:hyperlink>
+      <w:r>
+        <w:t xml:space="preserve"> — see </w:t>
+      </w:r>
+      <w:r>
+        <w:rPr>
+          <w:rFonts w:ascii="Courier New" w:eastAsia="Courier New" w:hAnsi="Courier New" w:cs="Courier New"/>
+          <w:b/>
+          <w:bCs/>
+        </w:rPr>
+        <w:t>SG1_Server_DB/</w:t>
+      </w:r>
+      <w:r>
+        <w:t xml:space="preserve"> for server &amp; database code</w:t>
+      </w:r>
+    </w:p>
+    <w:p/>
     <w:p>
       <w:pPr>
         <w:pStyle w:val="Heading2"/>
       </w:pPr>
-      <w:bookmarkStart w:id="2" w:name="_Toc229155499"/>
+      <w:bookmarkStart w:id="2" w:name="_Toc230551467"/>
       <w:r>
         <w:t>Revision History</w:t>
       </w:r>
@@ -1380,10 +1665,10 @@
         <w:tblLook w:val="04A0" w:firstRow="1" w:lastRow="0" w:firstColumn="1" w:lastColumn="0" w:noHBand="0" w:noVBand="1"/>
       </w:tblPr>
       <w:tblGrid>
-        <w:gridCol w:w="1241"/>
-        <w:gridCol w:w="974"/>
-        <w:gridCol w:w="4424"/>
-        <w:gridCol w:w="2721"/>
+        <w:gridCol w:w="1800"/>
+        <w:gridCol w:w="1200"/>
+        <w:gridCol w:w="4560"/>
+        <w:gridCol w:w="1800"/>
       </w:tblGrid>
       <w:tr>
         <w:tblPrEx>
@@ -1397,14 +1682,14 @@
         </w:trPr>
         <w:tc>
           <w:tcPr>
-            <w:tcW w:w="1200" w:type="dxa"/>
-            <w:tcBorders>
-              <w:top w:val="single" w:sz="1" w:space="0" w:color="CCCCCC"/>
-              <w:left w:val="single" w:sz="1" w:space="0" w:color="CCCCCC"/>
-              <w:bottom w:val="single" w:sz="1" w:space="0" w:color="CCCCCC"/>
-              <w:right w:val="single" w:sz="1" w:space="0" w:color="CCCCCC"/>
-            </w:tcBorders>
-            <w:shd w:val="clear" w:color="auto" w:fill="2E6DA4"/>
+            <w:tcW w:w="1800" w:type="dxa"/>
+            <w:tcBorders>
+              <w:top w:val="single" w:sz="1" w:space="0" w:color="CCCCCC"/>
+              <w:left w:val="single" w:sz="1" w:space="0" w:color="CCCCCC"/>
+              <w:bottom w:val="single" w:sz="1" w:space="0" w:color="CCCCCC"/>
+              <w:right w:val="single" w:sz="1" w:space="0" w:color="CCCCCC"/>
+            </w:tcBorders>
+            <w:shd w:val="clear" w:color="auto" w:fill="2E4057"/>
             <w:tcMar>
               <w:top w:w="80" w:type="dxa"/>
               <w:left w:w="120" w:type="dxa"/>
@@ -1419,6 +1704,8 @@
                 <w:b/>
                 <w:bCs/>
                 <w:color w:val="FFFFFF"/>
+                <w:sz w:val="20"/>
+                <w:szCs w:val="20"/>
               </w:rPr>
               <w:t>Date</w:t>
             </w:r>
@@ -1426,14 +1713,14 @@
         </w:tc>
         <w:tc>
           <w:tcPr>
-            <w:tcW w:w="900" w:type="dxa"/>
-            <w:tcBorders>
-              <w:top w:val="single" w:sz="1" w:space="0" w:color="CCCCCC"/>
-              <w:left w:val="single" w:sz="1" w:space="0" w:color="CCCCCC"/>
-              <w:bottom w:val="single" w:sz="1" w:space="0" w:color="CCCCCC"/>
-              <w:right w:val="single" w:sz="1" w:space="0" w:color="CCCCCC"/>
-            </w:tcBorders>
-            <w:shd w:val="clear" w:color="auto" w:fill="2E6DA4"/>
+            <w:tcW w:w="1200" w:type="dxa"/>
+            <w:tcBorders>
+              <w:top w:val="single" w:sz="1" w:space="0" w:color="CCCCCC"/>
+              <w:left w:val="single" w:sz="1" w:space="0" w:color="CCCCCC"/>
+              <w:bottom w:val="single" w:sz="1" w:space="0" w:color="CCCCCC"/>
+              <w:right w:val="single" w:sz="1" w:space="0" w:color="CCCCCC"/>
+            </w:tcBorders>
+            <w:shd w:val="clear" w:color="auto" w:fill="2E4057"/>
             <w:tcMar>
               <w:top w:w="80" w:type="dxa"/>
               <w:left w:w="120" w:type="dxa"/>
@@ -1448,6 +1735,8 @@
                 <w:b/>
                 <w:bCs/>
                 <w:color w:val="FFFFFF"/>
+                <w:sz w:val="20"/>
+                <w:szCs w:val="20"/>
               </w:rPr>
               <w:t>Version</w:t>
             </w:r>
@@ -1455,14 +1744,14 @@
         </w:tc>
         <w:tc>
           <w:tcPr>
-            <w:tcW w:w="4500" w:type="dxa"/>
-            <w:tcBorders>
-              <w:top w:val="single" w:sz="1" w:space="0" w:color="CCCCCC"/>
-              <w:left w:val="single" w:sz="1" w:space="0" w:color="CCCCCC"/>
-              <w:bottom w:val="single" w:sz="1" w:space="0" w:color="CCCCCC"/>
-              <w:right w:val="single" w:sz="1" w:space="0" w:color="CCCCCC"/>
-            </w:tcBorders>
-            <w:shd w:val="clear" w:color="auto" w:fill="2E6DA4"/>
+            <w:tcW w:w="4560" w:type="dxa"/>
+            <w:tcBorders>
+              <w:top w:val="single" w:sz="1" w:space="0" w:color="CCCCCC"/>
+              <w:left w:val="single" w:sz="1" w:space="0" w:color="CCCCCC"/>
+              <w:bottom w:val="single" w:sz="1" w:space="0" w:color="CCCCCC"/>
+              <w:right w:val="single" w:sz="1" w:space="0" w:color="CCCCCC"/>
+            </w:tcBorders>
+            <w:shd w:val="clear" w:color="auto" w:fill="2E4057"/>
             <w:tcMar>
               <w:top w:w="80" w:type="dxa"/>
               <w:left w:w="120" w:type="dxa"/>
@@ -1477,6 +1766,8 @@
                 <w:b/>
                 <w:bCs/>
                 <w:color w:val="FFFFFF"/>
+                <w:sz w:val="20"/>
+                <w:szCs w:val="20"/>
               </w:rPr>
               <w:t>Description</w:t>
             </w:r>
@@ -1484,14 +1775,14 @@
         </w:tc>
         <w:tc>
           <w:tcPr>
-            <w:tcW w:w="2760" w:type="dxa"/>
-            <w:tcBorders>
-              <w:top w:val="single" w:sz="1" w:space="0" w:color="CCCCCC"/>
-              <w:left w:val="single" w:sz="1" w:space="0" w:color="CCCCCC"/>
-              <w:bottom w:val="single" w:sz="1" w:space="0" w:color="CCCCCC"/>
-              <w:right w:val="single" w:sz="1" w:space="0" w:color="CCCCCC"/>
-            </w:tcBorders>
-            <w:shd w:val="clear" w:color="auto" w:fill="2E6DA4"/>
+            <w:tcW w:w="1800" w:type="dxa"/>
+            <w:tcBorders>
+              <w:top w:val="single" w:sz="1" w:space="0" w:color="CCCCCC"/>
+              <w:left w:val="single" w:sz="1" w:space="0" w:color="CCCCCC"/>
+              <w:bottom w:val="single" w:sz="1" w:space="0" w:color="CCCCCC"/>
+              <w:right w:val="single" w:sz="1" w:space="0" w:color="CCCCCC"/>
+            </w:tcBorders>
+            <w:shd w:val="clear" w:color="auto" w:fill="2E4057"/>
             <w:tcMar>
               <w:top w:w="80" w:type="dxa"/>
               <w:left w:w="120" w:type="dxa"/>
@@ -1506,6 +1797,8 @@
                 <w:b/>
                 <w:bCs/>
                 <w:color w:val="FFFFFF"/>
+                <w:sz w:val="20"/>
+                <w:szCs w:val="20"/>
               </w:rPr>
               <w:t>Author</w:t>
             </w:r>
@@ -1521,6 +1814,35 @@
         </w:tblPrEx>
         <w:tc>
           <w:tcPr>
+            <w:tcW w:w="1800" w:type="dxa"/>
+            <w:tcBorders>
+              <w:top w:val="single" w:sz="1" w:space="0" w:color="CCCCCC"/>
+              <w:left w:val="single" w:sz="1" w:space="0" w:color="CCCCCC"/>
+              <w:bottom w:val="single" w:sz="1" w:space="0" w:color="CCCCCC"/>
+              <w:right w:val="single" w:sz="1" w:space="0" w:color="CCCCCC"/>
+            </w:tcBorders>
+            <w:shd w:val="clear" w:color="auto" w:fill="F2F2F2"/>
+            <w:tcMar>
+              <w:top w:w="80" w:type="dxa"/>
+              <w:left w:w="120" w:type="dxa"/>
+              <w:bottom w:w="80" w:type="dxa"/>
+              <w:right w:w="120" w:type="dxa"/>
+            </w:tcMar>
+            <w:vAlign w:val="center"/>
+          </w:tcPr>
+          <w:p>
+            <w:r>
+              <w:rPr>
+                <w:color w:val="000000"/>
+                <w:sz w:val="20"/>
+                <w:szCs w:val="20"/>
+              </w:rPr>
+              <w:t>08/02/2026</w:t>
+            </w:r>
+          </w:p>
+        </w:tc>
+        <w:tc>
+          <w:tcPr>
             <w:tcW w:w="1200" w:type="dxa"/>
             <w:tcBorders>
               <w:top w:val="single" w:sz="1" w:space="0" w:color="CCCCCC"/>
@@ -1528,46 +1850,21 @@
               <w:bottom w:val="single" w:sz="1" w:space="0" w:color="CCCCCC"/>
               <w:right w:val="single" w:sz="1" w:space="0" w:color="CCCCCC"/>
             </w:tcBorders>
-            <w:shd w:val="clear" w:color="auto" w:fill="FFFFFF"/>
-            <w:tcMar>
-              <w:top w:w="80" w:type="dxa"/>
-              <w:left w:w="120" w:type="dxa"/>
-              <w:bottom w:w="80" w:type="dxa"/>
-              <w:right w:w="120" w:type="dxa"/>
-            </w:tcMar>
-            <w:vAlign w:val="center"/>
-          </w:tcPr>
-          <w:p>
-            <w:r>
-              <w:rPr>
-                <w:color w:val="000000"/>
-              </w:rPr>
-              <w:t>08/02/2026</w:t>
-            </w:r>
-          </w:p>
-        </w:tc>
-        <w:tc>
-          <w:tcPr>
-            <w:tcW w:w="900" w:type="dxa"/>
-            <w:tcBorders>
-              <w:top w:val="single" w:sz="1" w:space="0" w:color="CCCCCC"/>
-              <w:left w:val="single" w:sz="1" w:space="0" w:color="CCCCCC"/>
-              <w:bottom w:val="single" w:sz="1" w:space="0" w:color="CCCCCC"/>
-              <w:right w:val="single" w:sz="1" w:space="0" w:color="CCCCCC"/>
-            </w:tcBorders>
-            <w:shd w:val="clear" w:color="auto" w:fill="FFFFFF"/>
-            <w:tcMar>
-              <w:top w:w="80" w:type="dxa"/>
-              <w:left w:w="120" w:type="dxa"/>
-              <w:bottom w:w="80" w:type="dxa"/>
-              <w:right w:w="120" w:type="dxa"/>
-            </w:tcMar>
-            <w:vAlign w:val="center"/>
-          </w:tcPr>
-          <w:p>
-            <w:r>
-              <w:rPr>
-                <w:color w:val="000000"/>
+            <w:shd w:val="clear" w:color="auto" w:fill="F2F2F2"/>
+            <w:tcMar>
+              <w:top w:w="80" w:type="dxa"/>
+              <w:left w:w="120" w:type="dxa"/>
+              <w:bottom w:w="80" w:type="dxa"/>
+              <w:right w:w="120" w:type="dxa"/>
+            </w:tcMar>
+            <w:vAlign w:val="center"/>
+          </w:tcPr>
+          <w:p>
+            <w:r>
+              <w:rPr>
+                <w:color w:val="000000"/>
+                <w:sz w:val="20"/>
+                <w:szCs w:val="20"/>
               </w:rPr>
               <w:t>1.0</w:t>
             </w:r>
@@ -1575,26 +1872,28 @@
         </w:tc>
         <w:tc>
           <w:tcPr>
-            <w:tcW w:w="4500" w:type="dxa"/>
-            <w:tcBorders>
-              <w:top w:val="single" w:sz="1" w:space="0" w:color="CCCCCC"/>
-              <w:left w:val="single" w:sz="1" w:space="0" w:color="CCCCCC"/>
-              <w:bottom w:val="single" w:sz="1" w:space="0" w:color="CCCCCC"/>
-              <w:right w:val="single" w:sz="1" w:space="0" w:color="CCCCCC"/>
-            </w:tcBorders>
-            <w:shd w:val="clear" w:color="auto" w:fill="FFFFFF"/>
-            <w:tcMar>
-              <w:top w:w="80" w:type="dxa"/>
-              <w:left w:w="120" w:type="dxa"/>
-              <w:bottom w:w="80" w:type="dxa"/>
-              <w:right w:w="120" w:type="dxa"/>
-            </w:tcMar>
-            <w:vAlign w:val="center"/>
-          </w:tcPr>
-          <w:p>
-            <w:r>
-              <w:rPr>
-                <w:color w:val="000000"/>
+            <w:tcW w:w="4560" w:type="dxa"/>
+            <w:tcBorders>
+              <w:top w:val="single" w:sz="1" w:space="0" w:color="CCCCCC"/>
+              <w:left w:val="single" w:sz="1" w:space="0" w:color="CCCCCC"/>
+              <w:bottom w:val="single" w:sz="1" w:space="0" w:color="CCCCCC"/>
+              <w:right w:val="single" w:sz="1" w:space="0" w:color="CCCCCC"/>
+            </w:tcBorders>
+            <w:shd w:val="clear" w:color="auto" w:fill="F2F2F2"/>
+            <w:tcMar>
+              <w:top w:w="80" w:type="dxa"/>
+              <w:left w:w="120" w:type="dxa"/>
+              <w:bottom w:w="80" w:type="dxa"/>
+              <w:right w:w="120" w:type="dxa"/>
+            </w:tcMar>
+            <w:vAlign w:val="center"/>
+          </w:tcPr>
+          <w:p>
+            <w:r>
+              <w:rPr>
+                <w:color w:val="000000"/>
+                <w:sz w:val="20"/>
+                <w:szCs w:val="20"/>
               </w:rPr>
               <w:t>Initial functional requirements</w:t>
             </w:r>
@@ -1602,26 +1901,28 @@
         </w:tc>
         <w:tc>
           <w:tcPr>
-            <w:tcW w:w="2760" w:type="dxa"/>
-            <w:tcBorders>
-              <w:top w:val="single" w:sz="1" w:space="0" w:color="CCCCCC"/>
-              <w:left w:val="single" w:sz="1" w:space="0" w:color="CCCCCC"/>
-              <w:bottom w:val="single" w:sz="1" w:space="0" w:color="CCCCCC"/>
-              <w:right w:val="single" w:sz="1" w:space="0" w:color="CCCCCC"/>
-            </w:tcBorders>
-            <w:shd w:val="clear" w:color="auto" w:fill="FFFFFF"/>
-            <w:tcMar>
-              <w:top w:w="80" w:type="dxa"/>
-              <w:left w:w="120" w:type="dxa"/>
-              <w:bottom w:w="80" w:type="dxa"/>
-              <w:right w:w="120" w:type="dxa"/>
-            </w:tcMar>
-            <w:vAlign w:val="center"/>
-          </w:tcPr>
-          <w:p>
-            <w:r>
-              <w:rPr>
-                <w:color w:val="000000"/>
+            <w:tcW w:w="1800" w:type="dxa"/>
+            <w:tcBorders>
+              <w:top w:val="single" w:sz="1" w:space="0" w:color="CCCCCC"/>
+              <w:left w:val="single" w:sz="1" w:space="0" w:color="CCCCCC"/>
+              <w:bottom w:val="single" w:sz="1" w:space="0" w:color="CCCCCC"/>
+              <w:right w:val="single" w:sz="1" w:space="0" w:color="CCCCCC"/>
+            </w:tcBorders>
+            <w:shd w:val="clear" w:color="auto" w:fill="F2F2F2"/>
+            <w:tcMar>
+              <w:top w:w="80" w:type="dxa"/>
+              <w:left w:w="120" w:type="dxa"/>
+              <w:bottom w:w="80" w:type="dxa"/>
+              <w:right w:w="120" w:type="dxa"/>
+            </w:tcMar>
+            <w:vAlign w:val="center"/>
+          </w:tcPr>
+          <w:p>
+            <w:r>
+              <w:rPr>
+                <w:color w:val="000000"/>
+                <w:sz w:val="20"/>
+                <w:szCs w:val="20"/>
               </w:rPr>
               <w:t>Katerina Arvay, Andre Sandblom, Dario Ostojic</w:t>
             </w:r>
@@ -1637,6 +1938,34 @@
         </w:tblPrEx>
         <w:tc>
           <w:tcPr>
+            <w:tcW w:w="1800" w:type="dxa"/>
+            <w:tcBorders>
+              <w:top w:val="single" w:sz="1" w:space="0" w:color="CCCCCC"/>
+              <w:left w:val="single" w:sz="1" w:space="0" w:color="CCCCCC"/>
+              <w:bottom w:val="single" w:sz="1" w:space="0" w:color="CCCCCC"/>
+              <w:right w:val="single" w:sz="1" w:space="0" w:color="CCCCCC"/>
+            </w:tcBorders>
+            <w:tcMar>
+              <w:top w:w="80" w:type="dxa"/>
+              <w:left w:w="120" w:type="dxa"/>
+              <w:bottom w:w="80" w:type="dxa"/>
+              <w:right w:w="120" w:type="dxa"/>
+            </w:tcMar>
+            <w:vAlign w:val="center"/>
+          </w:tcPr>
+          <w:p>
+            <w:r>
+              <w:rPr>
+                <w:color w:val="000000"/>
+                <w:sz w:val="20"/>
+                <w:szCs w:val="20"/>
+              </w:rPr>
+              <w:t>01/03/2026</w:t>
+            </w:r>
+          </w:p>
+        </w:tc>
+        <w:tc>
+          <w:tcPr>
             <w:tcW w:w="1200" w:type="dxa"/>
             <w:tcBorders>
               <w:top w:val="single" w:sz="1" w:space="0" w:color="CCCCCC"/>
@@ -1644,46 +1973,20 @@
               <w:bottom w:val="single" w:sz="1" w:space="0" w:color="CCCCCC"/>
               <w:right w:val="single" w:sz="1" w:space="0" w:color="CCCCCC"/>
             </w:tcBorders>
-            <w:shd w:val="clear" w:color="auto" w:fill="FFFFFF"/>
-            <w:tcMar>
-              <w:top w:w="80" w:type="dxa"/>
-              <w:left w:w="120" w:type="dxa"/>
-              <w:bottom w:w="80" w:type="dxa"/>
-              <w:right w:w="120" w:type="dxa"/>
-            </w:tcMar>
-            <w:vAlign w:val="center"/>
-          </w:tcPr>
-          <w:p>
-            <w:r>
-              <w:rPr>
-                <w:color w:val="000000"/>
-              </w:rPr>
-              <w:t>01/03/2026</w:t>
-            </w:r>
-          </w:p>
-        </w:tc>
-        <w:tc>
-          <w:tcPr>
-            <w:tcW w:w="900" w:type="dxa"/>
-            <w:tcBorders>
-              <w:top w:val="single" w:sz="1" w:space="0" w:color="CCCCCC"/>
-              <w:left w:val="single" w:sz="1" w:space="0" w:color="CCCCCC"/>
-              <w:bottom w:val="single" w:sz="1" w:space="0" w:color="CCCCCC"/>
-              <w:right w:val="single" w:sz="1" w:space="0" w:color="CCCCCC"/>
-            </w:tcBorders>
-            <w:shd w:val="clear" w:color="auto" w:fill="FFFFFF"/>
-            <w:tcMar>
-              <w:top w:w="80" w:type="dxa"/>
-              <w:left w:w="120" w:type="dxa"/>
-              <w:bottom w:w="80" w:type="dxa"/>
-              <w:right w:w="120" w:type="dxa"/>
-            </w:tcMar>
-            <w:vAlign w:val="center"/>
-          </w:tcPr>
-          <w:p>
-            <w:r>
-              <w:rPr>
-                <w:color w:val="000000"/>
+            <w:tcMar>
+              <w:top w:w="80" w:type="dxa"/>
+              <w:left w:w="120" w:type="dxa"/>
+              <w:bottom w:w="80" w:type="dxa"/>
+              <w:right w:w="120" w:type="dxa"/>
+            </w:tcMar>
+            <w:vAlign w:val="center"/>
+          </w:tcPr>
+          <w:p>
+            <w:r>
+              <w:rPr>
+                <w:color w:val="000000"/>
+                <w:sz w:val="20"/>
+                <w:szCs w:val="20"/>
               </w:rPr>
               <w:t>1.1</w:t>
             </w:r>
@@ -1691,26 +1994,27 @@
         </w:tc>
         <w:tc>
           <w:tcPr>
-            <w:tcW w:w="4500" w:type="dxa"/>
-            <w:tcBorders>
-              <w:top w:val="single" w:sz="1" w:space="0" w:color="CCCCCC"/>
-              <w:left w:val="single" w:sz="1" w:space="0" w:color="CCCCCC"/>
-              <w:bottom w:val="single" w:sz="1" w:space="0" w:color="CCCCCC"/>
-              <w:right w:val="single" w:sz="1" w:space="0" w:color="CCCCCC"/>
-            </w:tcBorders>
-            <w:shd w:val="clear" w:color="auto" w:fill="FFFFFF"/>
-            <w:tcMar>
-              <w:top w:w="80" w:type="dxa"/>
-              <w:left w:w="120" w:type="dxa"/>
-              <w:bottom w:w="80" w:type="dxa"/>
-              <w:right w:w="120" w:type="dxa"/>
-            </w:tcMar>
-            <w:vAlign w:val="center"/>
-          </w:tcPr>
-          <w:p>
-            <w:r>
-              <w:rPr>
-                <w:color w:val="000000"/>
+            <w:tcW w:w="4560" w:type="dxa"/>
+            <w:tcBorders>
+              <w:top w:val="single" w:sz="1" w:space="0" w:color="CCCCCC"/>
+              <w:left w:val="single" w:sz="1" w:space="0" w:color="CCCCCC"/>
+              <w:bottom w:val="single" w:sz="1" w:space="0" w:color="CCCCCC"/>
+              <w:right w:val="single" w:sz="1" w:space="0" w:color="CCCCCC"/>
+            </w:tcBorders>
+            <w:tcMar>
+              <w:top w:w="80" w:type="dxa"/>
+              <w:left w:w="120" w:type="dxa"/>
+              <w:bottom w:w="80" w:type="dxa"/>
+              <w:right w:w="120" w:type="dxa"/>
+            </w:tcMar>
+            <w:vAlign w:val="center"/>
+          </w:tcPr>
+          <w:p>
+            <w:r>
+              <w:rPr>
+                <w:color w:val="000000"/>
+                <w:sz w:val="20"/>
+                <w:szCs w:val="20"/>
               </w:rPr>
               <w:t>Requirement updates with new devices</w:t>
             </w:r>
@@ -1718,26 +2022,27 @@
         </w:tc>
         <w:tc>
           <w:tcPr>
-            <w:tcW w:w="2760" w:type="dxa"/>
-            <w:tcBorders>
-              <w:top w:val="single" w:sz="1" w:space="0" w:color="CCCCCC"/>
-              <w:left w:val="single" w:sz="1" w:space="0" w:color="CCCCCC"/>
-              <w:bottom w:val="single" w:sz="1" w:space="0" w:color="CCCCCC"/>
-              <w:right w:val="single" w:sz="1" w:space="0" w:color="CCCCCC"/>
-            </w:tcBorders>
-            <w:shd w:val="clear" w:color="auto" w:fill="FFFFFF"/>
-            <w:tcMar>
-              <w:top w:w="80" w:type="dxa"/>
-              <w:left w:w="120" w:type="dxa"/>
-              <w:bottom w:w="80" w:type="dxa"/>
-              <w:right w:w="120" w:type="dxa"/>
-            </w:tcMar>
-            <w:vAlign w:val="center"/>
-          </w:tcPr>
-          <w:p>
-            <w:r>
-              <w:rPr>
-                <w:color w:val="000000"/>
+            <w:tcW w:w="1800" w:type="dxa"/>
+            <w:tcBorders>
+              <w:top w:val="single" w:sz="1" w:space="0" w:color="CCCCCC"/>
+              <w:left w:val="single" w:sz="1" w:space="0" w:color="CCCCCC"/>
+              <w:bottom w:val="single" w:sz="1" w:space="0" w:color="CCCCCC"/>
+              <w:right w:val="single" w:sz="1" w:space="0" w:color="CCCCCC"/>
+            </w:tcBorders>
+            <w:tcMar>
+              <w:top w:w="80" w:type="dxa"/>
+              <w:left w:w="120" w:type="dxa"/>
+              <w:bottom w:w="80" w:type="dxa"/>
+              <w:right w:w="120" w:type="dxa"/>
+            </w:tcMar>
+            <w:vAlign w:val="center"/>
+          </w:tcPr>
+          <w:p>
+            <w:r>
+              <w:rPr>
+                <w:color w:val="000000"/>
+                <w:sz w:val="20"/>
+                <w:szCs w:val="20"/>
               </w:rPr>
               <w:t>Katerina Arvay, Andre Sandblom, Dario Ostojic</w:t>
             </w:r>
@@ -1753,6 +2058,35 @@
         </w:tblPrEx>
         <w:tc>
           <w:tcPr>
+            <w:tcW w:w="1800" w:type="dxa"/>
+            <w:tcBorders>
+              <w:top w:val="single" w:sz="1" w:space="0" w:color="CCCCCC"/>
+              <w:left w:val="single" w:sz="1" w:space="0" w:color="CCCCCC"/>
+              <w:bottom w:val="single" w:sz="1" w:space="0" w:color="CCCCCC"/>
+              <w:right w:val="single" w:sz="1" w:space="0" w:color="CCCCCC"/>
+            </w:tcBorders>
+            <w:shd w:val="clear" w:color="auto" w:fill="F2F2F2"/>
+            <w:tcMar>
+              <w:top w:w="80" w:type="dxa"/>
+              <w:left w:w="120" w:type="dxa"/>
+              <w:bottom w:w="80" w:type="dxa"/>
+              <w:right w:w="120" w:type="dxa"/>
+            </w:tcMar>
+            <w:vAlign w:val="center"/>
+          </w:tcPr>
+          <w:p>
+            <w:r>
+              <w:rPr>
+                <w:color w:val="000000"/>
+                <w:sz w:val="20"/>
+                <w:szCs w:val="20"/>
+              </w:rPr>
+              <w:t>17/03/2026</w:t>
+            </w:r>
+          </w:p>
+        </w:tc>
+        <w:tc>
+          <w:tcPr>
             <w:tcW w:w="1200" w:type="dxa"/>
             <w:tcBorders>
               <w:top w:val="single" w:sz="1" w:space="0" w:color="CCCCCC"/>
@@ -1760,46 +2094,21 @@
               <w:bottom w:val="single" w:sz="1" w:space="0" w:color="CCCCCC"/>
               <w:right w:val="single" w:sz="1" w:space="0" w:color="CCCCCC"/>
             </w:tcBorders>
-            <w:shd w:val="clear" w:color="auto" w:fill="FFFFFF"/>
-            <w:tcMar>
-              <w:top w:w="80" w:type="dxa"/>
-              <w:left w:w="120" w:type="dxa"/>
-              <w:bottom w:w="80" w:type="dxa"/>
-              <w:right w:w="120" w:type="dxa"/>
-            </w:tcMar>
-            <w:vAlign w:val="center"/>
-          </w:tcPr>
-          <w:p>
-            <w:r>
-              <w:rPr>
-                <w:color w:val="000000"/>
-              </w:rPr>
-              <w:t>17/03/2026</w:t>
-            </w:r>
-          </w:p>
-        </w:tc>
-        <w:tc>
-          <w:tcPr>
-            <w:tcW w:w="900" w:type="dxa"/>
-            <w:tcBorders>
-              <w:top w:val="single" w:sz="1" w:space="0" w:color="CCCCCC"/>
-              <w:left w:val="single" w:sz="1" w:space="0" w:color="CCCCCC"/>
-              <w:bottom w:val="single" w:sz="1" w:space="0" w:color="CCCCCC"/>
-              <w:right w:val="single" w:sz="1" w:space="0" w:color="CCCCCC"/>
-            </w:tcBorders>
-            <w:shd w:val="clear" w:color="auto" w:fill="FFFFFF"/>
-            <w:tcMar>
-              <w:top w:w="80" w:type="dxa"/>
-              <w:left w:w="120" w:type="dxa"/>
-              <w:bottom w:w="80" w:type="dxa"/>
-              <w:right w:w="120" w:type="dxa"/>
-            </w:tcMar>
-            <w:vAlign w:val="center"/>
-          </w:tcPr>
-          <w:p>
-            <w:r>
-              <w:rPr>
-                <w:color w:val="000000"/>
+            <w:shd w:val="clear" w:color="auto" w:fill="F2F2F2"/>
+            <w:tcMar>
+              <w:top w:w="80" w:type="dxa"/>
+              <w:left w:w="120" w:type="dxa"/>
+              <w:bottom w:w="80" w:type="dxa"/>
+              <w:right w:w="120" w:type="dxa"/>
+            </w:tcMar>
+            <w:vAlign w:val="center"/>
+          </w:tcPr>
+          <w:p>
+            <w:r>
+              <w:rPr>
+                <w:color w:val="000000"/>
+                <w:sz w:val="20"/>
+                <w:szCs w:val="20"/>
               </w:rPr>
               <w:t>1.2</w:t>
             </w:r>
@@ -1807,26 +2116,28 @@
         </w:tc>
         <w:tc>
           <w:tcPr>
-            <w:tcW w:w="4500" w:type="dxa"/>
-            <w:tcBorders>
-              <w:top w:val="single" w:sz="1" w:space="0" w:color="CCCCCC"/>
-              <w:left w:val="single" w:sz="1" w:space="0" w:color="CCCCCC"/>
-              <w:bottom w:val="single" w:sz="1" w:space="0" w:color="CCCCCC"/>
-              <w:right w:val="single" w:sz="1" w:space="0" w:color="CCCCCC"/>
-            </w:tcBorders>
-            <w:shd w:val="clear" w:color="auto" w:fill="FFFFFF"/>
-            <w:tcMar>
-              <w:top w:w="80" w:type="dxa"/>
-              <w:left w:w="120" w:type="dxa"/>
-              <w:bottom w:w="80" w:type="dxa"/>
-              <w:right w:w="120" w:type="dxa"/>
-            </w:tcMar>
-            <w:vAlign w:val="center"/>
-          </w:tcPr>
-          <w:p>
-            <w:r>
-              <w:rPr>
-                <w:color w:val="000000"/>
+            <w:tcW w:w="4560" w:type="dxa"/>
+            <w:tcBorders>
+              <w:top w:val="single" w:sz="1" w:space="0" w:color="CCCCCC"/>
+              <w:left w:val="single" w:sz="1" w:space="0" w:color="CCCCCC"/>
+              <w:bottom w:val="single" w:sz="1" w:space="0" w:color="CCCCCC"/>
+              <w:right w:val="single" w:sz="1" w:space="0" w:color="CCCCCC"/>
+            </w:tcBorders>
+            <w:shd w:val="clear" w:color="auto" w:fill="F2F2F2"/>
+            <w:tcMar>
+              <w:top w:w="80" w:type="dxa"/>
+              <w:left w:w="120" w:type="dxa"/>
+              <w:bottom w:w="80" w:type="dxa"/>
+              <w:right w:w="120" w:type="dxa"/>
+            </w:tcMar>
+            <w:vAlign w:val="center"/>
+          </w:tcPr>
+          <w:p>
+            <w:r>
+              <w:rPr>
+                <w:color w:val="000000"/>
+                <w:sz w:val="20"/>
+                <w:szCs w:val="20"/>
               </w:rPr>
               <w:t>Refined functional requirements to align with current system architecture and deployment setup</w:t>
             </w:r>
@@ -1834,26 +2145,28 @@
         </w:tc>
         <w:tc>
           <w:tcPr>
-            <w:tcW w:w="2760" w:type="dxa"/>
-            <w:tcBorders>
-              <w:top w:val="single" w:sz="1" w:space="0" w:color="CCCCCC"/>
-              <w:left w:val="single" w:sz="1" w:space="0" w:color="CCCCCC"/>
-              <w:bottom w:val="single" w:sz="1" w:space="0" w:color="CCCCCC"/>
-              <w:right w:val="single" w:sz="1" w:space="0" w:color="CCCCCC"/>
-            </w:tcBorders>
-            <w:shd w:val="clear" w:color="auto" w:fill="FFFFFF"/>
-            <w:tcMar>
-              <w:top w:w="80" w:type="dxa"/>
-              <w:left w:w="120" w:type="dxa"/>
-              <w:bottom w:w="80" w:type="dxa"/>
-              <w:right w:w="120" w:type="dxa"/>
-            </w:tcMar>
-            <w:vAlign w:val="center"/>
-          </w:tcPr>
-          <w:p>
-            <w:r>
-              <w:rPr>
-                <w:color w:val="000000"/>
+            <w:tcW w:w="1800" w:type="dxa"/>
+            <w:tcBorders>
+              <w:top w:val="single" w:sz="1" w:space="0" w:color="CCCCCC"/>
+              <w:left w:val="single" w:sz="1" w:space="0" w:color="CCCCCC"/>
+              <w:bottom w:val="single" w:sz="1" w:space="0" w:color="CCCCCC"/>
+              <w:right w:val="single" w:sz="1" w:space="0" w:color="CCCCCC"/>
+            </w:tcBorders>
+            <w:shd w:val="clear" w:color="auto" w:fill="F2F2F2"/>
+            <w:tcMar>
+              <w:top w:w="80" w:type="dxa"/>
+              <w:left w:w="120" w:type="dxa"/>
+              <w:bottom w:w="80" w:type="dxa"/>
+              <w:right w:w="120" w:type="dxa"/>
+            </w:tcMar>
+            <w:vAlign w:val="center"/>
+          </w:tcPr>
+          <w:p>
+            <w:r>
+              <w:rPr>
+                <w:color w:val="000000"/>
+                <w:sz w:val="20"/>
+                <w:szCs w:val="20"/>
               </w:rPr>
               <w:t>Katerina Arvay, Andre Sandblom, Dario Ostojic</w:t>
             </w:r>
@@ -1869,6 +2182,34 @@
         </w:tblPrEx>
         <w:tc>
           <w:tcPr>
+            <w:tcW w:w="1800" w:type="dxa"/>
+            <w:tcBorders>
+              <w:top w:val="single" w:sz="1" w:space="0" w:color="CCCCCC"/>
+              <w:left w:val="single" w:sz="1" w:space="0" w:color="CCCCCC"/>
+              <w:bottom w:val="single" w:sz="1" w:space="0" w:color="CCCCCC"/>
+              <w:right w:val="single" w:sz="1" w:space="0" w:color="CCCCCC"/>
+            </w:tcBorders>
+            <w:tcMar>
+              <w:top w:w="80" w:type="dxa"/>
+              <w:left w:w="120" w:type="dxa"/>
+              <w:bottom w:w="80" w:type="dxa"/>
+              <w:right w:w="120" w:type="dxa"/>
+            </w:tcMar>
+            <w:vAlign w:val="center"/>
+          </w:tcPr>
+          <w:p>
+            <w:r>
+              <w:rPr>
+                <w:color w:val="000000"/>
+                <w:sz w:val="20"/>
+                <w:szCs w:val="20"/>
+              </w:rPr>
+              <w:t>23/03/2026</w:t>
+            </w:r>
+          </w:p>
+        </w:tc>
+        <w:tc>
+          <w:tcPr>
             <w:tcW w:w="1200" w:type="dxa"/>
             <w:tcBorders>
               <w:top w:val="single" w:sz="1" w:space="0" w:color="CCCCCC"/>
@@ -1876,46 +2217,20 @@
               <w:bottom w:val="single" w:sz="1" w:space="0" w:color="CCCCCC"/>
               <w:right w:val="single" w:sz="1" w:space="0" w:color="CCCCCC"/>
             </w:tcBorders>
-            <w:shd w:val="clear" w:color="auto" w:fill="FFFFFF"/>
-            <w:tcMar>
-              <w:top w:w="80" w:type="dxa"/>
-              <w:left w:w="120" w:type="dxa"/>
-              <w:bottom w:w="80" w:type="dxa"/>
-              <w:right w:w="120" w:type="dxa"/>
-            </w:tcMar>
-            <w:vAlign w:val="center"/>
-          </w:tcPr>
-          <w:p>
-            <w:r>
-              <w:rPr>
-                <w:color w:val="000000"/>
-              </w:rPr>
-              <w:t>23/3/2026</w:t>
-            </w:r>
-          </w:p>
-        </w:tc>
-        <w:tc>
-          <w:tcPr>
-            <w:tcW w:w="900" w:type="dxa"/>
-            <w:tcBorders>
-              <w:top w:val="single" w:sz="1" w:space="0" w:color="CCCCCC"/>
-              <w:left w:val="single" w:sz="1" w:space="0" w:color="CCCCCC"/>
-              <w:bottom w:val="single" w:sz="1" w:space="0" w:color="CCCCCC"/>
-              <w:right w:val="single" w:sz="1" w:space="0" w:color="CCCCCC"/>
-            </w:tcBorders>
-            <w:shd w:val="clear" w:color="auto" w:fill="FFFFFF"/>
-            <w:tcMar>
-              <w:top w:w="80" w:type="dxa"/>
-              <w:left w:w="120" w:type="dxa"/>
-              <w:bottom w:w="80" w:type="dxa"/>
-              <w:right w:w="120" w:type="dxa"/>
-            </w:tcMar>
-            <w:vAlign w:val="center"/>
-          </w:tcPr>
-          <w:p>
-            <w:r>
-              <w:rPr>
-                <w:color w:val="000000"/>
+            <w:tcMar>
+              <w:top w:w="80" w:type="dxa"/>
+              <w:left w:w="120" w:type="dxa"/>
+              <w:bottom w:w="80" w:type="dxa"/>
+              <w:right w:w="120" w:type="dxa"/>
+            </w:tcMar>
+            <w:vAlign w:val="center"/>
+          </w:tcPr>
+          <w:p>
+            <w:r>
+              <w:rPr>
+                <w:color w:val="000000"/>
+                <w:sz w:val="20"/>
+                <w:szCs w:val="20"/>
               </w:rPr>
               <w:t>1.3</w:t>
             </w:r>
@@ -1923,26 +2238,27 @@
         </w:tc>
         <w:tc>
           <w:tcPr>
-            <w:tcW w:w="4500" w:type="dxa"/>
-            <w:tcBorders>
-              <w:top w:val="single" w:sz="1" w:space="0" w:color="CCCCCC"/>
-              <w:left w:val="single" w:sz="1" w:space="0" w:color="CCCCCC"/>
-              <w:bottom w:val="single" w:sz="1" w:space="0" w:color="CCCCCC"/>
-              <w:right w:val="single" w:sz="1" w:space="0" w:color="CCCCCC"/>
-            </w:tcBorders>
-            <w:shd w:val="clear" w:color="auto" w:fill="FFFFFF"/>
-            <w:tcMar>
-              <w:top w:w="80" w:type="dxa"/>
-              <w:left w:w="120" w:type="dxa"/>
-              <w:bottom w:w="80" w:type="dxa"/>
-              <w:right w:w="120" w:type="dxa"/>
-            </w:tcMar>
-            <w:vAlign w:val="center"/>
-          </w:tcPr>
-          <w:p>
-            <w:r>
-              <w:rPr>
-                <w:color w:val="000000"/>
+            <w:tcW w:w="4560" w:type="dxa"/>
+            <w:tcBorders>
+              <w:top w:val="single" w:sz="1" w:space="0" w:color="CCCCCC"/>
+              <w:left w:val="single" w:sz="1" w:space="0" w:color="CCCCCC"/>
+              <w:bottom w:val="single" w:sz="1" w:space="0" w:color="CCCCCC"/>
+              <w:right w:val="single" w:sz="1" w:space="0" w:color="CCCCCC"/>
+            </w:tcBorders>
+            <w:tcMar>
+              <w:top w:w="80" w:type="dxa"/>
+              <w:left w:w="120" w:type="dxa"/>
+              <w:bottom w:w="80" w:type="dxa"/>
+              <w:right w:w="120" w:type="dxa"/>
+            </w:tcMar>
+            <w:vAlign w:val="center"/>
+          </w:tcPr>
+          <w:p>
+            <w:r>
+              <w:rPr>
+                <w:color w:val="000000"/>
+                <w:sz w:val="20"/>
+                <w:szCs w:val="20"/>
               </w:rPr>
               <w:t>Addition of a backup database</w:t>
             </w:r>
@@ -1950,26 +2266,27 @@
         </w:tc>
         <w:tc>
           <w:tcPr>
-            <w:tcW w:w="2760" w:type="dxa"/>
-            <w:tcBorders>
-              <w:top w:val="single" w:sz="1" w:space="0" w:color="CCCCCC"/>
-              <w:left w:val="single" w:sz="1" w:space="0" w:color="CCCCCC"/>
-              <w:bottom w:val="single" w:sz="1" w:space="0" w:color="CCCCCC"/>
-              <w:right w:val="single" w:sz="1" w:space="0" w:color="CCCCCC"/>
-            </w:tcBorders>
-            <w:shd w:val="clear" w:color="auto" w:fill="FFFFFF"/>
-            <w:tcMar>
-              <w:top w:w="80" w:type="dxa"/>
-              <w:left w:w="120" w:type="dxa"/>
-              <w:bottom w:w="80" w:type="dxa"/>
-              <w:right w:w="120" w:type="dxa"/>
-            </w:tcMar>
-            <w:vAlign w:val="center"/>
-          </w:tcPr>
-          <w:p>
-            <w:r>
-              <w:rPr>
-                <w:color w:val="000000"/>
+            <w:tcW w:w="1800" w:type="dxa"/>
+            <w:tcBorders>
+              <w:top w:val="single" w:sz="1" w:space="0" w:color="CCCCCC"/>
+              <w:left w:val="single" w:sz="1" w:space="0" w:color="CCCCCC"/>
+              <w:bottom w:val="single" w:sz="1" w:space="0" w:color="CCCCCC"/>
+              <w:right w:val="single" w:sz="1" w:space="0" w:color="CCCCCC"/>
+            </w:tcBorders>
+            <w:tcMar>
+              <w:top w:w="80" w:type="dxa"/>
+              <w:left w:w="120" w:type="dxa"/>
+              <w:bottom w:w="80" w:type="dxa"/>
+              <w:right w:w="120" w:type="dxa"/>
+            </w:tcMar>
+            <w:vAlign w:val="center"/>
+          </w:tcPr>
+          <w:p>
+            <w:r>
+              <w:rPr>
+                <w:color w:val="000000"/>
+                <w:sz w:val="20"/>
+                <w:szCs w:val="20"/>
               </w:rPr>
               <w:t>Katerina Arvay, Andre Sandblom, Dario Ostojic</w:t>
             </w:r>
@@ -1985,6 +2302,35 @@
         </w:tblPrEx>
         <w:tc>
           <w:tcPr>
+            <w:tcW w:w="1800" w:type="dxa"/>
+            <w:tcBorders>
+              <w:top w:val="single" w:sz="1" w:space="0" w:color="CCCCCC"/>
+              <w:left w:val="single" w:sz="1" w:space="0" w:color="CCCCCC"/>
+              <w:bottom w:val="single" w:sz="1" w:space="0" w:color="CCCCCC"/>
+              <w:right w:val="single" w:sz="1" w:space="0" w:color="CCCCCC"/>
+            </w:tcBorders>
+            <w:shd w:val="clear" w:color="auto" w:fill="F2F2F2"/>
+            <w:tcMar>
+              <w:top w:w="80" w:type="dxa"/>
+              <w:left w:w="120" w:type="dxa"/>
+              <w:bottom w:w="80" w:type="dxa"/>
+              <w:right w:w="120" w:type="dxa"/>
+            </w:tcMar>
+            <w:vAlign w:val="center"/>
+          </w:tcPr>
+          <w:p>
+            <w:r>
+              <w:rPr>
+                <w:color w:val="000000"/>
+                <w:sz w:val="20"/>
+                <w:szCs w:val="20"/>
+              </w:rPr>
+              <w:t>08/05/2026</w:t>
+            </w:r>
+          </w:p>
+        </w:tc>
+        <w:tc>
+          <w:tcPr>
             <w:tcW w:w="1200" w:type="dxa"/>
             <w:tcBorders>
               <w:top w:val="single" w:sz="1" w:space="0" w:color="CCCCCC"/>
@@ -1992,46 +2338,21 @@
               <w:bottom w:val="single" w:sz="1" w:space="0" w:color="CCCCCC"/>
               <w:right w:val="single" w:sz="1" w:space="0" w:color="CCCCCC"/>
             </w:tcBorders>
-            <w:shd w:val="clear" w:color="auto" w:fill="FFFFFF"/>
-            <w:tcMar>
-              <w:top w:w="80" w:type="dxa"/>
-              <w:left w:w="120" w:type="dxa"/>
-              <w:bottom w:w="80" w:type="dxa"/>
-              <w:right w:w="120" w:type="dxa"/>
-            </w:tcMar>
-            <w:vAlign w:val="center"/>
-          </w:tcPr>
-          <w:p>
-            <w:r>
-              <w:rPr>
-                <w:color w:val="000000"/>
-              </w:rPr>
-              <w:t>08/05/2026</w:t>
-            </w:r>
-          </w:p>
-        </w:tc>
-        <w:tc>
-          <w:tcPr>
-            <w:tcW w:w="900" w:type="dxa"/>
-            <w:tcBorders>
-              <w:top w:val="single" w:sz="1" w:space="0" w:color="CCCCCC"/>
-              <w:left w:val="single" w:sz="1" w:space="0" w:color="CCCCCC"/>
-              <w:bottom w:val="single" w:sz="1" w:space="0" w:color="CCCCCC"/>
-              <w:right w:val="single" w:sz="1" w:space="0" w:color="CCCCCC"/>
-            </w:tcBorders>
-            <w:shd w:val="clear" w:color="auto" w:fill="FFFFFF"/>
-            <w:tcMar>
-              <w:top w:w="80" w:type="dxa"/>
-              <w:left w:w="120" w:type="dxa"/>
-              <w:bottom w:w="80" w:type="dxa"/>
-              <w:right w:w="120" w:type="dxa"/>
-            </w:tcMar>
-            <w:vAlign w:val="center"/>
-          </w:tcPr>
-          <w:p>
-            <w:r>
-              <w:rPr>
-                <w:color w:val="000000"/>
+            <w:shd w:val="clear" w:color="auto" w:fill="F2F2F2"/>
+            <w:tcMar>
+              <w:top w:w="80" w:type="dxa"/>
+              <w:left w:w="120" w:type="dxa"/>
+              <w:bottom w:w="80" w:type="dxa"/>
+              <w:right w:w="120" w:type="dxa"/>
+            </w:tcMar>
+            <w:vAlign w:val="center"/>
+          </w:tcPr>
+          <w:p>
+            <w:r>
+              <w:rPr>
+                <w:color w:val="000000"/>
+                <w:sz w:val="20"/>
+                <w:szCs w:val="20"/>
               </w:rPr>
               <w:t>1.4</w:t>
             </w:r>
@@ -2039,53 +2360,57 @@
         </w:tc>
         <w:tc>
           <w:tcPr>
-            <w:tcW w:w="4500" w:type="dxa"/>
-            <w:tcBorders>
-              <w:top w:val="single" w:sz="1" w:space="0" w:color="CCCCCC"/>
-              <w:left w:val="single" w:sz="1" w:space="0" w:color="CCCCCC"/>
-              <w:bottom w:val="single" w:sz="1" w:space="0" w:color="CCCCCC"/>
-              <w:right w:val="single" w:sz="1" w:space="0" w:color="CCCCCC"/>
-            </w:tcBorders>
-            <w:shd w:val="clear" w:color="auto" w:fill="FFFFFF"/>
-            <w:tcMar>
-              <w:top w:w="80" w:type="dxa"/>
-              <w:left w:w="120" w:type="dxa"/>
-              <w:bottom w:w="80" w:type="dxa"/>
-              <w:right w:w="120" w:type="dxa"/>
-            </w:tcMar>
-            <w:vAlign w:val="center"/>
-          </w:tcPr>
-          <w:p>
-            <w:r>
-              <w:rPr>
-                <w:color w:val="000000"/>
-              </w:rPr>
-              <w:t>Completion status added; R12 corrected (Supabase not implemented); R10, R12 priority updated to Desirable; R13-R15 added; traceability column added</w:t>
-            </w:r>
-          </w:p>
-        </w:tc>
-        <w:tc>
-          <w:tcPr>
-            <w:tcW w:w="2760" w:type="dxa"/>
-            <w:tcBorders>
-              <w:top w:val="single" w:sz="1" w:space="0" w:color="CCCCCC"/>
-              <w:left w:val="single" w:sz="1" w:space="0" w:color="CCCCCC"/>
-              <w:bottom w:val="single" w:sz="1" w:space="0" w:color="CCCCCC"/>
-              <w:right w:val="single" w:sz="1" w:space="0" w:color="CCCCCC"/>
-            </w:tcBorders>
-            <w:shd w:val="clear" w:color="auto" w:fill="FFFFFF"/>
-            <w:tcMar>
-              <w:top w:w="80" w:type="dxa"/>
-              <w:left w:w="120" w:type="dxa"/>
-              <w:bottom w:w="80" w:type="dxa"/>
-              <w:right w:w="120" w:type="dxa"/>
-            </w:tcMar>
-            <w:vAlign w:val="center"/>
-          </w:tcPr>
-          <w:p>
-            <w:r>
-              <w:rPr>
-                <w:color w:val="000000"/>
+            <w:tcW w:w="4560" w:type="dxa"/>
+            <w:tcBorders>
+              <w:top w:val="single" w:sz="1" w:space="0" w:color="CCCCCC"/>
+              <w:left w:val="single" w:sz="1" w:space="0" w:color="CCCCCC"/>
+              <w:bottom w:val="single" w:sz="1" w:space="0" w:color="CCCCCC"/>
+              <w:right w:val="single" w:sz="1" w:space="0" w:color="CCCCCC"/>
+            </w:tcBorders>
+            <w:shd w:val="clear" w:color="auto" w:fill="F2F2F2"/>
+            <w:tcMar>
+              <w:top w:w="80" w:type="dxa"/>
+              <w:left w:w="120" w:type="dxa"/>
+              <w:bottom w:w="80" w:type="dxa"/>
+              <w:right w:w="120" w:type="dxa"/>
+            </w:tcMar>
+            <w:vAlign w:val="center"/>
+          </w:tcPr>
+          <w:p>
+            <w:r>
+              <w:rPr>
+                <w:color w:val="000000"/>
+                <w:sz w:val="20"/>
+                <w:szCs w:val="20"/>
+              </w:rPr>
+              <w:t>Completion status added; R12 corrected (Supabase not implemented); R10, R12 priority updated to Desirable; R13–R15 added; traceability column added</w:t>
+            </w:r>
+          </w:p>
+        </w:tc>
+        <w:tc>
+          <w:tcPr>
+            <w:tcW w:w="1800" w:type="dxa"/>
+            <w:tcBorders>
+              <w:top w:val="single" w:sz="1" w:space="0" w:color="CCCCCC"/>
+              <w:left w:val="single" w:sz="1" w:space="0" w:color="CCCCCC"/>
+              <w:bottom w:val="single" w:sz="1" w:space="0" w:color="CCCCCC"/>
+              <w:right w:val="single" w:sz="1" w:space="0" w:color="CCCCCC"/>
+            </w:tcBorders>
+            <w:shd w:val="clear" w:color="auto" w:fill="F2F2F2"/>
+            <w:tcMar>
+              <w:top w:w="80" w:type="dxa"/>
+              <w:left w:w="120" w:type="dxa"/>
+              <w:bottom w:w="80" w:type="dxa"/>
+              <w:right w:w="120" w:type="dxa"/>
+            </w:tcMar>
+            <w:vAlign w:val="center"/>
+          </w:tcPr>
+          <w:p>
+            <w:r>
+              <w:rPr>
+                <w:color w:val="000000"/>
+                <w:sz w:val="20"/>
+                <w:szCs w:val="20"/>
               </w:rPr>
               <w:t>Katerina Arvay, Andre Sandblom, Dario Ostojic</w:t>
             </w:r>
@@ -2101,6 +2426,34 @@
         </w:tblPrEx>
         <w:tc>
           <w:tcPr>
+            <w:tcW w:w="1800" w:type="dxa"/>
+            <w:tcBorders>
+              <w:top w:val="single" w:sz="1" w:space="0" w:color="CCCCCC"/>
+              <w:left w:val="single" w:sz="1" w:space="0" w:color="CCCCCC"/>
+              <w:bottom w:val="single" w:sz="1" w:space="0" w:color="CCCCCC"/>
+              <w:right w:val="single" w:sz="1" w:space="0" w:color="CCCCCC"/>
+            </w:tcBorders>
+            <w:tcMar>
+              <w:top w:w="80" w:type="dxa"/>
+              <w:left w:w="120" w:type="dxa"/>
+              <w:bottom w:w="80" w:type="dxa"/>
+              <w:right w:w="120" w:type="dxa"/>
+            </w:tcMar>
+            <w:vAlign w:val="center"/>
+          </w:tcPr>
+          <w:p>
+            <w:r>
+              <w:rPr>
+                <w:color w:val="000000"/>
+                <w:sz w:val="20"/>
+                <w:szCs w:val="20"/>
+              </w:rPr>
+              <w:t>08/05/2026</w:t>
+            </w:r>
+          </w:p>
+        </w:tc>
+        <w:tc>
+          <w:tcPr>
             <w:tcW w:w="1200" w:type="dxa"/>
             <w:tcBorders>
               <w:top w:val="single" w:sz="1" w:space="0" w:color="CCCCCC"/>
@@ -2108,46 +2461,20 @@
               <w:bottom w:val="single" w:sz="1" w:space="0" w:color="CCCCCC"/>
               <w:right w:val="single" w:sz="1" w:space="0" w:color="CCCCCC"/>
             </w:tcBorders>
-            <w:shd w:val="clear" w:color="auto" w:fill="FFFFFF"/>
-            <w:tcMar>
-              <w:top w:w="80" w:type="dxa"/>
-              <w:left w:w="120" w:type="dxa"/>
-              <w:bottom w:w="80" w:type="dxa"/>
-              <w:right w:w="120" w:type="dxa"/>
-            </w:tcMar>
-            <w:vAlign w:val="center"/>
-          </w:tcPr>
-          <w:p>
-            <w:r>
-              <w:rPr>
-                <w:color w:val="000000"/>
-              </w:rPr>
-              <w:t>08/05/2026</w:t>
-            </w:r>
-          </w:p>
-        </w:tc>
-        <w:tc>
-          <w:tcPr>
-            <w:tcW w:w="900" w:type="dxa"/>
-            <w:tcBorders>
-              <w:top w:val="single" w:sz="1" w:space="0" w:color="CCCCCC"/>
-              <w:left w:val="single" w:sz="1" w:space="0" w:color="CCCCCC"/>
-              <w:bottom w:val="single" w:sz="1" w:space="0" w:color="CCCCCC"/>
-              <w:right w:val="single" w:sz="1" w:space="0" w:color="CCCCCC"/>
-            </w:tcBorders>
-            <w:shd w:val="clear" w:color="auto" w:fill="FFFFFF"/>
-            <w:tcMar>
-              <w:top w:w="80" w:type="dxa"/>
-              <w:left w:w="120" w:type="dxa"/>
-              <w:bottom w:w="80" w:type="dxa"/>
-              <w:right w:w="120" w:type="dxa"/>
-            </w:tcMar>
-            <w:vAlign w:val="center"/>
-          </w:tcPr>
-          <w:p>
-            <w:r>
-              <w:rPr>
-                <w:color w:val="000000"/>
+            <w:tcMar>
+              <w:top w:w="80" w:type="dxa"/>
+              <w:left w:w="120" w:type="dxa"/>
+              <w:bottom w:w="80" w:type="dxa"/>
+              <w:right w:w="120" w:type="dxa"/>
+            </w:tcMar>
+            <w:vAlign w:val="center"/>
+          </w:tcPr>
+          <w:p>
+            <w:r>
+              <w:rPr>
+                <w:color w:val="000000"/>
+                <w:sz w:val="20"/>
+                <w:szCs w:val="20"/>
               </w:rPr>
               <w:t>1.5</w:t>
             </w:r>
@@ -2155,26 +2482,27 @@
         </w:tc>
         <w:tc>
           <w:tcPr>
-            <w:tcW w:w="4500" w:type="dxa"/>
-            <w:tcBorders>
-              <w:top w:val="single" w:sz="1" w:space="0" w:color="CCCCCC"/>
-              <w:left w:val="single" w:sz="1" w:space="0" w:color="CCCCCC"/>
-              <w:bottom w:val="single" w:sz="1" w:space="0" w:color="CCCCCC"/>
-              <w:right w:val="single" w:sz="1" w:space="0" w:color="CCCCCC"/>
-            </w:tcBorders>
-            <w:shd w:val="clear" w:color="auto" w:fill="FFFFFF"/>
-            <w:tcMar>
-              <w:top w:w="80" w:type="dxa"/>
-              <w:left w:w="120" w:type="dxa"/>
-              <w:bottom w:w="80" w:type="dxa"/>
-              <w:right w:w="120" w:type="dxa"/>
-            </w:tcMar>
-            <w:vAlign w:val="center"/>
-          </w:tcPr>
-          <w:p>
-            <w:r>
-              <w:rPr>
-                <w:color w:val="000000"/>
+            <w:tcW w:w="4560" w:type="dxa"/>
+            <w:tcBorders>
+              <w:top w:val="single" w:sz="1" w:space="0" w:color="CCCCCC"/>
+              <w:left w:val="single" w:sz="1" w:space="0" w:color="CCCCCC"/>
+              <w:bottom w:val="single" w:sz="1" w:space="0" w:color="CCCCCC"/>
+              <w:right w:val="single" w:sz="1" w:space="0" w:color="CCCCCC"/>
+            </w:tcBorders>
+            <w:tcMar>
+              <w:top w:w="80" w:type="dxa"/>
+              <w:left w:w="120" w:type="dxa"/>
+              <w:bottom w:w="80" w:type="dxa"/>
+              <w:right w:w="120" w:type="dxa"/>
+            </w:tcMar>
+            <w:vAlign w:val="center"/>
+          </w:tcPr>
+          <w:p>
+            <w:r>
+              <w:rPr>
+                <w:color w:val="000000"/>
+                <w:sz w:val="20"/>
+                <w:szCs w:val="20"/>
               </w:rPr>
               <w:t>Traceability table updated: IDs replaced with plain-language descriptions</w:t>
             </w:r>
@@ -2182,26 +2510,27 @@
         </w:tc>
         <w:tc>
           <w:tcPr>
-            <w:tcW w:w="2760" w:type="dxa"/>
-            <w:tcBorders>
-              <w:top w:val="single" w:sz="1" w:space="0" w:color="CCCCCC"/>
-              <w:left w:val="single" w:sz="1" w:space="0" w:color="CCCCCC"/>
-              <w:bottom w:val="single" w:sz="1" w:space="0" w:color="CCCCCC"/>
-              <w:right w:val="single" w:sz="1" w:space="0" w:color="CCCCCC"/>
-            </w:tcBorders>
-            <w:shd w:val="clear" w:color="auto" w:fill="FFFFFF"/>
-            <w:tcMar>
-              <w:top w:w="80" w:type="dxa"/>
-              <w:left w:w="120" w:type="dxa"/>
-              <w:bottom w:w="80" w:type="dxa"/>
-              <w:right w:w="120" w:type="dxa"/>
-            </w:tcMar>
-            <w:vAlign w:val="center"/>
-          </w:tcPr>
-          <w:p>
-            <w:r>
-              <w:rPr>
-                <w:color w:val="000000"/>
+            <w:tcW w:w="1800" w:type="dxa"/>
+            <w:tcBorders>
+              <w:top w:val="single" w:sz="1" w:space="0" w:color="CCCCCC"/>
+              <w:left w:val="single" w:sz="1" w:space="0" w:color="CCCCCC"/>
+              <w:bottom w:val="single" w:sz="1" w:space="0" w:color="CCCCCC"/>
+              <w:right w:val="single" w:sz="1" w:space="0" w:color="CCCCCC"/>
+            </w:tcBorders>
+            <w:tcMar>
+              <w:top w:w="80" w:type="dxa"/>
+              <w:left w:w="120" w:type="dxa"/>
+              <w:bottom w:w="80" w:type="dxa"/>
+              <w:right w:w="120" w:type="dxa"/>
+            </w:tcMar>
+            <w:vAlign w:val="center"/>
+          </w:tcPr>
+          <w:p>
+            <w:r>
+              <w:rPr>
+                <w:color w:val="000000"/>
+                <w:sz w:val="20"/>
+                <w:szCs w:val="20"/>
               </w:rPr>
               <w:t>Katerina Arvay, Andre Sandblom, Dario Ostojic</w:t>
             </w:r>
@@ -2214,9 +2543,9 @@
       <w:pPr>
         <w:pStyle w:val="Heading2"/>
       </w:pPr>
-      <w:bookmarkStart w:id="3" w:name="_Toc229155500"/>
+      <w:bookmarkStart w:id="3" w:name="_Toc230551468"/>
       <w:r>
-        <w:t>Requirements List</w:t>
+        <w:t>Color Code Legend</w:t>
       </w:r>
       <w:bookmarkEnd w:id="3"/>
     </w:p>
@@ -2238,9 +2567,138 @@
         <w:tblLook w:val="04A0" w:firstRow="1" w:lastRow="0" w:firstColumn="1" w:lastColumn="0" w:noHBand="0" w:noVBand="1"/>
       </w:tblPr>
       <w:tblGrid>
-        <w:gridCol w:w="5000"/>
-        <w:gridCol w:w="2000"/>
-        <w:gridCol w:w="2360"/>
+        <w:gridCol w:w="3120"/>
+        <w:gridCol w:w="3120"/>
+        <w:gridCol w:w="3120"/>
+      </w:tblGrid>
+      <w:tr>
+        <w:tblPrEx>
+          <w:tblCellMar>
+            <w:top w:w="0" w:type="dxa"/>
+            <w:bottom w:w="0" w:type="dxa"/>
+          </w:tblCellMar>
+        </w:tblPrEx>
+        <w:tc>
+          <w:tcPr>
+            <w:tcW w:w="3120" w:type="dxa"/>
+            <w:tcBorders>
+              <w:top w:val="single" w:sz="1" w:space="0" w:color="CCCCCC"/>
+              <w:left w:val="single" w:sz="1" w:space="0" w:color="CCCCCC"/>
+              <w:bottom w:val="single" w:sz="1" w:space="0" w:color="CCCCCC"/>
+              <w:right w:val="single" w:sz="1" w:space="0" w:color="CCCCCC"/>
+            </w:tcBorders>
+            <w:shd w:val="clear" w:color="auto" w:fill="C6EFCE"/>
+            <w:tcMar>
+              <w:top w:w="80" w:type="dxa"/>
+              <w:left w:w="120" w:type="dxa"/>
+              <w:bottom w:w="80" w:type="dxa"/>
+              <w:right w:w="120" w:type="dxa"/>
+            </w:tcMar>
+            <w:vAlign w:val="center"/>
+          </w:tcPr>
+          <w:p>
+            <w:r>
+              <w:rPr>
+                <w:color w:val="000000"/>
+                <w:sz w:val="20"/>
+                <w:szCs w:val="20"/>
+              </w:rPr>
+              <w:t>Essential / Implemented / Passed</w:t>
+            </w:r>
+          </w:p>
+        </w:tc>
+        <w:tc>
+          <w:tcPr>
+            <w:tcW w:w="3120" w:type="dxa"/>
+            <w:tcBorders>
+              <w:top w:val="single" w:sz="1" w:space="0" w:color="CCCCCC"/>
+              <w:left w:val="single" w:sz="1" w:space="0" w:color="CCCCCC"/>
+              <w:bottom w:val="single" w:sz="1" w:space="0" w:color="CCCCCC"/>
+              <w:right w:val="single" w:sz="1" w:space="0" w:color="CCCCCC"/>
+            </w:tcBorders>
+            <w:shd w:val="clear" w:color="auto" w:fill="FFEB9C"/>
+            <w:tcMar>
+              <w:top w:w="80" w:type="dxa"/>
+              <w:left w:w="120" w:type="dxa"/>
+              <w:bottom w:w="80" w:type="dxa"/>
+              <w:right w:w="120" w:type="dxa"/>
+            </w:tcMar>
+            <w:vAlign w:val="center"/>
+          </w:tcPr>
+          <w:p>
+            <w:r>
+              <w:rPr>
+                <w:color w:val="000000"/>
+                <w:sz w:val="20"/>
+                <w:szCs w:val="20"/>
+              </w:rPr>
+              <w:t>Desirable / Partial</w:t>
+            </w:r>
+          </w:p>
+        </w:tc>
+        <w:tc>
+          <w:tcPr>
+            <w:tcW w:w="3120" w:type="dxa"/>
+            <w:tcBorders>
+              <w:top w:val="single" w:sz="1" w:space="0" w:color="CCCCCC"/>
+              <w:left w:val="single" w:sz="1" w:space="0" w:color="CCCCCC"/>
+              <w:bottom w:val="single" w:sz="1" w:space="0" w:color="CCCCCC"/>
+              <w:right w:val="single" w:sz="1" w:space="0" w:color="CCCCCC"/>
+            </w:tcBorders>
+            <w:shd w:val="clear" w:color="auto" w:fill="FFC7CE"/>
+            <w:tcMar>
+              <w:top w:w="80" w:type="dxa"/>
+              <w:left w:w="120" w:type="dxa"/>
+              <w:bottom w:w="80" w:type="dxa"/>
+              <w:right w:w="120" w:type="dxa"/>
+            </w:tcMar>
+            <w:vAlign w:val="center"/>
+          </w:tcPr>
+          <w:p>
+            <w:r>
+              <w:rPr>
+                <w:color w:val="000000"/>
+                <w:sz w:val="20"/>
+                <w:szCs w:val="20"/>
+              </w:rPr>
+              <w:t>Not Implemented</w:t>
+            </w:r>
+          </w:p>
+        </w:tc>
+      </w:tr>
+    </w:tbl>
+    <w:p/>
+    <w:p>
+      <w:pPr>
+        <w:pStyle w:val="Heading2"/>
+      </w:pPr>
+      <w:bookmarkStart w:id="4" w:name="_Toc230551469"/>
+      <w:r>
+        <w:t>Requirements List</w:t>
+      </w:r>
+      <w:bookmarkEnd w:id="4"/>
+    </w:p>
+    <w:tbl>
+      <w:tblPr>
+        <w:tblW w:w="9360" w:type="dxa"/>
+        <w:tblBorders>
+          <w:top w:val="single" w:sz="4" w:space="0" w:color="auto"/>
+          <w:left w:val="single" w:sz="4" w:space="0" w:color="auto"/>
+          <w:bottom w:val="single" w:sz="4" w:space="0" w:color="auto"/>
+          <w:right w:val="single" w:sz="4" w:space="0" w:color="auto"/>
+          <w:insideH w:val="single" w:sz="4" w:space="0" w:color="auto"/>
+          <w:insideV w:val="single" w:sz="4" w:space="0" w:color="auto"/>
+        </w:tblBorders>
+        <w:tblCellMar>
+          <w:left w:w="10" w:type="dxa"/>
+          <w:right w:w="10" w:type="dxa"/>
+        </w:tblCellMar>
+        <w:tblLook w:val="04A0" w:firstRow="1" w:lastRow="0" w:firstColumn="1" w:lastColumn="0" w:noHBand="0" w:noVBand="1"/>
+      </w:tblPr>
+      <w:tblGrid>
+        <w:gridCol w:w="4120"/>
+        <w:gridCol w:w="2208"/>
+        <w:gridCol w:w="3032"/>
       </w:tblGrid>
       <w:tr>
         <w:tblPrEx>
@@ -2254,14 +2712,14 @@
         </w:trPr>
         <w:tc>
           <w:tcPr>
-            <w:tcW w:w="5000" w:type="dxa"/>
-            <w:tcBorders>
-              <w:top w:val="single" w:sz="1" w:space="0" w:color="CCCCCC"/>
-              <w:left w:val="single" w:sz="1" w:space="0" w:color="CCCCCC"/>
-              <w:bottom w:val="single" w:sz="1" w:space="0" w:color="CCCCCC"/>
-              <w:right w:val="single" w:sz="1" w:space="0" w:color="CCCCCC"/>
-            </w:tcBorders>
-            <w:shd w:val="clear" w:color="auto" w:fill="2E6DA4"/>
+            <w:tcW w:w="2800" w:type="dxa"/>
+            <w:tcBorders>
+              <w:top w:val="single" w:sz="1" w:space="0" w:color="CCCCCC"/>
+              <w:left w:val="single" w:sz="1" w:space="0" w:color="CCCCCC"/>
+              <w:bottom w:val="single" w:sz="1" w:space="0" w:color="CCCCCC"/>
+              <w:right w:val="single" w:sz="1" w:space="0" w:color="CCCCCC"/>
+            </w:tcBorders>
+            <w:shd w:val="clear" w:color="auto" w:fill="2E4057"/>
             <w:tcMar>
               <w:top w:w="80" w:type="dxa"/>
               <w:left w:w="120" w:type="dxa"/>
@@ -2276,6 +2734,8 @@
                 <w:b/>
                 <w:bCs/>
                 <w:color w:val="FFFFFF"/>
+                <w:sz w:val="20"/>
+                <w:szCs w:val="20"/>
               </w:rPr>
               <w:t>Requirement Name</w:t>
             </w:r>
@@ -2283,14 +2743,14 @@
         </w:tc>
         <w:tc>
           <w:tcPr>
-            <w:tcW w:w="2000" w:type="dxa"/>
-            <w:tcBorders>
-              <w:top w:val="single" w:sz="1" w:space="0" w:color="CCCCCC"/>
-              <w:left w:val="single" w:sz="1" w:space="0" w:color="CCCCCC"/>
-              <w:bottom w:val="single" w:sz="1" w:space="0" w:color="CCCCCC"/>
-              <w:right w:val="single" w:sz="1" w:space="0" w:color="CCCCCC"/>
-            </w:tcBorders>
-            <w:shd w:val="clear" w:color="auto" w:fill="2E6DA4"/>
+            <w:tcW w:w="1500" w:type="dxa"/>
+            <w:tcBorders>
+              <w:top w:val="single" w:sz="1" w:space="0" w:color="CCCCCC"/>
+              <w:left w:val="single" w:sz="1" w:space="0" w:color="CCCCCC"/>
+              <w:bottom w:val="single" w:sz="1" w:space="0" w:color="CCCCCC"/>
+              <w:right w:val="single" w:sz="1" w:space="0" w:color="CCCCCC"/>
+            </w:tcBorders>
+            <w:shd w:val="clear" w:color="auto" w:fill="2E4057"/>
             <w:tcMar>
               <w:top w:w="80" w:type="dxa"/>
               <w:left w:w="120" w:type="dxa"/>
@@ -2305,6 +2765,8 @@
                 <w:b/>
                 <w:bCs/>
                 <w:color w:val="FFFFFF"/>
+                <w:sz w:val="20"/>
+                <w:szCs w:val="20"/>
               </w:rPr>
               <w:t>Priority</w:t>
             </w:r>
@@ -2312,14 +2774,14 @@
         </w:tc>
         <w:tc>
           <w:tcPr>
-            <w:tcW w:w="2360" w:type="dxa"/>
-            <w:tcBorders>
-              <w:top w:val="single" w:sz="1" w:space="0" w:color="CCCCCC"/>
-              <w:left w:val="single" w:sz="1" w:space="0" w:color="CCCCCC"/>
-              <w:bottom w:val="single" w:sz="1" w:space="0" w:color="CCCCCC"/>
-              <w:right w:val="single" w:sz="1" w:space="0" w:color="CCCCCC"/>
-            </w:tcBorders>
-            <w:shd w:val="clear" w:color="auto" w:fill="2E6DA4"/>
+            <w:tcW w:w="2060" w:type="dxa"/>
+            <w:tcBorders>
+              <w:top w:val="single" w:sz="1" w:space="0" w:color="CCCCCC"/>
+              <w:left w:val="single" w:sz="1" w:space="0" w:color="CCCCCC"/>
+              <w:bottom w:val="single" w:sz="1" w:space="0" w:color="CCCCCC"/>
+              <w:right w:val="single" w:sz="1" w:space="0" w:color="CCCCCC"/>
+            </w:tcBorders>
+            <w:shd w:val="clear" w:color="auto" w:fill="2E4057"/>
             <w:tcMar>
               <w:top w:w="80" w:type="dxa"/>
               <w:left w:w="120" w:type="dxa"/>
@@ -2334,6 +2796,8 @@
                 <w:b/>
                 <w:bCs/>
                 <w:color w:val="FFFFFF"/>
+                <w:sz w:val="20"/>
+                <w:szCs w:val="20"/>
               </w:rPr>
               <w:t>Status</w:t>
             </w:r>
@@ -2349,53 +2813,57 @@
         </w:tblPrEx>
         <w:tc>
           <w:tcPr>
-            <w:tcW w:w="5000" w:type="dxa"/>
-            <w:tcBorders>
-              <w:top w:val="single" w:sz="1" w:space="0" w:color="CCCCCC"/>
-              <w:left w:val="single" w:sz="1" w:space="0" w:color="CCCCCC"/>
-              <w:bottom w:val="single" w:sz="1" w:space="0" w:color="CCCCCC"/>
-              <w:right w:val="single" w:sz="1" w:space="0" w:color="CCCCCC"/>
-            </w:tcBorders>
-            <w:shd w:val="clear" w:color="auto" w:fill="FFFFFF"/>
-            <w:tcMar>
-              <w:top w:w="80" w:type="dxa"/>
-              <w:left w:w="120" w:type="dxa"/>
-              <w:bottom w:w="80" w:type="dxa"/>
-              <w:right w:w="120" w:type="dxa"/>
-            </w:tcMar>
-            <w:vAlign w:val="center"/>
-          </w:tcPr>
-          <w:p>
-            <w:r>
-              <w:rPr>
-                <w:color w:val="000000"/>
-              </w:rPr>
-              <w:t>R1.   Register user</w:t>
-            </w:r>
-          </w:p>
-        </w:tc>
-        <w:tc>
-          <w:tcPr>
-            <w:tcW w:w="2000" w:type="dxa"/>
-            <w:tcBorders>
-              <w:top w:val="single" w:sz="1" w:space="0" w:color="CCCCCC"/>
-              <w:left w:val="single" w:sz="1" w:space="0" w:color="CCCCCC"/>
-              <w:bottom w:val="single" w:sz="1" w:space="0" w:color="CCCCCC"/>
-              <w:right w:val="single" w:sz="1" w:space="0" w:color="CCCCCC"/>
-            </w:tcBorders>
-            <w:shd w:val="clear" w:color="auto" w:fill="FFFFFF"/>
-            <w:tcMar>
-              <w:top w:w="80" w:type="dxa"/>
-              <w:left w:w="120" w:type="dxa"/>
-              <w:bottom w:w="80" w:type="dxa"/>
-              <w:right w:w="120" w:type="dxa"/>
-            </w:tcMar>
-            <w:vAlign w:val="center"/>
-          </w:tcPr>
-          <w:p>
-            <w:r>
-              <w:rPr>
-                <w:color w:val="000000"/>
+            <w:tcW w:w="2800" w:type="dxa"/>
+            <w:tcBorders>
+              <w:top w:val="single" w:sz="1" w:space="0" w:color="CCCCCC"/>
+              <w:left w:val="single" w:sz="1" w:space="0" w:color="CCCCCC"/>
+              <w:bottom w:val="single" w:sz="1" w:space="0" w:color="CCCCCC"/>
+              <w:right w:val="single" w:sz="1" w:space="0" w:color="CCCCCC"/>
+            </w:tcBorders>
+            <w:shd w:val="clear" w:color="auto" w:fill="F2F2F2"/>
+            <w:tcMar>
+              <w:top w:w="80" w:type="dxa"/>
+              <w:left w:w="120" w:type="dxa"/>
+              <w:bottom w:w="80" w:type="dxa"/>
+              <w:right w:w="120" w:type="dxa"/>
+            </w:tcMar>
+            <w:vAlign w:val="center"/>
+          </w:tcPr>
+          <w:p>
+            <w:r>
+              <w:rPr>
+                <w:color w:val="000000"/>
+                <w:sz w:val="20"/>
+                <w:szCs w:val="20"/>
+              </w:rPr>
+              <w:t>R1. Register user</w:t>
+            </w:r>
+          </w:p>
+        </w:tc>
+        <w:tc>
+          <w:tcPr>
+            <w:tcW w:w="1500" w:type="dxa"/>
+            <w:tcBorders>
+              <w:top w:val="single" w:sz="1" w:space="0" w:color="CCCCCC"/>
+              <w:left w:val="single" w:sz="1" w:space="0" w:color="CCCCCC"/>
+              <w:bottom w:val="single" w:sz="1" w:space="0" w:color="CCCCCC"/>
+              <w:right w:val="single" w:sz="1" w:space="0" w:color="CCCCCC"/>
+            </w:tcBorders>
+            <w:shd w:val="clear" w:color="auto" w:fill="C6EFCE"/>
+            <w:tcMar>
+              <w:top w:w="80" w:type="dxa"/>
+              <w:left w:w="120" w:type="dxa"/>
+              <w:bottom w:w="80" w:type="dxa"/>
+              <w:right w:w="120" w:type="dxa"/>
+            </w:tcMar>
+            <w:vAlign w:val="center"/>
+          </w:tcPr>
+          <w:p>
+            <w:r>
+              <w:rPr>
+                <w:color w:val="000000"/>
+                <w:sz w:val="20"/>
+                <w:szCs w:val="20"/>
               </w:rPr>
               <w:t>Essential</w:t>
             </w:r>
@@ -2403,26 +2871,28 @@
         </w:tc>
         <w:tc>
           <w:tcPr>
-            <w:tcW w:w="2360" w:type="dxa"/>
-            <w:tcBorders>
-              <w:top w:val="single" w:sz="1" w:space="0" w:color="CCCCCC"/>
-              <w:left w:val="single" w:sz="1" w:space="0" w:color="CCCCCC"/>
-              <w:bottom w:val="single" w:sz="1" w:space="0" w:color="CCCCCC"/>
-              <w:right w:val="single" w:sz="1" w:space="0" w:color="CCCCCC"/>
-            </w:tcBorders>
-            <w:shd w:val="clear" w:color="auto" w:fill="D6EAD6"/>
-            <w:tcMar>
-              <w:top w:w="80" w:type="dxa"/>
-              <w:left w:w="120" w:type="dxa"/>
-              <w:bottom w:w="80" w:type="dxa"/>
-              <w:right w:w="120" w:type="dxa"/>
-            </w:tcMar>
-            <w:vAlign w:val="center"/>
-          </w:tcPr>
-          <w:p>
-            <w:r>
-              <w:rPr>
-                <w:color w:val="000000"/>
+            <w:tcW w:w="2060" w:type="dxa"/>
+            <w:tcBorders>
+              <w:top w:val="single" w:sz="1" w:space="0" w:color="CCCCCC"/>
+              <w:left w:val="single" w:sz="1" w:space="0" w:color="CCCCCC"/>
+              <w:bottom w:val="single" w:sz="1" w:space="0" w:color="CCCCCC"/>
+              <w:right w:val="single" w:sz="1" w:space="0" w:color="CCCCCC"/>
+            </w:tcBorders>
+            <w:shd w:val="clear" w:color="auto" w:fill="C6EFCE"/>
+            <w:tcMar>
+              <w:top w:w="80" w:type="dxa"/>
+              <w:left w:w="120" w:type="dxa"/>
+              <w:bottom w:w="80" w:type="dxa"/>
+              <w:right w:w="120" w:type="dxa"/>
+            </w:tcMar>
+            <w:vAlign w:val="center"/>
+          </w:tcPr>
+          <w:p>
+            <w:r>
+              <w:rPr>
+                <w:color w:val="000000"/>
+                <w:sz w:val="20"/>
+                <w:szCs w:val="20"/>
               </w:rPr>
               <w:t>Implemented</w:t>
             </w:r>
@@ -2438,7 +2908,7 @@
         </w:tblPrEx>
         <w:tc>
           <w:tcPr>
-            <w:tcW w:w="5000" w:type="dxa"/>
+            <w:tcW w:w="2800" w:type="dxa"/>
             <w:tcBorders>
               <w:top w:val="single" w:sz="1" w:space="0" w:color="CCCCCC"/>
               <w:left w:val="single" w:sz="1" w:space="0" w:color="CCCCCC"/>
@@ -2458,33 +2928,37 @@
             <w:r>
               <w:rPr>
                 <w:color w:val="000000"/>
-              </w:rPr>
-              <w:t>R2.   Authenticate user (login)</w:t>
-            </w:r>
-          </w:p>
-        </w:tc>
-        <w:tc>
-          <w:tcPr>
-            <w:tcW w:w="2000" w:type="dxa"/>
-            <w:tcBorders>
-              <w:top w:val="single" w:sz="1" w:space="0" w:color="CCCCCC"/>
-              <w:left w:val="single" w:sz="1" w:space="0" w:color="CCCCCC"/>
-              <w:bottom w:val="single" w:sz="1" w:space="0" w:color="CCCCCC"/>
-              <w:right w:val="single" w:sz="1" w:space="0" w:color="CCCCCC"/>
-            </w:tcBorders>
-            <w:shd w:val="clear" w:color="auto" w:fill="FFFFFF"/>
-            <w:tcMar>
-              <w:top w:w="80" w:type="dxa"/>
-              <w:left w:w="120" w:type="dxa"/>
-              <w:bottom w:w="80" w:type="dxa"/>
-              <w:right w:w="120" w:type="dxa"/>
-            </w:tcMar>
-            <w:vAlign w:val="center"/>
-          </w:tcPr>
-          <w:p>
-            <w:r>
-              <w:rPr>
-                <w:color w:val="000000"/>
+                <w:sz w:val="20"/>
+                <w:szCs w:val="20"/>
+              </w:rPr>
+              <w:t>R2. Authenticate user (login)</w:t>
+            </w:r>
+          </w:p>
+        </w:tc>
+        <w:tc>
+          <w:tcPr>
+            <w:tcW w:w="1500" w:type="dxa"/>
+            <w:tcBorders>
+              <w:top w:val="single" w:sz="1" w:space="0" w:color="CCCCCC"/>
+              <w:left w:val="single" w:sz="1" w:space="0" w:color="CCCCCC"/>
+              <w:bottom w:val="single" w:sz="1" w:space="0" w:color="CCCCCC"/>
+              <w:right w:val="single" w:sz="1" w:space="0" w:color="CCCCCC"/>
+            </w:tcBorders>
+            <w:shd w:val="clear" w:color="auto" w:fill="C6EFCE"/>
+            <w:tcMar>
+              <w:top w:w="80" w:type="dxa"/>
+              <w:left w:w="120" w:type="dxa"/>
+              <w:bottom w:w="80" w:type="dxa"/>
+              <w:right w:w="120" w:type="dxa"/>
+            </w:tcMar>
+            <w:vAlign w:val="center"/>
+          </w:tcPr>
+          <w:p>
+            <w:r>
+              <w:rPr>
+                <w:color w:val="000000"/>
+                <w:sz w:val="20"/>
+                <w:szCs w:val="20"/>
               </w:rPr>
               <w:t>Essential</w:t>
             </w:r>
@@ -2492,26 +2966,28 @@
         </w:tc>
         <w:tc>
           <w:tcPr>
-            <w:tcW w:w="2360" w:type="dxa"/>
-            <w:tcBorders>
-              <w:top w:val="single" w:sz="1" w:space="0" w:color="CCCCCC"/>
-              <w:left w:val="single" w:sz="1" w:space="0" w:color="CCCCCC"/>
-              <w:bottom w:val="single" w:sz="1" w:space="0" w:color="CCCCCC"/>
-              <w:right w:val="single" w:sz="1" w:space="0" w:color="CCCCCC"/>
-            </w:tcBorders>
-            <w:shd w:val="clear" w:color="auto" w:fill="D6EAD6"/>
-            <w:tcMar>
-              <w:top w:w="80" w:type="dxa"/>
-              <w:left w:w="120" w:type="dxa"/>
-              <w:bottom w:w="80" w:type="dxa"/>
-              <w:right w:w="120" w:type="dxa"/>
-            </w:tcMar>
-            <w:vAlign w:val="center"/>
-          </w:tcPr>
-          <w:p>
-            <w:r>
-              <w:rPr>
-                <w:color w:val="000000"/>
+            <w:tcW w:w="2060" w:type="dxa"/>
+            <w:tcBorders>
+              <w:top w:val="single" w:sz="1" w:space="0" w:color="CCCCCC"/>
+              <w:left w:val="single" w:sz="1" w:space="0" w:color="CCCCCC"/>
+              <w:bottom w:val="single" w:sz="1" w:space="0" w:color="CCCCCC"/>
+              <w:right w:val="single" w:sz="1" w:space="0" w:color="CCCCCC"/>
+            </w:tcBorders>
+            <w:shd w:val="clear" w:color="auto" w:fill="C6EFCE"/>
+            <w:tcMar>
+              <w:top w:w="80" w:type="dxa"/>
+              <w:left w:w="120" w:type="dxa"/>
+              <w:bottom w:w="80" w:type="dxa"/>
+              <w:right w:w="120" w:type="dxa"/>
+            </w:tcMar>
+            <w:vAlign w:val="center"/>
+          </w:tcPr>
+          <w:p>
+            <w:r>
+              <w:rPr>
+                <w:color w:val="000000"/>
+                <w:sz w:val="20"/>
+                <w:szCs w:val="20"/>
               </w:rPr>
               <w:t>Implemented</w:t>
             </w:r>
@@ -2527,53 +3003,57 @@
         </w:tblPrEx>
         <w:tc>
           <w:tcPr>
-            <w:tcW w:w="5000" w:type="dxa"/>
-            <w:tcBorders>
-              <w:top w:val="single" w:sz="1" w:space="0" w:color="CCCCCC"/>
-              <w:left w:val="single" w:sz="1" w:space="0" w:color="CCCCCC"/>
-              <w:bottom w:val="single" w:sz="1" w:space="0" w:color="CCCCCC"/>
-              <w:right w:val="single" w:sz="1" w:space="0" w:color="CCCCCC"/>
-            </w:tcBorders>
-            <w:shd w:val="clear" w:color="auto" w:fill="FFFFFF"/>
-            <w:tcMar>
-              <w:top w:w="80" w:type="dxa"/>
-              <w:left w:w="120" w:type="dxa"/>
-              <w:bottom w:w="80" w:type="dxa"/>
-              <w:right w:w="120" w:type="dxa"/>
-            </w:tcMar>
-            <w:vAlign w:val="center"/>
-          </w:tcPr>
-          <w:p>
-            <w:r>
-              <w:rPr>
-                <w:color w:val="000000"/>
-              </w:rPr>
-              <w:t>R3.   Terminate user session (logout)</w:t>
-            </w:r>
-          </w:p>
-        </w:tc>
-        <w:tc>
-          <w:tcPr>
-            <w:tcW w:w="2000" w:type="dxa"/>
-            <w:tcBorders>
-              <w:top w:val="single" w:sz="1" w:space="0" w:color="CCCCCC"/>
-              <w:left w:val="single" w:sz="1" w:space="0" w:color="CCCCCC"/>
-              <w:bottom w:val="single" w:sz="1" w:space="0" w:color="CCCCCC"/>
-              <w:right w:val="single" w:sz="1" w:space="0" w:color="CCCCCC"/>
-            </w:tcBorders>
-            <w:shd w:val="clear" w:color="auto" w:fill="FFFFFF"/>
-            <w:tcMar>
-              <w:top w:w="80" w:type="dxa"/>
-              <w:left w:w="120" w:type="dxa"/>
-              <w:bottom w:w="80" w:type="dxa"/>
-              <w:right w:w="120" w:type="dxa"/>
-            </w:tcMar>
-            <w:vAlign w:val="center"/>
-          </w:tcPr>
-          <w:p>
-            <w:r>
-              <w:rPr>
-                <w:color w:val="000000"/>
+            <w:tcW w:w="2800" w:type="dxa"/>
+            <w:tcBorders>
+              <w:top w:val="single" w:sz="1" w:space="0" w:color="CCCCCC"/>
+              <w:left w:val="single" w:sz="1" w:space="0" w:color="CCCCCC"/>
+              <w:bottom w:val="single" w:sz="1" w:space="0" w:color="CCCCCC"/>
+              <w:right w:val="single" w:sz="1" w:space="0" w:color="CCCCCC"/>
+            </w:tcBorders>
+            <w:shd w:val="clear" w:color="auto" w:fill="F2F2F2"/>
+            <w:tcMar>
+              <w:top w:w="80" w:type="dxa"/>
+              <w:left w:w="120" w:type="dxa"/>
+              <w:bottom w:w="80" w:type="dxa"/>
+              <w:right w:w="120" w:type="dxa"/>
+            </w:tcMar>
+            <w:vAlign w:val="center"/>
+          </w:tcPr>
+          <w:p>
+            <w:r>
+              <w:rPr>
+                <w:color w:val="000000"/>
+                <w:sz w:val="20"/>
+                <w:szCs w:val="20"/>
+              </w:rPr>
+              <w:t>R3. Terminate user session (logout)</w:t>
+            </w:r>
+          </w:p>
+        </w:tc>
+        <w:tc>
+          <w:tcPr>
+            <w:tcW w:w="1500" w:type="dxa"/>
+            <w:tcBorders>
+              <w:top w:val="single" w:sz="1" w:space="0" w:color="CCCCCC"/>
+              <w:left w:val="single" w:sz="1" w:space="0" w:color="CCCCCC"/>
+              <w:bottom w:val="single" w:sz="1" w:space="0" w:color="CCCCCC"/>
+              <w:right w:val="single" w:sz="1" w:space="0" w:color="CCCCCC"/>
+            </w:tcBorders>
+            <w:shd w:val="clear" w:color="auto" w:fill="C6EFCE"/>
+            <w:tcMar>
+              <w:top w:w="80" w:type="dxa"/>
+              <w:left w:w="120" w:type="dxa"/>
+              <w:bottom w:w="80" w:type="dxa"/>
+              <w:right w:w="120" w:type="dxa"/>
+            </w:tcMar>
+            <w:vAlign w:val="center"/>
+          </w:tcPr>
+          <w:p>
+            <w:r>
+              <w:rPr>
+                <w:color w:val="000000"/>
+                <w:sz w:val="20"/>
+                <w:szCs w:val="20"/>
               </w:rPr>
               <w:t>Essential</w:t>
             </w:r>
@@ -2581,26 +3061,28 @@
         </w:tc>
         <w:tc>
           <w:tcPr>
-            <w:tcW w:w="2360" w:type="dxa"/>
-            <w:tcBorders>
-              <w:top w:val="single" w:sz="1" w:space="0" w:color="CCCCCC"/>
-              <w:left w:val="single" w:sz="1" w:space="0" w:color="CCCCCC"/>
-              <w:bottom w:val="single" w:sz="1" w:space="0" w:color="CCCCCC"/>
-              <w:right w:val="single" w:sz="1" w:space="0" w:color="CCCCCC"/>
-            </w:tcBorders>
-            <w:shd w:val="clear" w:color="auto" w:fill="D6EAD6"/>
-            <w:tcMar>
-              <w:top w:w="80" w:type="dxa"/>
-              <w:left w:w="120" w:type="dxa"/>
-              <w:bottom w:w="80" w:type="dxa"/>
-              <w:right w:w="120" w:type="dxa"/>
-            </w:tcMar>
-            <w:vAlign w:val="center"/>
-          </w:tcPr>
-          <w:p>
-            <w:r>
-              <w:rPr>
-                <w:color w:val="000000"/>
+            <w:tcW w:w="2060" w:type="dxa"/>
+            <w:tcBorders>
+              <w:top w:val="single" w:sz="1" w:space="0" w:color="CCCCCC"/>
+              <w:left w:val="single" w:sz="1" w:space="0" w:color="CCCCCC"/>
+              <w:bottom w:val="single" w:sz="1" w:space="0" w:color="CCCCCC"/>
+              <w:right w:val="single" w:sz="1" w:space="0" w:color="CCCCCC"/>
+            </w:tcBorders>
+            <w:shd w:val="clear" w:color="auto" w:fill="C6EFCE"/>
+            <w:tcMar>
+              <w:top w:w="80" w:type="dxa"/>
+              <w:left w:w="120" w:type="dxa"/>
+              <w:bottom w:w="80" w:type="dxa"/>
+              <w:right w:w="120" w:type="dxa"/>
+            </w:tcMar>
+            <w:vAlign w:val="center"/>
+          </w:tcPr>
+          <w:p>
+            <w:r>
+              <w:rPr>
+                <w:color w:val="000000"/>
+                <w:sz w:val="20"/>
+                <w:szCs w:val="20"/>
               </w:rPr>
               <w:t>Implemented</w:t>
             </w:r>
@@ -2616,7 +3098,7 @@
         </w:tblPrEx>
         <w:tc>
           <w:tcPr>
-            <w:tcW w:w="5000" w:type="dxa"/>
+            <w:tcW w:w="2800" w:type="dxa"/>
             <w:tcBorders>
               <w:top w:val="single" w:sz="1" w:space="0" w:color="CCCCCC"/>
               <w:left w:val="single" w:sz="1" w:space="0" w:color="CCCCCC"/>
@@ -2636,33 +3118,38 @@
             <w:r>
               <w:rPr>
                 <w:color w:val="000000"/>
-              </w:rPr>
-              <w:t>R4.   Open/close door</w:t>
-            </w:r>
-          </w:p>
-        </w:tc>
-        <w:tc>
-          <w:tcPr>
-            <w:tcW w:w="2000" w:type="dxa"/>
-            <w:tcBorders>
-              <w:top w:val="single" w:sz="1" w:space="0" w:color="CCCCCC"/>
-              <w:left w:val="single" w:sz="1" w:space="0" w:color="CCCCCC"/>
-              <w:bottom w:val="single" w:sz="1" w:space="0" w:color="CCCCCC"/>
-              <w:right w:val="single" w:sz="1" w:space="0" w:color="CCCCCC"/>
-            </w:tcBorders>
-            <w:shd w:val="clear" w:color="auto" w:fill="FFFFFF"/>
-            <w:tcMar>
-              <w:top w:w="80" w:type="dxa"/>
-              <w:left w:w="120" w:type="dxa"/>
-              <w:bottom w:w="80" w:type="dxa"/>
-              <w:right w:w="120" w:type="dxa"/>
-            </w:tcMar>
-            <w:vAlign w:val="center"/>
-          </w:tcPr>
-          <w:p>
-            <w:r>
-              <w:rPr>
-                <w:color w:val="000000"/>
+                <w:sz w:val="20"/>
+                <w:szCs w:val="20"/>
+              </w:rPr>
+              <w:lastRenderedPageBreak/>
+              <w:t>R4. Open/close door</w:t>
+            </w:r>
+          </w:p>
+        </w:tc>
+        <w:tc>
+          <w:tcPr>
+            <w:tcW w:w="1500" w:type="dxa"/>
+            <w:tcBorders>
+              <w:top w:val="single" w:sz="1" w:space="0" w:color="CCCCCC"/>
+              <w:left w:val="single" w:sz="1" w:space="0" w:color="CCCCCC"/>
+              <w:bottom w:val="single" w:sz="1" w:space="0" w:color="CCCCCC"/>
+              <w:right w:val="single" w:sz="1" w:space="0" w:color="CCCCCC"/>
+            </w:tcBorders>
+            <w:shd w:val="clear" w:color="auto" w:fill="C6EFCE"/>
+            <w:tcMar>
+              <w:top w:w="80" w:type="dxa"/>
+              <w:left w:w="120" w:type="dxa"/>
+              <w:bottom w:w="80" w:type="dxa"/>
+              <w:right w:w="120" w:type="dxa"/>
+            </w:tcMar>
+            <w:vAlign w:val="center"/>
+          </w:tcPr>
+          <w:p>
+            <w:r>
+              <w:rPr>
+                <w:color w:val="000000"/>
+                <w:sz w:val="20"/>
+                <w:szCs w:val="20"/>
               </w:rPr>
               <w:t>Essential</w:t>
             </w:r>
@@ -2670,26 +3157,28 @@
         </w:tc>
         <w:tc>
           <w:tcPr>
-            <w:tcW w:w="2360" w:type="dxa"/>
-            <w:tcBorders>
-              <w:top w:val="single" w:sz="1" w:space="0" w:color="CCCCCC"/>
-              <w:left w:val="single" w:sz="1" w:space="0" w:color="CCCCCC"/>
-              <w:bottom w:val="single" w:sz="1" w:space="0" w:color="CCCCCC"/>
-              <w:right w:val="single" w:sz="1" w:space="0" w:color="CCCCCC"/>
-            </w:tcBorders>
-            <w:shd w:val="clear" w:color="auto" w:fill="D6EAD6"/>
-            <w:tcMar>
-              <w:top w:w="80" w:type="dxa"/>
-              <w:left w:w="120" w:type="dxa"/>
-              <w:bottom w:w="80" w:type="dxa"/>
-              <w:right w:w="120" w:type="dxa"/>
-            </w:tcMar>
-            <w:vAlign w:val="center"/>
-          </w:tcPr>
-          <w:p>
-            <w:r>
-              <w:rPr>
-                <w:color w:val="000000"/>
+            <w:tcW w:w="2060" w:type="dxa"/>
+            <w:tcBorders>
+              <w:top w:val="single" w:sz="1" w:space="0" w:color="CCCCCC"/>
+              <w:left w:val="single" w:sz="1" w:space="0" w:color="CCCCCC"/>
+              <w:bottom w:val="single" w:sz="1" w:space="0" w:color="CCCCCC"/>
+              <w:right w:val="single" w:sz="1" w:space="0" w:color="CCCCCC"/>
+            </w:tcBorders>
+            <w:shd w:val="clear" w:color="auto" w:fill="C6EFCE"/>
+            <w:tcMar>
+              <w:top w:w="80" w:type="dxa"/>
+              <w:left w:w="120" w:type="dxa"/>
+              <w:bottom w:w="80" w:type="dxa"/>
+              <w:right w:w="120" w:type="dxa"/>
+            </w:tcMar>
+            <w:vAlign w:val="center"/>
+          </w:tcPr>
+          <w:p>
+            <w:r>
+              <w:rPr>
+                <w:color w:val="000000"/>
+                <w:sz w:val="20"/>
+                <w:szCs w:val="20"/>
               </w:rPr>
               <w:t>Implemented</w:t>
             </w:r>
@@ -2705,53 +3194,57 @@
         </w:tblPrEx>
         <w:tc>
           <w:tcPr>
-            <w:tcW w:w="5000" w:type="dxa"/>
-            <w:tcBorders>
-              <w:top w:val="single" w:sz="1" w:space="0" w:color="CCCCCC"/>
-              <w:left w:val="single" w:sz="1" w:space="0" w:color="CCCCCC"/>
-              <w:bottom w:val="single" w:sz="1" w:space="0" w:color="CCCCCC"/>
-              <w:right w:val="single" w:sz="1" w:space="0" w:color="CCCCCC"/>
-            </w:tcBorders>
-            <w:shd w:val="clear" w:color="auto" w:fill="FFFFFF"/>
-            <w:tcMar>
-              <w:top w:w="80" w:type="dxa"/>
-              <w:left w:w="120" w:type="dxa"/>
-              <w:bottom w:w="80" w:type="dxa"/>
-              <w:right w:w="120" w:type="dxa"/>
-            </w:tcMar>
-            <w:vAlign w:val="center"/>
-          </w:tcPr>
-          <w:p>
-            <w:r>
-              <w:rPr>
-                <w:color w:val="000000"/>
-              </w:rPr>
-              <w:t>R5.   Turn light on/off</w:t>
-            </w:r>
-          </w:p>
-        </w:tc>
-        <w:tc>
-          <w:tcPr>
-            <w:tcW w:w="2000" w:type="dxa"/>
-            <w:tcBorders>
-              <w:top w:val="single" w:sz="1" w:space="0" w:color="CCCCCC"/>
-              <w:left w:val="single" w:sz="1" w:space="0" w:color="CCCCCC"/>
-              <w:bottom w:val="single" w:sz="1" w:space="0" w:color="CCCCCC"/>
-              <w:right w:val="single" w:sz="1" w:space="0" w:color="CCCCCC"/>
-            </w:tcBorders>
-            <w:shd w:val="clear" w:color="auto" w:fill="FFFFFF"/>
-            <w:tcMar>
-              <w:top w:w="80" w:type="dxa"/>
-              <w:left w:w="120" w:type="dxa"/>
-              <w:bottom w:w="80" w:type="dxa"/>
-              <w:right w:w="120" w:type="dxa"/>
-            </w:tcMar>
-            <w:vAlign w:val="center"/>
-          </w:tcPr>
-          <w:p>
-            <w:r>
-              <w:rPr>
-                <w:color w:val="000000"/>
+            <w:tcW w:w="2800" w:type="dxa"/>
+            <w:tcBorders>
+              <w:top w:val="single" w:sz="1" w:space="0" w:color="CCCCCC"/>
+              <w:left w:val="single" w:sz="1" w:space="0" w:color="CCCCCC"/>
+              <w:bottom w:val="single" w:sz="1" w:space="0" w:color="CCCCCC"/>
+              <w:right w:val="single" w:sz="1" w:space="0" w:color="CCCCCC"/>
+            </w:tcBorders>
+            <w:shd w:val="clear" w:color="auto" w:fill="F2F2F2"/>
+            <w:tcMar>
+              <w:top w:w="80" w:type="dxa"/>
+              <w:left w:w="120" w:type="dxa"/>
+              <w:bottom w:w="80" w:type="dxa"/>
+              <w:right w:w="120" w:type="dxa"/>
+            </w:tcMar>
+            <w:vAlign w:val="center"/>
+          </w:tcPr>
+          <w:p>
+            <w:r>
+              <w:rPr>
+                <w:color w:val="000000"/>
+                <w:sz w:val="20"/>
+                <w:szCs w:val="20"/>
+              </w:rPr>
+              <w:t>R5. Turn light on/off</w:t>
+            </w:r>
+          </w:p>
+        </w:tc>
+        <w:tc>
+          <w:tcPr>
+            <w:tcW w:w="1500" w:type="dxa"/>
+            <w:tcBorders>
+              <w:top w:val="single" w:sz="1" w:space="0" w:color="CCCCCC"/>
+              <w:left w:val="single" w:sz="1" w:space="0" w:color="CCCCCC"/>
+              <w:bottom w:val="single" w:sz="1" w:space="0" w:color="CCCCCC"/>
+              <w:right w:val="single" w:sz="1" w:space="0" w:color="CCCCCC"/>
+            </w:tcBorders>
+            <w:shd w:val="clear" w:color="auto" w:fill="C6EFCE"/>
+            <w:tcMar>
+              <w:top w:w="80" w:type="dxa"/>
+              <w:left w:w="120" w:type="dxa"/>
+              <w:bottom w:w="80" w:type="dxa"/>
+              <w:right w:w="120" w:type="dxa"/>
+            </w:tcMar>
+            <w:vAlign w:val="center"/>
+          </w:tcPr>
+          <w:p>
+            <w:r>
+              <w:rPr>
+                <w:color w:val="000000"/>
+                <w:sz w:val="20"/>
+                <w:szCs w:val="20"/>
               </w:rPr>
               <w:t>Essential</w:t>
             </w:r>
@@ -2759,26 +3252,28 @@
         </w:tc>
         <w:tc>
           <w:tcPr>
-            <w:tcW w:w="2360" w:type="dxa"/>
-            <w:tcBorders>
-              <w:top w:val="single" w:sz="1" w:space="0" w:color="CCCCCC"/>
-              <w:left w:val="single" w:sz="1" w:space="0" w:color="CCCCCC"/>
-              <w:bottom w:val="single" w:sz="1" w:space="0" w:color="CCCCCC"/>
-              <w:right w:val="single" w:sz="1" w:space="0" w:color="CCCCCC"/>
-            </w:tcBorders>
-            <w:shd w:val="clear" w:color="auto" w:fill="D6EAD6"/>
-            <w:tcMar>
-              <w:top w:w="80" w:type="dxa"/>
-              <w:left w:w="120" w:type="dxa"/>
-              <w:bottom w:w="80" w:type="dxa"/>
-              <w:right w:w="120" w:type="dxa"/>
-            </w:tcMar>
-            <w:vAlign w:val="center"/>
-          </w:tcPr>
-          <w:p>
-            <w:r>
-              <w:rPr>
-                <w:color w:val="000000"/>
+            <w:tcW w:w="2060" w:type="dxa"/>
+            <w:tcBorders>
+              <w:top w:val="single" w:sz="1" w:space="0" w:color="CCCCCC"/>
+              <w:left w:val="single" w:sz="1" w:space="0" w:color="CCCCCC"/>
+              <w:bottom w:val="single" w:sz="1" w:space="0" w:color="CCCCCC"/>
+              <w:right w:val="single" w:sz="1" w:space="0" w:color="CCCCCC"/>
+            </w:tcBorders>
+            <w:shd w:val="clear" w:color="auto" w:fill="C6EFCE"/>
+            <w:tcMar>
+              <w:top w:w="80" w:type="dxa"/>
+              <w:left w:w="120" w:type="dxa"/>
+              <w:bottom w:w="80" w:type="dxa"/>
+              <w:right w:w="120" w:type="dxa"/>
+            </w:tcMar>
+            <w:vAlign w:val="center"/>
+          </w:tcPr>
+          <w:p>
+            <w:r>
+              <w:rPr>
+                <w:color w:val="000000"/>
+                <w:sz w:val="20"/>
+                <w:szCs w:val="20"/>
               </w:rPr>
               <w:t>Implemented</w:t>
             </w:r>
@@ -2794,7 +3289,7 @@
         </w:tblPrEx>
         <w:tc>
           <w:tcPr>
-            <w:tcW w:w="5000" w:type="dxa"/>
+            <w:tcW w:w="2800" w:type="dxa"/>
             <w:tcBorders>
               <w:top w:val="single" w:sz="1" w:space="0" w:color="CCCCCC"/>
               <w:left w:val="single" w:sz="1" w:space="0" w:color="CCCCCC"/>
@@ -2814,33 +3309,37 @@
             <w:r>
               <w:rPr>
                 <w:color w:val="000000"/>
-              </w:rPr>
-              <w:t>R6.   Open/close window</w:t>
-            </w:r>
-          </w:p>
-        </w:tc>
-        <w:tc>
-          <w:tcPr>
-            <w:tcW w:w="2000" w:type="dxa"/>
-            <w:tcBorders>
-              <w:top w:val="single" w:sz="1" w:space="0" w:color="CCCCCC"/>
-              <w:left w:val="single" w:sz="1" w:space="0" w:color="CCCCCC"/>
-              <w:bottom w:val="single" w:sz="1" w:space="0" w:color="CCCCCC"/>
-              <w:right w:val="single" w:sz="1" w:space="0" w:color="CCCCCC"/>
-            </w:tcBorders>
-            <w:shd w:val="clear" w:color="auto" w:fill="FFFFFF"/>
-            <w:tcMar>
-              <w:top w:w="80" w:type="dxa"/>
-              <w:left w:w="120" w:type="dxa"/>
-              <w:bottom w:w="80" w:type="dxa"/>
-              <w:right w:w="120" w:type="dxa"/>
-            </w:tcMar>
-            <w:vAlign w:val="center"/>
-          </w:tcPr>
-          <w:p>
-            <w:r>
-              <w:rPr>
-                <w:color w:val="000000"/>
+                <w:sz w:val="20"/>
+                <w:szCs w:val="20"/>
+              </w:rPr>
+              <w:t>R6. Open/close window</w:t>
+            </w:r>
+          </w:p>
+        </w:tc>
+        <w:tc>
+          <w:tcPr>
+            <w:tcW w:w="1500" w:type="dxa"/>
+            <w:tcBorders>
+              <w:top w:val="single" w:sz="1" w:space="0" w:color="CCCCCC"/>
+              <w:left w:val="single" w:sz="1" w:space="0" w:color="CCCCCC"/>
+              <w:bottom w:val="single" w:sz="1" w:space="0" w:color="CCCCCC"/>
+              <w:right w:val="single" w:sz="1" w:space="0" w:color="CCCCCC"/>
+            </w:tcBorders>
+            <w:shd w:val="clear" w:color="auto" w:fill="C6EFCE"/>
+            <w:tcMar>
+              <w:top w:w="80" w:type="dxa"/>
+              <w:left w:w="120" w:type="dxa"/>
+              <w:bottom w:w="80" w:type="dxa"/>
+              <w:right w:w="120" w:type="dxa"/>
+            </w:tcMar>
+            <w:vAlign w:val="center"/>
+          </w:tcPr>
+          <w:p>
+            <w:r>
+              <w:rPr>
+                <w:color w:val="000000"/>
+                <w:sz w:val="20"/>
+                <w:szCs w:val="20"/>
               </w:rPr>
               <w:t>Essential</w:t>
             </w:r>
@@ -2848,26 +3347,28 @@
         </w:tc>
         <w:tc>
           <w:tcPr>
-            <w:tcW w:w="2360" w:type="dxa"/>
-            <w:tcBorders>
-              <w:top w:val="single" w:sz="1" w:space="0" w:color="CCCCCC"/>
-              <w:left w:val="single" w:sz="1" w:space="0" w:color="CCCCCC"/>
-              <w:bottom w:val="single" w:sz="1" w:space="0" w:color="CCCCCC"/>
-              <w:right w:val="single" w:sz="1" w:space="0" w:color="CCCCCC"/>
-            </w:tcBorders>
-            <w:shd w:val="clear" w:color="auto" w:fill="D6EAD6"/>
-            <w:tcMar>
-              <w:top w:w="80" w:type="dxa"/>
-              <w:left w:w="120" w:type="dxa"/>
-              <w:bottom w:w="80" w:type="dxa"/>
-              <w:right w:w="120" w:type="dxa"/>
-            </w:tcMar>
-            <w:vAlign w:val="center"/>
-          </w:tcPr>
-          <w:p>
-            <w:r>
-              <w:rPr>
-                <w:color w:val="000000"/>
+            <w:tcW w:w="2060" w:type="dxa"/>
+            <w:tcBorders>
+              <w:top w:val="single" w:sz="1" w:space="0" w:color="CCCCCC"/>
+              <w:left w:val="single" w:sz="1" w:space="0" w:color="CCCCCC"/>
+              <w:bottom w:val="single" w:sz="1" w:space="0" w:color="CCCCCC"/>
+              <w:right w:val="single" w:sz="1" w:space="0" w:color="CCCCCC"/>
+            </w:tcBorders>
+            <w:shd w:val="clear" w:color="auto" w:fill="C6EFCE"/>
+            <w:tcMar>
+              <w:top w:w="80" w:type="dxa"/>
+              <w:left w:w="120" w:type="dxa"/>
+              <w:bottom w:w="80" w:type="dxa"/>
+              <w:right w:w="120" w:type="dxa"/>
+            </w:tcMar>
+            <w:vAlign w:val="center"/>
+          </w:tcPr>
+          <w:p>
+            <w:r>
+              <w:rPr>
+                <w:color w:val="000000"/>
+                <w:sz w:val="20"/>
+                <w:szCs w:val="20"/>
               </w:rPr>
               <w:t>Implemented</w:t>
             </w:r>
@@ -2883,53 +3384,57 @@
         </w:tblPrEx>
         <w:tc>
           <w:tcPr>
-            <w:tcW w:w="5000" w:type="dxa"/>
-            <w:tcBorders>
-              <w:top w:val="single" w:sz="1" w:space="0" w:color="CCCCCC"/>
-              <w:left w:val="single" w:sz="1" w:space="0" w:color="CCCCCC"/>
-              <w:bottom w:val="single" w:sz="1" w:space="0" w:color="CCCCCC"/>
-              <w:right w:val="single" w:sz="1" w:space="0" w:color="CCCCCC"/>
-            </w:tcBorders>
-            <w:shd w:val="clear" w:color="auto" w:fill="FFFFFF"/>
-            <w:tcMar>
-              <w:top w:w="80" w:type="dxa"/>
-              <w:left w:w="120" w:type="dxa"/>
-              <w:bottom w:w="80" w:type="dxa"/>
-              <w:right w:w="120" w:type="dxa"/>
-            </w:tcMar>
-            <w:vAlign w:val="center"/>
-          </w:tcPr>
-          <w:p>
-            <w:r>
-              <w:rPr>
-                <w:color w:val="000000"/>
-              </w:rPr>
-              <w:t>R7.   Turn fan on/off</w:t>
-            </w:r>
-          </w:p>
-        </w:tc>
-        <w:tc>
-          <w:tcPr>
-            <w:tcW w:w="2000" w:type="dxa"/>
-            <w:tcBorders>
-              <w:top w:val="single" w:sz="1" w:space="0" w:color="CCCCCC"/>
-              <w:left w:val="single" w:sz="1" w:space="0" w:color="CCCCCC"/>
-              <w:bottom w:val="single" w:sz="1" w:space="0" w:color="CCCCCC"/>
-              <w:right w:val="single" w:sz="1" w:space="0" w:color="CCCCCC"/>
-            </w:tcBorders>
-            <w:shd w:val="clear" w:color="auto" w:fill="FFFFFF"/>
-            <w:tcMar>
-              <w:top w:w="80" w:type="dxa"/>
-              <w:left w:w="120" w:type="dxa"/>
-              <w:bottom w:w="80" w:type="dxa"/>
-              <w:right w:w="120" w:type="dxa"/>
-            </w:tcMar>
-            <w:vAlign w:val="center"/>
-          </w:tcPr>
-          <w:p>
-            <w:r>
-              <w:rPr>
-                <w:color w:val="000000"/>
+            <w:tcW w:w="2800" w:type="dxa"/>
+            <w:tcBorders>
+              <w:top w:val="single" w:sz="1" w:space="0" w:color="CCCCCC"/>
+              <w:left w:val="single" w:sz="1" w:space="0" w:color="CCCCCC"/>
+              <w:bottom w:val="single" w:sz="1" w:space="0" w:color="CCCCCC"/>
+              <w:right w:val="single" w:sz="1" w:space="0" w:color="CCCCCC"/>
+            </w:tcBorders>
+            <w:shd w:val="clear" w:color="auto" w:fill="F2F2F2"/>
+            <w:tcMar>
+              <w:top w:w="80" w:type="dxa"/>
+              <w:left w:w="120" w:type="dxa"/>
+              <w:bottom w:w="80" w:type="dxa"/>
+              <w:right w:w="120" w:type="dxa"/>
+            </w:tcMar>
+            <w:vAlign w:val="center"/>
+          </w:tcPr>
+          <w:p>
+            <w:r>
+              <w:rPr>
+                <w:color w:val="000000"/>
+                <w:sz w:val="20"/>
+                <w:szCs w:val="20"/>
+              </w:rPr>
+              <w:t>R7. Turn fan on/off</w:t>
+            </w:r>
+          </w:p>
+        </w:tc>
+        <w:tc>
+          <w:tcPr>
+            <w:tcW w:w="1500" w:type="dxa"/>
+            <w:tcBorders>
+              <w:top w:val="single" w:sz="1" w:space="0" w:color="CCCCCC"/>
+              <w:left w:val="single" w:sz="1" w:space="0" w:color="CCCCCC"/>
+              <w:bottom w:val="single" w:sz="1" w:space="0" w:color="CCCCCC"/>
+              <w:right w:val="single" w:sz="1" w:space="0" w:color="CCCCCC"/>
+            </w:tcBorders>
+            <w:shd w:val="clear" w:color="auto" w:fill="C6EFCE"/>
+            <w:tcMar>
+              <w:top w:w="80" w:type="dxa"/>
+              <w:left w:w="120" w:type="dxa"/>
+              <w:bottom w:w="80" w:type="dxa"/>
+              <w:right w:w="120" w:type="dxa"/>
+            </w:tcMar>
+            <w:vAlign w:val="center"/>
+          </w:tcPr>
+          <w:p>
+            <w:r>
+              <w:rPr>
+                <w:color w:val="000000"/>
+                <w:sz w:val="20"/>
+                <w:szCs w:val="20"/>
               </w:rPr>
               <w:t>Essential</w:t>
             </w:r>
@@ -2937,26 +3442,28 @@
         </w:tc>
         <w:tc>
           <w:tcPr>
-            <w:tcW w:w="2360" w:type="dxa"/>
-            <w:tcBorders>
-              <w:top w:val="single" w:sz="1" w:space="0" w:color="CCCCCC"/>
-              <w:left w:val="single" w:sz="1" w:space="0" w:color="CCCCCC"/>
-              <w:bottom w:val="single" w:sz="1" w:space="0" w:color="CCCCCC"/>
-              <w:right w:val="single" w:sz="1" w:space="0" w:color="CCCCCC"/>
-            </w:tcBorders>
-            <w:shd w:val="clear" w:color="auto" w:fill="D6EAD6"/>
-            <w:tcMar>
-              <w:top w:w="80" w:type="dxa"/>
-              <w:left w:w="120" w:type="dxa"/>
-              <w:bottom w:w="80" w:type="dxa"/>
-              <w:right w:w="120" w:type="dxa"/>
-            </w:tcMar>
-            <w:vAlign w:val="center"/>
-          </w:tcPr>
-          <w:p>
-            <w:r>
-              <w:rPr>
-                <w:color w:val="000000"/>
+            <w:tcW w:w="2060" w:type="dxa"/>
+            <w:tcBorders>
+              <w:top w:val="single" w:sz="1" w:space="0" w:color="CCCCCC"/>
+              <w:left w:val="single" w:sz="1" w:space="0" w:color="CCCCCC"/>
+              <w:bottom w:val="single" w:sz="1" w:space="0" w:color="CCCCCC"/>
+              <w:right w:val="single" w:sz="1" w:space="0" w:color="CCCCCC"/>
+            </w:tcBorders>
+            <w:shd w:val="clear" w:color="auto" w:fill="C6EFCE"/>
+            <w:tcMar>
+              <w:top w:w="80" w:type="dxa"/>
+              <w:left w:w="120" w:type="dxa"/>
+              <w:bottom w:w="80" w:type="dxa"/>
+              <w:right w:w="120" w:type="dxa"/>
+            </w:tcMar>
+            <w:vAlign w:val="center"/>
+          </w:tcPr>
+          <w:p>
+            <w:r>
+              <w:rPr>
+                <w:color w:val="000000"/>
+                <w:sz w:val="20"/>
+                <w:szCs w:val="20"/>
               </w:rPr>
               <w:t>Implemented</w:t>
             </w:r>
@@ -2972,7 +3479,7 @@
         </w:tblPrEx>
         <w:tc>
           <w:tcPr>
-            <w:tcW w:w="5000" w:type="dxa"/>
+            <w:tcW w:w="2800" w:type="dxa"/>
             <w:tcBorders>
               <w:top w:val="single" w:sz="1" w:space="0" w:color="CCCCCC"/>
               <w:left w:val="single" w:sz="1" w:space="0" w:color="CCCCCC"/>
@@ -2992,33 +3499,37 @@
             <w:r>
               <w:rPr>
                 <w:color w:val="000000"/>
-              </w:rPr>
-              <w:t>R8.   Turn buzzer on/off</w:t>
-            </w:r>
-          </w:p>
-        </w:tc>
-        <w:tc>
-          <w:tcPr>
-            <w:tcW w:w="2000" w:type="dxa"/>
-            <w:tcBorders>
-              <w:top w:val="single" w:sz="1" w:space="0" w:color="CCCCCC"/>
-              <w:left w:val="single" w:sz="1" w:space="0" w:color="CCCCCC"/>
-              <w:bottom w:val="single" w:sz="1" w:space="0" w:color="CCCCCC"/>
-              <w:right w:val="single" w:sz="1" w:space="0" w:color="CCCCCC"/>
-            </w:tcBorders>
-            <w:shd w:val="clear" w:color="auto" w:fill="FFFFFF"/>
-            <w:tcMar>
-              <w:top w:w="80" w:type="dxa"/>
-              <w:left w:w="120" w:type="dxa"/>
-              <w:bottom w:w="80" w:type="dxa"/>
-              <w:right w:w="120" w:type="dxa"/>
-            </w:tcMar>
-            <w:vAlign w:val="center"/>
-          </w:tcPr>
-          <w:p>
-            <w:r>
-              <w:rPr>
-                <w:color w:val="000000"/>
+                <w:sz w:val="20"/>
+                <w:szCs w:val="20"/>
+              </w:rPr>
+              <w:t>R8. Turn buzzer on/off</w:t>
+            </w:r>
+          </w:p>
+        </w:tc>
+        <w:tc>
+          <w:tcPr>
+            <w:tcW w:w="1500" w:type="dxa"/>
+            <w:tcBorders>
+              <w:top w:val="single" w:sz="1" w:space="0" w:color="CCCCCC"/>
+              <w:left w:val="single" w:sz="1" w:space="0" w:color="CCCCCC"/>
+              <w:bottom w:val="single" w:sz="1" w:space="0" w:color="CCCCCC"/>
+              <w:right w:val="single" w:sz="1" w:space="0" w:color="CCCCCC"/>
+            </w:tcBorders>
+            <w:shd w:val="clear" w:color="auto" w:fill="C6EFCE"/>
+            <w:tcMar>
+              <w:top w:w="80" w:type="dxa"/>
+              <w:left w:w="120" w:type="dxa"/>
+              <w:bottom w:w="80" w:type="dxa"/>
+              <w:right w:w="120" w:type="dxa"/>
+            </w:tcMar>
+            <w:vAlign w:val="center"/>
+          </w:tcPr>
+          <w:p>
+            <w:r>
+              <w:rPr>
+                <w:color w:val="000000"/>
+                <w:sz w:val="20"/>
+                <w:szCs w:val="20"/>
               </w:rPr>
               <w:t>Essential</w:t>
             </w:r>
@@ -3026,26 +3537,28 @@
         </w:tc>
         <w:tc>
           <w:tcPr>
-            <w:tcW w:w="2360" w:type="dxa"/>
-            <w:tcBorders>
-              <w:top w:val="single" w:sz="1" w:space="0" w:color="CCCCCC"/>
-              <w:left w:val="single" w:sz="1" w:space="0" w:color="CCCCCC"/>
-              <w:bottom w:val="single" w:sz="1" w:space="0" w:color="CCCCCC"/>
-              <w:right w:val="single" w:sz="1" w:space="0" w:color="CCCCCC"/>
-            </w:tcBorders>
-            <w:shd w:val="clear" w:color="auto" w:fill="D6EAD6"/>
-            <w:tcMar>
-              <w:top w:w="80" w:type="dxa"/>
-              <w:left w:w="120" w:type="dxa"/>
-              <w:bottom w:w="80" w:type="dxa"/>
-              <w:right w:w="120" w:type="dxa"/>
-            </w:tcMar>
-            <w:vAlign w:val="center"/>
-          </w:tcPr>
-          <w:p>
-            <w:r>
-              <w:rPr>
-                <w:color w:val="000000"/>
+            <w:tcW w:w="2060" w:type="dxa"/>
+            <w:tcBorders>
+              <w:top w:val="single" w:sz="1" w:space="0" w:color="CCCCCC"/>
+              <w:left w:val="single" w:sz="1" w:space="0" w:color="CCCCCC"/>
+              <w:bottom w:val="single" w:sz="1" w:space="0" w:color="CCCCCC"/>
+              <w:right w:val="single" w:sz="1" w:space="0" w:color="CCCCCC"/>
+            </w:tcBorders>
+            <w:shd w:val="clear" w:color="auto" w:fill="C6EFCE"/>
+            <w:tcMar>
+              <w:top w:w="80" w:type="dxa"/>
+              <w:left w:w="120" w:type="dxa"/>
+              <w:bottom w:w="80" w:type="dxa"/>
+              <w:right w:w="120" w:type="dxa"/>
+            </w:tcMar>
+            <w:vAlign w:val="center"/>
+          </w:tcPr>
+          <w:p>
+            <w:r>
+              <w:rPr>
+                <w:color w:val="000000"/>
+                <w:sz w:val="20"/>
+                <w:szCs w:val="20"/>
               </w:rPr>
               <w:t>Implemented</w:t>
             </w:r>
@@ -3061,53 +3574,57 @@
         </w:tblPrEx>
         <w:tc>
           <w:tcPr>
-            <w:tcW w:w="5000" w:type="dxa"/>
-            <w:tcBorders>
-              <w:top w:val="single" w:sz="1" w:space="0" w:color="CCCCCC"/>
-              <w:left w:val="single" w:sz="1" w:space="0" w:color="CCCCCC"/>
-              <w:bottom w:val="single" w:sz="1" w:space="0" w:color="CCCCCC"/>
-              <w:right w:val="single" w:sz="1" w:space="0" w:color="CCCCCC"/>
-            </w:tcBorders>
-            <w:shd w:val="clear" w:color="auto" w:fill="FFFFFF"/>
-            <w:tcMar>
-              <w:top w:w="80" w:type="dxa"/>
-              <w:left w:w="120" w:type="dxa"/>
-              <w:bottom w:w="80" w:type="dxa"/>
-              <w:right w:w="120" w:type="dxa"/>
-            </w:tcMar>
-            <w:vAlign w:val="center"/>
-          </w:tcPr>
-          <w:p>
-            <w:r>
-              <w:rPr>
-                <w:color w:val="000000"/>
-              </w:rPr>
-              <w:t>R9.   Retrieve device status information</w:t>
-            </w:r>
-          </w:p>
-        </w:tc>
-        <w:tc>
-          <w:tcPr>
-            <w:tcW w:w="2000" w:type="dxa"/>
-            <w:tcBorders>
-              <w:top w:val="single" w:sz="1" w:space="0" w:color="CCCCCC"/>
-              <w:left w:val="single" w:sz="1" w:space="0" w:color="CCCCCC"/>
-              <w:bottom w:val="single" w:sz="1" w:space="0" w:color="CCCCCC"/>
-              <w:right w:val="single" w:sz="1" w:space="0" w:color="CCCCCC"/>
-            </w:tcBorders>
-            <w:shd w:val="clear" w:color="auto" w:fill="FFFFFF"/>
-            <w:tcMar>
-              <w:top w:w="80" w:type="dxa"/>
-              <w:left w:w="120" w:type="dxa"/>
-              <w:bottom w:w="80" w:type="dxa"/>
-              <w:right w:w="120" w:type="dxa"/>
-            </w:tcMar>
-            <w:vAlign w:val="center"/>
-          </w:tcPr>
-          <w:p>
-            <w:r>
-              <w:rPr>
-                <w:color w:val="000000"/>
+            <w:tcW w:w="2800" w:type="dxa"/>
+            <w:tcBorders>
+              <w:top w:val="single" w:sz="1" w:space="0" w:color="CCCCCC"/>
+              <w:left w:val="single" w:sz="1" w:space="0" w:color="CCCCCC"/>
+              <w:bottom w:val="single" w:sz="1" w:space="0" w:color="CCCCCC"/>
+              <w:right w:val="single" w:sz="1" w:space="0" w:color="CCCCCC"/>
+            </w:tcBorders>
+            <w:shd w:val="clear" w:color="auto" w:fill="F2F2F2"/>
+            <w:tcMar>
+              <w:top w:w="80" w:type="dxa"/>
+              <w:left w:w="120" w:type="dxa"/>
+              <w:bottom w:w="80" w:type="dxa"/>
+              <w:right w:w="120" w:type="dxa"/>
+            </w:tcMar>
+            <w:vAlign w:val="center"/>
+          </w:tcPr>
+          <w:p>
+            <w:r>
+              <w:rPr>
+                <w:color w:val="000000"/>
+                <w:sz w:val="20"/>
+                <w:szCs w:val="20"/>
+              </w:rPr>
+              <w:t>R9. Retrieve device status information</w:t>
+            </w:r>
+          </w:p>
+        </w:tc>
+        <w:tc>
+          <w:tcPr>
+            <w:tcW w:w="1500" w:type="dxa"/>
+            <w:tcBorders>
+              <w:top w:val="single" w:sz="1" w:space="0" w:color="CCCCCC"/>
+              <w:left w:val="single" w:sz="1" w:space="0" w:color="CCCCCC"/>
+              <w:bottom w:val="single" w:sz="1" w:space="0" w:color="CCCCCC"/>
+              <w:right w:val="single" w:sz="1" w:space="0" w:color="CCCCCC"/>
+            </w:tcBorders>
+            <w:shd w:val="clear" w:color="auto" w:fill="C6EFCE"/>
+            <w:tcMar>
+              <w:top w:w="80" w:type="dxa"/>
+              <w:left w:w="120" w:type="dxa"/>
+              <w:bottom w:w="80" w:type="dxa"/>
+              <w:right w:w="120" w:type="dxa"/>
+            </w:tcMar>
+            <w:vAlign w:val="center"/>
+          </w:tcPr>
+          <w:p>
+            <w:r>
+              <w:rPr>
+                <w:color w:val="000000"/>
+                <w:sz w:val="20"/>
+                <w:szCs w:val="20"/>
               </w:rPr>
               <w:t>Essential</w:t>
             </w:r>
@@ -3115,26 +3632,28 @@
         </w:tc>
         <w:tc>
           <w:tcPr>
-            <w:tcW w:w="2360" w:type="dxa"/>
-            <w:tcBorders>
-              <w:top w:val="single" w:sz="1" w:space="0" w:color="CCCCCC"/>
-              <w:left w:val="single" w:sz="1" w:space="0" w:color="CCCCCC"/>
-              <w:bottom w:val="single" w:sz="1" w:space="0" w:color="CCCCCC"/>
-              <w:right w:val="single" w:sz="1" w:space="0" w:color="CCCCCC"/>
-            </w:tcBorders>
-            <w:shd w:val="clear" w:color="auto" w:fill="D6EAD6"/>
-            <w:tcMar>
-              <w:top w:w="80" w:type="dxa"/>
-              <w:left w:w="120" w:type="dxa"/>
-              <w:bottom w:w="80" w:type="dxa"/>
-              <w:right w:w="120" w:type="dxa"/>
-            </w:tcMar>
-            <w:vAlign w:val="center"/>
-          </w:tcPr>
-          <w:p>
-            <w:r>
-              <w:rPr>
-                <w:color w:val="000000"/>
+            <w:tcW w:w="2060" w:type="dxa"/>
+            <w:tcBorders>
+              <w:top w:val="single" w:sz="1" w:space="0" w:color="CCCCCC"/>
+              <w:left w:val="single" w:sz="1" w:space="0" w:color="CCCCCC"/>
+              <w:bottom w:val="single" w:sz="1" w:space="0" w:color="CCCCCC"/>
+              <w:right w:val="single" w:sz="1" w:space="0" w:color="CCCCCC"/>
+            </w:tcBorders>
+            <w:shd w:val="clear" w:color="auto" w:fill="C6EFCE"/>
+            <w:tcMar>
+              <w:top w:w="80" w:type="dxa"/>
+              <w:left w:w="120" w:type="dxa"/>
+              <w:bottom w:w="80" w:type="dxa"/>
+              <w:right w:w="120" w:type="dxa"/>
+            </w:tcMar>
+            <w:vAlign w:val="center"/>
+          </w:tcPr>
+          <w:p>
+            <w:r>
+              <w:rPr>
+                <w:color w:val="000000"/>
+                <w:sz w:val="20"/>
+                <w:szCs w:val="20"/>
               </w:rPr>
               <w:t>Implemented</w:t>
             </w:r>
@@ -3150,7 +3669,7 @@
         </w:tblPrEx>
         <w:tc>
           <w:tcPr>
-            <w:tcW w:w="5000" w:type="dxa"/>
+            <w:tcW w:w="2800" w:type="dxa"/>
             <w:tcBorders>
               <w:top w:val="single" w:sz="1" w:space="0" w:color="CCCCCC"/>
               <w:left w:val="single" w:sz="1" w:space="0" w:color="CCCCCC"/>
@@ -3170,6 +3689,8 @@
             <w:r>
               <w:rPr>
                 <w:color w:val="000000"/>
+                <w:sz w:val="20"/>
+                <w:szCs w:val="20"/>
               </w:rPr>
               <w:t>R10. Manage authorized devices and units</w:t>
             </w:r>
@@ -3177,26 +3698,28 @@
         </w:tc>
         <w:tc>
           <w:tcPr>
-            <w:tcW w:w="2000" w:type="dxa"/>
-            <w:tcBorders>
-              <w:top w:val="single" w:sz="1" w:space="0" w:color="CCCCCC"/>
-              <w:left w:val="single" w:sz="1" w:space="0" w:color="CCCCCC"/>
-              <w:bottom w:val="single" w:sz="1" w:space="0" w:color="CCCCCC"/>
-              <w:right w:val="single" w:sz="1" w:space="0" w:color="CCCCCC"/>
-            </w:tcBorders>
-            <w:shd w:val="clear" w:color="auto" w:fill="FFFFFF"/>
-            <w:tcMar>
-              <w:top w:w="80" w:type="dxa"/>
-              <w:left w:w="120" w:type="dxa"/>
-              <w:bottom w:w="80" w:type="dxa"/>
-              <w:right w:w="120" w:type="dxa"/>
-            </w:tcMar>
-            <w:vAlign w:val="center"/>
-          </w:tcPr>
-          <w:p>
-            <w:r>
-              <w:rPr>
-                <w:color w:val="000000"/>
+            <w:tcW w:w="1500" w:type="dxa"/>
+            <w:tcBorders>
+              <w:top w:val="single" w:sz="1" w:space="0" w:color="CCCCCC"/>
+              <w:left w:val="single" w:sz="1" w:space="0" w:color="CCCCCC"/>
+              <w:bottom w:val="single" w:sz="1" w:space="0" w:color="CCCCCC"/>
+              <w:right w:val="single" w:sz="1" w:space="0" w:color="CCCCCC"/>
+            </w:tcBorders>
+            <w:shd w:val="clear" w:color="auto" w:fill="C6EFCE"/>
+            <w:tcMar>
+              <w:top w:w="80" w:type="dxa"/>
+              <w:left w:w="120" w:type="dxa"/>
+              <w:bottom w:w="80" w:type="dxa"/>
+              <w:right w:w="120" w:type="dxa"/>
+            </w:tcMar>
+            <w:vAlign w:val="center"/>
+          </w:tcPr>
+          <w:p>
+            <w:r>
+              <w:rPr>
+                <w:color w:val="000000"/>
+                <w:sz w:val="20"/>
+                <w:szCs w:val="20"/>
               </w:rPr>
               <w:t>Essential</w:t>
             </w:r>
@@ -3204,26 +3727,28 @@
         </w:tc>
         <w:tc>
           <w:tcPr>
-            <w:tcW w:w="2360" w:type="dxa"/>
-            <w:tcBorders>
-              <w:top w:val="single" w:sz="1" w:space="0" w:color="CCCCCC"/>
-              <w:left w:val="single" w:sz="1" w:space="0" w:color="CCCCCC"/>
-              <w:bottom w:val="single" w:sz="1" w:space="0" w:color="CCCCCC"/>
-              <w:right w:val="single" w:sz="1" w:space="0" w:color="CCCCCC"/>
-            </w:tcBorders>
-            <w:shd w:val="clear" w:color="auto" w:fill="FFF2CC"/>
-            <w:tcMar>
-              <w:top w:w="80" w:type="dxa"/>
-              <w:left w:w="120" w:type="dxa"/>
-              <w:bottom w:w="80" w:type="dxa"/>
-              <w:right w:w="120" w:type="dxa"/>
-            </w:tcMar>
-            <w:vAlign w:val="center"/>
-          </w:tcPr>
-          <w:p>
-            <w:r>
-              <w:rPr>
-                <w:color w:val="000000"/>
+            <w:tcW w:w="2060" w:type="dxa"/>
+            <w:tcBorders>
+              <w:top w:val="single" w:sz="1" w:space="0" w:color="CCCCCC"/>
+              <w:left w:val="single" w:sz="1" w:space="0" w:color="CCCCCC"/>
+              <w:bottom w:val="single" w:sz="1" w:space="0" w:color="CCCCCC"/>
+              <w:right w:val="single" w:sz="1" w:space="0" w:color="CCCCCC"/>
+            </w:tcBorders>
+            <w:shd w:val="clear" w:color="auto" w:fill="FFEB9C"/>
+            <w:tcMar>
+              <w:top w:w="80" w:type="dxa"/>
+              <w:left w:w="120" w:type="dxa"/>
+              <w:bottom w:w="80" w:type="dxa"/>
+              <w:right w:w="120" w:type="dxa"/>
+            </w:tcMar>
+            <w:vAlign w:val="center"/>
+          </w:tcPr>
+          <w:p>
+            <w:r>
+              <w:rPr>
+                <w:color w:val="000000"/>
+                <w:sz w:val="20"/>
+                <w:szCs w:val="20"/>
               </w:rPr>
               <w:t>Partial</w:t>
             </w:r>
@@ -3239,26 +3764,28 @@
         </w:tblPrEx>
         <w:tc>
           <w:tcPr>
-            <w:tcW w:w="5000" w:type="dxa"/>
-            <w:tcBorders>
-              <w:top w:val="single" w:sz="1" w:space="0" w:color="CCCCCC"/>
-              <w:left w:val="single" w:sz="1" w:space="0" w:color="CCCCCC"/>
-              <w:bottom w:val="single" w:sz="1" w:space="0" w:color="CCCCCC"/>
-              <w:right w:val="single" w:sz="1" w:space="0" w:color="CCCCCC"/>
-            </w:tcBorders>
-            <w:shd w:val="clear" w:color="auto" w:fill="FFFFFF"/>
-            <w:tcMar>
-              <w:top w:w="80" w:type="dxa"/>
-              <w:left w:w="120" w:type="dxa"/>
-              <w:bottom w:w="80" w:type="dxa"/>
-              <w:right w:w="120" w:type="dxa"/>
-            </w:tcMar>
-            <w:vAlign w:val="center"/>
-          </w:tcPr>
-          <w:p>
-            <w:r>
-              <w:rPr>
-                <w:color w:val="000000"/>
+            <w:tcW w:w="2800" w:type="dxa"/>
+            <w:tcBorders>
+              <w:top w:val="single" w:sz="1" w:space="0" w:color="CCCCCC"/>
+              <w:left w:val="single" w:sz="1" w:space="0" w:color="CCCCCC"/>
+              <w:bottom w:val="single" w:sz="1" w:space="0" w:color="CCCCCC"/>
+              <w:right w:val="single" w:sz="1" w:space="0" w:color="CCCCCC"/>
+            </w:tcBorders>
+            <w:shd w:val="clear" w:color="auto" w:fill="F2F2F2"/>
+            <w:tcMar>
+              <w:top w:w="80" w:type="dxa"/>
+              <w:left w:w="120" w:type="dxa"/>
+              <w:bottom w:w="80" w:type="dxa"/>
+              <w:right w:w="120" w:type="dxa"/>
+            </w:tcMar>
+            <w:vAlign w:val="center"/>
+          </w:tcPr>
+          <w:p>
+            <w:r>
+              <w:rPr>
+                <w:color w:val="000000"/>
+                <w:sz w:val="20"/>
+                <w:szCs w:val="20"/>
               </w:rPr>
               <w:t>R11. Block unauthorized access</w:t>
             </w:r>
@@ -3266,26 +3793,28 @@
         </w:tc>
         <w:tc>
           <w:tcPr>
-            <w:tcW w:w="2000" w:type="dxa"/>
-            <w:tcBorders>
-              <w:top w:val="single" w:sz="1" w:space="0" w:color="CCCCCC"/>
-              <w:left w:val="single" w:sz="1" w:space="0" w:color="CCCCCC"/>
-              <w:bottom w:val="single" w:sz="1" w:space="0" w:color="CCCCCC"/>
-              <w:right w:val="single" w:sz="1" w:space="0" w:color="CCCCCC"/>
-            </w:tcBorders>
-            <w:shd w:val="clear" w:color="auto" w:fill="FFFFFF"/>
-            <w:tcMar>
-              <w:top w:w="80" w:type="dxa"/>
-              <w:left w:w="120" w:type="dxa"/>
-              <w:bottom w:w="80" w:type="dxa"/>
-              <w:right w:w="120" w:type="dxa"/>
-            </w:tcMar>
-            <w:vAlign w:val="center"/>
-          </w:tcPr>
-          <w:p>
-            <w:r>
-              <w:rPr>
-                <w:color w:val="000000"/>
+            <w:tcW w:w="1500" w:type="dxa"/>
+            <w:tcBorders>
+              <w:top w:val="single" w:sz="1" w:space="0" w:color="CCCCCC"/>
+              <w:left w:val="single" w:sz="1" w:space="0" w:color="CCCCCC"/>
+              <w:bottom w:val="single" w:sz="1" w:space="0" w:color="CCCCCC"/>
+              <w:right w:val="single" w:sz="1" w:space="0" w:color="CCCCCC"/>
+            </w:tcBorders>
+            <w:shd w:val="clear" w:color="auto" w:fill="C6EFCE"/>
+            <w:tcMar>
+              <w:top w:w="80" w:type="dxa"/>
+              <w:left w:w="120" w:type="dxa"/>
+              <w:bottom w:w="80" w:type="dxa"/>
+              <w:right w:w="120" w:type="dxa"/>
+            </w:tcMar>
+            <w:vAlign w:val="center"/>
+          </w:tcPr>
+          <w:p>
+            <w:r>
+              <w:rPr>
+                <w:color w:val="000000"/>
+                <w:sz w:val="20"/>
+                <w:szCs w:val="20"/>
               </w:rPr>
               <w:t>Essential</w:t>
             </w:r>
@@ -3293,26 +3822,28 @@
         </w:tc>
         <w:tc>
           <w:tcPr>
-            <w:tcW w:w="2360" w:type="dxa"/>
-            <w:tcBorders>
-              <w:top w:val="single" w:sz="1" w:space="0" w:color="CCCCCC"/>
-              <w:left w:val="single" w:sz="1" w:space="0" w:color="CCCCCC"/>
-              <w:bottom w:val="single" w:sz="1" w:space="0" w:color="CCCCCC"/>
-              <w:right w:val="single" w:sz="1" w:space="0" w:color="CCCCCC"/>
-            </w:tcBorders>
-            <w:shd w:val="clear" w:color="auto" w:fill="D6EAD6"/>
-            <w:tcMar>
-              <w:top w:w="80" w:type="dxa"/>
-              <w:left w:w="120" w:type="dxa"/>
-              <w:bottom w:w="80" w:type="dxa"/>
-              <w:right w:w="120" w:type="dxa"/>
-            </w:tcMar>
-            <w:vAlign w:val="center"/>
-          </w:tcPr>
-          <w:p>
-            <w:r>
-              <w:rPr>
-                <w:color w:val="000000"/>
+            <w:tcW w:w="2060" w:type="dxa"/>
+            <w:tcBorders>
+              <w:top w:val="single" w:sz="1" w:space="0" w:color="CCCCCC"/>
+              <w:left w:val="single" w:sz="1" w:space="0" w:color="CCCCCC"/>
+              <w:bottom w:val="single" w:sz="1" w:space="0" w:color="CCCCCC"/>
+              <w:right w:val="single" w:sz="1" w:space="0" w:color="CCCCCC"/>
+            </w:tcBorders>
+            <w:shd w:val="clear" w:color="auto" w:fill="C6EFCE"/>
+            <w:tcMar>
+              <w:top w:w="80" w:type="dxa"/>
+              <w:left w:w="120" w:type="dxa"/>
+              <w:bottom w:w="80" w:type="dxa"/>
+              <w:right w:w="120" w:type="dxa"/>
+            </w:tcMar>
+            <w:vAlign w:val="center"/>
+          </w:tcPr>
+          <w:p>
+            <w:r>
+              <w:rPr>
+                <w:color w:val="000000"/>
+                <w:sz w:val="20"/>
+                <w:szCs w:val="20"/>
               </w:rPr>
               <w:t>Implemented</w:t>
             </w:r>
@@ -3328,7 +3859,7 @@
         </w:tblPrEx>
         <w:tc>
           <w:tcPr>
-            <w:tcW w:w="5000" w:type="dxa"/>
+            <w:tcW w:w="2800" w:type="dxa"/>
             <w:tcBorders>
               <w:top w:val="single" w:sz="1" w:space="0" w:color="CCCCCC"/>
               <w:left w:val="single" w:sz="1" w:space="0" w:color="CCCCCC"/>
@@ -3348,6 +3879,8 @@
             <w:r>
               <w:rPr>
                 <w:color w:val="000000"/>
+                <w:sz w:val="20"/>
+                <w:szCs w:val="20"/>
               </w:rPr>
               <w:t>R12. Ensure data persistence and recovery</w:t>
             </w:r>
@@ -3355,26 +3888,28 @@
         </w:tc>
         <w:tc>
           <w:tcPr>
-            <w:tcW w:w="2000" w:type="dxa"/>
-            <w:tcBorders>
-              <w:top w:val="single" w:sz="1" w:space="0" w:color="CCCCCC"/>
-              <w:left w:val="single" w:sz="1" w:space="0" w:color="CCCCCC"/>
-              <w:bottom w:val="single" w:sz="1" w:space="0" w:color="CCCCCC"/>
-              <w:right w:val="single" w:sz="1" w:space="0" w:color="CCCCCC"/>
-            </w:tcBorders>
-            <w:shd w:val="clear" w:color="auto" w:fill="FFFFFF"/>
-            <w:tcMar>
-              <w:top w:w="80" w:type="dxa"/>
-              <w:left w:w="120" w:type="dxa"/>
-              <w:bottom w:w="80" w:type="dxa"/>
-              <w:right w:w="120" w:type="dxa"/>
-            </w:tcMar>
-            <w:vAlign w:val="center"/>
-          </w:tcPr>
-          <w:p>
-            <w:r>
-              <w:rPr>
-                <w:color w:val="000000"/>
+            <w:tcW w:w="1500" w:type="dxa"/>
+            <w:tcBorders>
+              <w:top w:val="single" w:sz="1" w:space="0" w:color="CCCCCC"/>
+              <w:left w:val="single" w:sz="1" w:space="0" w:color="CCCCCC"/>
+              <w:bottom w:val="single" w:sz="1" w:space="0" w:color="CCCCCC"/>
+              <w:right w:val="single" w:sz="1" w:space="0" w:color="CCCCCC"/>
+            </w:tcBorders>
+            <w:shd w:val="clear" w:color="auto" w:fill="FFEB9C"/>
+            <w:tcMar>
+              <w:top w:w="80" w:type="dxa"/>
+              <w:left w:w="120" w:type="dxa"/>
+              <w:bottom w:w="80" w:type="dxa"/>
+              <w:right w:w="120" w:type="dxa"/>
+            </w:tcMar>
+            <w:vAlign w:val="center"/>
+          </w:tcPr>
+          <w:p>
+            <w:r>
+              <w:rPr>
+                <w:color w:val="000000"/>
+                <w:sz w:val="20"/>
+                <w:szCs w:val="20"/>
               </w:rPr>
               <w:t>Desirable</w:t>
             </w:r>
@@ -3382,26 +3917,28 @@
         </w:tc>
         <w:tc>
           <w:tcPr>
-            <w:tcW w:w="2360" w:type="dxa"/>
-            <w:tcBorders>
-              <w:top w:val="single" w:sz="1" w:space="0" w:color="CCCCCC"/>
-              <w:left w:val="single" w:sz="1" w:space="0" w:color="CCCCCC"/>
-              <w:bottom w:val="single" w:sz="1" w:space="0" w:color="CCCCCC"/>
-              <w:right w:val="single" w:sz="1" w:space="0" w:color="CCCCCC"/>
-            </w:tcBorders>
-            <w:shd w:val="clear" w:color="auto" w:fill="FADBD8"/>
-            <w:tcMar>
-              <w:top w:w="80" w:type="dxa"/>
-              <w:left w:w="120" w:type="dxa"/>
-              <w:bottom w:w="80" w:type="dxa"/>
-              <w:right w:w="120" w:type="dxa"/>
-            </w:tcMar>
-            <w:vAlign w:val="center"/>
-          </w:tcPr>
-          <w:p>
-            <w:r>
-              <w:rPr>
-                <w:color w:val="000000"/>
+            <w:tcW w:w="2060" w:type="dxa"/>
+            <w:tcBorders>
+              <w:top w:val="single" w:sz="1" w:space="0" w:color="CCCCCC"/>
+              <w:left w:val="single" w:sz="1" w:space="0" w:color="CCCCCC"/>
+              <w:bottom w:val="single" w:sz="1" w:space="0" w:color="CCCCCC"/>
+              <w:right w:val="single" w:sz="1" w:space="0" w:color="CCCCCC"/>
+            </w:tcBorders>
+            <w:shd w:val="clear" w:color="auto" w:fill="FFC7CE"/>
+            <w:tcMar>
+              <w:top w:w="80" w:type="dxa"/>
+              <w:left w:w="120" w:type="dxa"/>
+              <w:bottom w:w="80" w:type="dxa"/>
+              <w:right w:w="120" w:type="dxa"/>
+            </w:tcMar>
+            <w:vAlign w:val="center"/>
+          </w:tcPr>
+          <w:p>
+            <w:r>
+              <w:rPr>
+                <w:color w:val="000000"/>
+                <w:sz w:val="20"/>
+                <w:szCs w:val="20"/>
               </w:rPr>
               <w:t>Not Implemented</w:t>
             </w:r>
@@ -3417,26 +3954,28 @@
         </w:tblPrEx>
         <w:tc>
           <w:tcPr>
-            <w:tcW w:w="5000" w:type="dxa"/>
-            <w:tcBorders>
-              <w:top w:val="single" w:sz="1" w:space="0" w:color="CCCCCC"/>
-              <w:left w:val="single" w:sz="1" w:space="0" w:color="CCCCCC"/>
-              <w:bottom w:val="single" w:sz="1" w:space="0" w:color="CCCCCC"/>
-              <w:right w:val="single" w:sz="1" w:space="0" w:color="CCCCCC"/>
-            </w:tcBorders>
-            <w:shd w:val="clear" w:color="auto" w:fill="FFFFFF"/>
-            <w:tcMar>
-              <w:top w:w="80" w:type="dxa"/>
-              <w:left w:w="120" w:type="dxa"/>
-              <w:bottom w:w="80" w:type="dxa"/>
-              <w:right w:w="120" w:type="dxa"/>
-            </w:tcMar>
-            <w:vAlign w:val="center"/>
-          </w:tcPr>
-          <w:p>
-            <w:r>
-              <w:rPr>
-                <w:color w:val="000000"/>
+            <w:tcW w:w="2800" w:type="dxa"/>
+            <w:tcBorders>
+              <w:top w:val="single" w:sz="1" w:space="0" w:color="CCCCCC"/>
+              <w:left w:val="single" w:sz="1" w:space="0" w:color="CCCCCC"/>
+              <w:bottom w:val="single" w:sz="1" w:space="0" w:color="CCCCCC"/>
+              <w:right w:val="single" w:sz="1" w:space="0" w:color="CCCCCC"/>
+            </w:tcBorders>
+            <w:shd w:val="clear" w:color="auto" w:fill="F2F2F2"/>
+            <w:tcMar>
+              <w:top w:w="80" w:type="dxa"/>
+              <w:left w:w="120" w:type="dxa"/>
+              <w:bottom w:w="80" w:type="dxa"/>
+              <w:right w:w="120" w:type="dxa"/>
+            </w:tcMar>
+            <w:vAlign w:val="center"/>
+          </w:tcPr>
+          <w:p>
+            <w:r>
+              <w:rPr>
+                <w:color w:val="000000"/>
+                <w:sz w:val="20"/>
+                <w:szCs w:val="20"/>
               </w:rPr>
               <w:t>R13. Update user password</w:t>
             </w:r>
@@ -3444,26 +3983,28 @@
         </w:tc>
         <w:tc>
           <w:tcPr>
-            <w:tcW w:w="2000" w:type="dxa"/>
-            <w:tcBorders>
-              <w:top w:val="single" w:sz="1" w:space="0" w:color="CCCCCC"/>
-              <w:left w:val="single" w:sz="1" w:space="0" w:color="CCCCCC"/>
-              <w:bottom w:val="single" w:sz="1" w:space="0" w:color="CCCCCC"/>
-              <w:right w:val="single" w:sz="1" w:space="0" w:color="CCCCCC"/>
-            </w:tcBorders>
-            <w:shd w:val="clear" w:color="auto" w:fill="FFFFFF"/>
-            <w:tcMar>
-              <w:top w:w="80" w:type="dxa"/>
-              <w:left w:w="120" w:type="dxa"/>
-              <w:bottom w:w="80" w:type="dxa"/>
-              <w:right w:w="120" w:type="dxa"/>
-            </w:tcMar>
-            <w:vAlign w:val="center"/>
-          </w:tcPr>
-          <w:p>
-            <w:r>
-              <w:rPr>
-                <w:color w:val="000000"/>
+            <w:tcW w:w="1500" w:type="dxa"/>
+            <w:tcBorders>
+              <w:top w:val="single" w:sz="1" w:space="0" w:color="CCCCCC"/>
+              <w:left w:val="single" w:sz="1" w:space="0" w:color="CCCCCC"/>
+              <w:bottom w:val="single" w:sz="1" w:space="0" w:color="CCCCCC"/>
+              <w:right w:val="single" w:sz="1" w:space="0" w:color="CCCCCC"/>
+            </w:tcBorders>
+            <w:shd w:val="clear" w:color="auto" w:fill="FFEB9C"/>
+            <w:tcMar>
+              <w:top w:w="80" w:type="dxa"/>
+              <w:left w:w="120" w:type="dxa"/>
+              <w:bottom w:w="80" w:type="dxa"/>
+              <w:right w:w="120" w:type="dxa"/>
+            </w:tcMar>
+            <w:vAlign w:val="center"/>
+          </w:tcPr>
+          <w:p>
+            <w:r>
+              <w:rPr>
+                <w:color w:val="000000"/>
+                <w:sz w:val="20"/>
+                <w:szCs w:val="20"/>
               </w:rPr>
               <w:t>Desirable</w:t>
             </w:r>
@@ -3471,26 +4012,28 @@
         </w:tc>
         <w:tc>
           <w:tcPr>
-            <w:tcW w:w="2360" w:type="dxa"/>
-            <w:tcBorders>
-              <w:top w:val="single" w:sz="1" w:space="0" w:color="CCCCCC"/>
-              <w:left w:val="single" w:sz="1" w:space="0" w:color="CCCCCC"/>
-              <w:bottom w:val="single" w:sz="1" w:space="0" w:color="CCCCCC"/>
-              <w:right w:val="single" w:sz="1" w:space="0" w:color="CCCCCC"/>
-            </w:tcBorders>
-            <w:shd w:val="clear" w:color="auto" w:fill="D6EAD6"/>
-            <w:tcMar>
-              <w:top w:w="80" w:type="dxa"/>
-              <w:left w:w="120" w:type="dxa"/>
-              <w:bottom w:w="80" w:type="dxa"/>
-              <w:right w:w="120" w:type="dxa"/>
-            </w:tcMar>
-            <w:vAlign w:val="center"/>
-          </w:tcPr>
-          <w:p>
-            <w:r>
-              <w:rPr>
-                <w:color w:val="000000"/>
+            <w:tcW w:w="2060" w:type="dxa"/>
+            <w:tcBorders>
+              <w:top w:val="single" w:sz="1" w:space="0" w:color="CCCCCC"/>
+              <w:left w:val="single" w:sz="1" w:space="0" w:color="CCCCCC"/>
+              <w:bottom w:val="single" w:sz="1" w:space="0" w:color="CCCCCC"/>
+              <w:right w:val="single" w:sz="1" w:space="0" w:color="CCCCCC"/>
+            </w:tcBorders>
+            <w:shd w:val="clear" w:color="auto" w:fill="C6EFCE"/>
+            <w:tcMar>
+              <w:top w:w="80" w:type="dxa"/>
+              <w:left w:w="120" w:type="dxa"/>
+              <w:bottom w:w="80" w:type="dxa"/>
+              <w:right w:w="120" w:type="dxa"/>
+            </w:tcMar>
+            <w:vAlign w:val="center"/>
+          </w:tcPr>
+          <w:p>
+            <w:r>
+              <w:rPr>
+                <w:color w:val="000000"/>
+                <w:sz w:val="20"/>
+                <w:szCs w:val="20"/>
               </w:rPr>
               <w:t>Implemented</w:t>
             </w:r>
@@ -3506,7 +4049,7 @@
         </w:tblPrEx>
         <w:tc>
           <w:tcPr>
-            <w:tcW w:w="5000" w:type="dxa"/>
+            <w:tcW w:w="2800" w:type="dxa"/>
             <w:tcBorders>
               <w:top w:val="single" w:sz="1" w:space="0" w:color="CCCCCC"/>
               <w:left w:val="single" w:sz="1" w:space="0" w:color="CCCCCC"/>
@@ -3526,6 +4069,8 @@
             <w:r>
               <w:rPr>
                 <w:color w:val="000000"/>
+                <w:sz w:val="20"/>
+                <w:szCs w:val="20"/>
               </w:rPr>
               <w:t>R14. Delete device field</w:t>
             </w:r>
@@ -3533,26 +4078,28 @@
         </w:tc>
         <w:tc>
           <w:tcPr>
-            <w:tcW w:w="2000" w:type="dxa"/>
-            <w:tcBorders>
-              <w:top w:val="single" w:sz="1" w:space="0" w:color="CCCCCC"/>
-              <w:left w:val="single" w:sz="1" w:space="0" w:color="CCCCCC"/>
-              <w:bottom w:val="single" w:sz="1" w:space="0" w:color="CCCCCC"/>
-              <w:right w:val="single" w:sz="1" w:space="0" w:color="CCCCCC"/>
-            </w:tcBorders>
-            <w:shd w:val="clear" w:color="auto" w:fill="FFFFFF"/>
-            <w:tcMar>
-              <w:top w:w="80" w:type="dxa"/>
-              <w:left w:w="120" w:type="dxa"/>
-              <w:bottom w:w="80" w:type="dxa"/>
-              <w:right w:w="120" w:type="dxa"/>
-            </w:tcMar>
-            <w:vAlign w:val="center"/>
-          </w:tcPr>
-          <w:p>
-            <w:r>
-              <w:rPr>
-                <w:color w:val="000000"/>
+            <w:tcW w:w="1500" w:type="dxa"/>
+            <w:tcBorders>
+              <w:top w:val="single" w:sz="1" w:space="0" w:color="CCCCCC"/>
+              <w:left w:val="single" w:sz="1" w:space="0" w:color="CCCCCC"/>
+              <w:bottom w:val="single" w:sz="1" w:space="0" w:color="CCCCCC"/>
+              <w:right w:val="single" w:sz="1" w:space="0" w:color="CCCCCC"/>
+            </w:tcBorders>
+            <w:shd w:val="clear" w:color="auto" w:fill="FFEB9C"/>
+            <w:tcMar>
+              <w:top w:w="80" w:type="dxa"/>
+              <w:left w:w="120" w:type="dxa"/>
+              <w:bottom w:w="80" w:type="dxa"/>
+              <w:right w:w="120" w:type="dxa"/>
+            </w:tcMar>
+            <w:vAlign w:val="center"/>
+          </w:tcPr>
+          <w:p>
+            <w:r>
+              <w:rPr>
+                <w:color w:val="000000"/>
+                <w:sz w:val="20"/>
+                <w:szCs w:val="20"/>
               </w:rPr>
               <w:t>Desirable</w:t>
             </w:r>
@@ -3560,26 +4107,28 @@
         </w:tc>
         <w:tc>
           <w:tcPr>
-            <w:tcW w:w="2360" w:type="dxa"/>
-            <w:tcBorders>
-              <w:top w:val="single" w:sz="1" w:space="0" w:color="CCCCCC"/>
-              <w:left w:val="single" w:sz="1" w:space="0" w:color="CCCCCC"/>
-              <w:bottom w:val="single" w:sz="1" w:space="0" w:color="CCCCCC"/>
-              <w:right w:val="single" w:sz="1" w:space="0" w:color="CCCCCC"/>
-            </w:tcBorders>
-            <w:shd w:val="clear" w:color="auto" w:fill="D6EAD6"/>
-            <w:tcMar>
-              <w:top w:w="80" w:type="dxa"/>
-              <w:left w:w="120" w:type="dxa"/>
-              <w:bottom w:w="80" w:type="dxa"/>
-              <w:right w:w="120" w:type="dxa"/>
-            </w:tcMar>
-            <w:vAlign w:val="center"/>
-          </w:tcPr>
-          <w:p>
-            <w:r>
-              <w:rPr>
-                <w:color w:val="000000"/>
+            <w:tcW w:w="2060" w:type="dxa"/>
+            <w:tcBorders>
+              <w:top w:val="single" w:sz="1" w:space="0" w:color="CCCCCC"/>
+              <w:left w:val="single" w:sz="1" w:space="0" w:color="CCCCCC"/>
+              <w:bottom w:val="single" w:sz="1" w:space="0" w:color="CCCCCC"/>
+              <w:right w:val="single" w:sz="1" w:space="0" w:color="CCCCCC"/>
+            </w:tcBorders>
+            <w:shd w:val="clear" w:color="auto" w:fill="C6EFCE"/>
+            <w:tcMar>
+              <w:top w:w="80" w:type="dxa"/>
+              <w:left w:w="120" w:type="dxa"/>
+              <w:bottom w:w="80" w:type="dxa"/>
+              <w:right w:w="120" w:type="dxa"/>
+            </w:tcMar>
+            <w:vAlign w:val="center"/>
+          </w:tcPr>
+          <w:p>
+            <w:r>
+              <w:rPr>
+                <w:color w:val="000000"/>
+                <w:sz w:val="20"/>
+                <w:szCs w:val="20"/>
               </w:rPr>
               <w:t>Implemented</w:t>
             </w:r>
@@ -3595,26 +4144,28 @@
         </w:tblPrEx>
         <w:tc>
           <w:tcPr>
-            <w:tcW w:w="5000" w:type="dxa"/>
-            <w:tcBorders>
-              <w:top w:val="single" w:sz="1" w:space="0" w:color="CCCCCC"/>
-              <w:left w:val="single" w:sz="1" w:space="0" w:color="CCCCCC"/>
-              <w:bottom w:val="single" w:sz="1" w:space="0" w:color="CCCCCC"/>
-              <w:right w:val="single" w:sz="1" w:space="0" w:color="CCCCCC"/>
-            </w:tcBorders>
-            <w:shd w:val="clear" w:color="auto" w:fill="FFFFFF"/>
-            <w:tcMar>
-              <w:top w:w="80" w:type="dxa"/>
-              <w:left w:w="120" w:type="dxa"/>
-              <w:bottom w:w="80" w:type="dxa"/>
-              <w:right w:w="120" w:type="dxa"/>
-            </w:tcMar>
-            <w:vAlign w:val="center"/>
-          </w:tcPr>
-          <w:p>
-            <w:r>
-              <w:rPr>
-                <w:color w:val="000000"/>
+            <w:tcW w:w="2800" w:type="dxa"/>
+            <w:tcBorders>
+              <w:top w:val="single" w:sz="1" w:space="0" w:color="CCCCCC"/>
+              <w:left w:val="single" w:sz="1" w:space="0" w:color="CCCCCC"/>
+              <w:bottom w:val="single" w:sz="1" w:space="0" w:color="CCCCCC"/>
+              <w:right w:val="single" w:sz="1" w:space="0" w:color="CCCCCC"/>
+            </w:tcBorders>
+            <w:shd w:val="clear" w:color="auto" w:fill="F2F2F2"/>
+            <w:tcMar>
+              <w:top w:w="80" w:type="dxa"/>
+              <w:left w:w="120" w:type="dxa"/>
+              <w:bottom w:w="80" w:type="dxa"/>
+              <w:right w:w="120" w:type="dxa"/>
+            </w:tcMar>
+            <w:vAlign w:val="center"/>
+          </w:tcPr>
+          <w:p>
+            <w:r>
+              <w:rPr>
+                <w:color w:val="000000"/>
+                <w:sz w:val="20"/>
+                <w:szCs w:val="20"/>
               </w:rPr>
               <w:t>R15. LCD text display (ledTextDisplay)</w:t>
             </w:r>
@@ -3622,26 +4173,28 @@
         </w:tc>
         <w:tc>
           <w:tcPr>
-            <w:tcW w:w="2000" w:type="dxa"/>
-            <w:tcBorders>
-              <w:top w:val="single" w:sz="1" w:space="0" w:color="CCCCCC"/>
-              <w:left w:val="single" w:sz="1" w:space="0" w:color="CCCCCC"/>
-              <w:bottom w:val="single" w:sz="1" w:space="0" w:color="CCCCCC"/>
-              <w:right w:val="single" w:sz="1" w:space="0" w:color="CCCCCC"/>
-            </w:tcBorders>
-            <w:shd w:val="clear" w:color="auto" w:fill="FFFFFF"/>
-            <w:tcMar>
-              <w:top w:w="80" w:type="dxa"/>
-              <w:left w:w="120" w:type="dxa"/>
-              <w:bottom w:w="80" w:type="dxa"/>
-              <w:right w:w="120" w:type="dxa"/>
-            </w:tcMar>
-            <w:vAlign w:val="center"/>
-          </w:tcPr>
-          <w:p>
-            <w:r>
-              <w:rPr>
-                <w:color w:val="000000"/>
+            <w:tcW w:w="1500" w:type="dxa"/>
+            <w:tcBorders>
+              <w:top w:val="single" w:sz="1" w:space="0" w:color="CCCCCC"/>
+              <w:left w:val="single" w:sz="1" w:space="0" w:color="CCCCCC"/>
+              <w:bottom w:val="single" w:sz="1" w:space="0" w:color="CCCCCC"/>
+              <w:right w:val="single" w:sz="1" w:space="0" w:color="CCCCCC"/>
+            </w:tcBorders>
+            <w:shd w:val="clear" w:color="auto" w:fill="FFEB9C"/>
+            <w:tcMar>
+              <w:top w:w="80" w:type="dxa"/>
+              <w:left w:w="120" w:type="dxa"/>
+              <w:bottom w:w="80" w:type="dxa"/>
+              <w:right w:w="120" w:type="dxa"/>
+            </w:tcMar>
+            <w:vAlign w:val="center"/>
+          </w:tcPr>
+          <w:p>
+            <w:r>
+              <w:rPr>
+                <w:color w:val="000000"/>
+                <w:sz w:val="20"/>
+                <w:szCs w:val="20"/>
               </w:rPr>
               <w:t>Desirable</w:t>
             </w:r>
@@ -3649,26 +4202,28 @@
         </w:tc>
         <w:tc>
           <w:tcPr>
-            <w:tcW w:w="2360" w:type="dxa"/>
-            <w:tcBorders>
-              <w:top w:val="single" w:sz="1" w:space="0" w:color="CCCCCC"/>
-              <w:left w:val="single" w:sz="1" w:space="0" w:color="CCCCCC"/>
-              <w:bottom w:val="single" w:sz="1" w:space="0" w:color="CCCCCC"/>
-              <w:right w:val="single" w:sz="1" w:space="0" w:color="CCCCCC"/>
-            </w:tcBorders>
-            <w:shd w:val="clear" w:color="auto" w:fill="D6EAD6"/>
-            <w:tcMar>
-              <w:top w:w="80" w:type="dxa"/>
-              <w:left w:w="120" w:type="dxa"/>
-              <w:bottom w:w="80" w:type="dxa"/>
-              <w:right w:w="120" w:type="dxa"/>
-            </w:tcMar>
-            <w:vAlign w:val="center"/>
-          </w:tcPr>
-          <w:p>
-            <w:r>
-              <w:rPr>
-                <w:color w:val="000000"/>
+            <w:tcW w:w="2060" w:type="dxa"/>
+            <w:tcBorders>
+              <w:top w:val="single" w:sz="1" w:space="0" w:color="CCCCCC"/>
+              <w:left w:val="single" w:sz="1" w:space="0" w:color="CCCCCC"/>
+              <w:bottom w:val="single" w:sz="1" w:space="0" w:color="CCCCCC"/>
+              <w:right w:val="single" w:sz="1" w:space="0" w:color="CCCCCC"/>
+            </w:tcBorders>
+            <w:shd w:val="clear" w:color="auto" w:fill="C6EFCE"/>
+            <w:tcMar>
+              <w:top w:w="80" w:type="dxa"/>
+              <w:left w:w="120" w:type="dxa"/>
+              <w:bottom w:w="80" w:type="dxa"/>
+              <w:right w:w="120" w:type="dxa"/>
+            </w:tcMar>
+            <w:vAlign w:val="center"/>
+          </w:tcPr>
+          <w:p>
+            <w:r>
+              <w:rPr>
+                <w:color w:val="000000"/>
+                <w:sz w:val="20"/>
+                <w:szCs w:val="20"/>
               </w:rPr>
               <w:t>Implemented</w:t>
             </w:r>
@@ -3681,28 +4236,25 @@
       <w:pPr>
         <w:pStyle w:val="Heading2"/>
       </w:pPr>
-      <w:bookmarkStart w:id="4" w:name="_Toc229155501"/>
+      <w:bookmarkStart w:id="5" w:name="_Toc230551470"/>
       <w:r>
         <w:t>Requirements Descriptions</w:t>
       </w:r>
-      <w:bookmarkEnd w:id="4"/>
+      <w:bookmarkEnd w:id="5"/>
     </w:p>
     <w:p>
       <w:pPr>
         <w:pStyle w:val="Heading3"/>
       </w:pPr>
-      <w:bookmarkStart w:id="5" w:name="_Toc229155502"/>
+      <w:bookmarkStart w:id="6" w:name="_Toc230551471"/>
       <w:r>
         <w:t>R1 – Register user</w:t>
       </w:r>
-      <w:bookmarkEnd w:id="5"/>
+      <w:bookmarkEnd w:id="6"/>
     </w:p>
     <w:p>
-      <w:pPr>
-        <w:jc w:val="both"/>
-      </w:pPr>
       <w:r>
-        <w:t>The server shall allow new users to create an account in the system. User information shall be stored permanently in the databases and each user shall be given appropriate access rights.</w:t>
+        <w:t>The server allowed new users to create an account in the system. User information was stored permanently in the databases and each user was given appropriate access rights.</w:t>
       </w:r>
     </w:p>
     <w:p/>
@@ -3710,18 +4262,15 @@
       <w:pPr>
         <w:pStyle w:val="Heading3"/>
       </w:pPr>
-      <w:bookmarkStart w:id="6" w:name="_Toc229155503"/>
+      <w:bookmarkStart w:id="7" w:name="_Toc230551472"/>
       <w:r>
         <w:t>R2 – Authenticate user (login)</w:t>
       </w:r>
-      <w:bookmarkEnd w:id="6"/>
+      <w:bookmarkEnd w:id="7"/>
     </w:p>
     <w:p>
-      <w:pPr>
-        <w:jc w:val="both"/>
-      </w:pPr>
       <w:r>
-        <w:t>The server shall verify user credentials when a user tries to access the system. Only users who are successfully logged in shall be allowed to control devices or view system information.</w:t>
+        <w:t>The server verified user credentials when a user accessed the system. Only users who were successfully logged in were allowed to control devices or view system information.</w:t>
       </w:r>
     </w:p>
     <w:p/>
@@ -3729,18 +4278,15 @@
       <w:pPr>
         <w:pStyle w:val="Heading3"/>
       </w:pPr>
-      <w:bookmarkStart w:id="7" w:name="_Toc229155504"/>
+      <w:bookmarkStart w:id="8" w:name="_Toc230551473"/>
       <w:r>
         <w:t>R3 – Terminate user session (logout)</w:t>
       </w:r>
-      <w:bookmarkEnd w:id="7"/>
+      <w:bookmarkEnd w:id="8"/>
     </w:p>
     <w:p>
-      <w:pPr>
-        <w:jc w:val="both"/>
-      </w:pPr>
       <w:r>
-        <w:t>The server shall allow users to log out of the system. Logging out ends the active session and helps prevent unauthorized use of the system.</w:t>
+        <w:t>The server allowed users to log out of the system. Logging out ends the active session and prevents unauthorized use of the system.</w:t>
       </w:r>
     </w:p>
     <w:p/>
@@ -3748,18 +4294,15 @@
       <w:pPr>
         <w:pStyle w:val="Heading3"/>
       </w:pPr>
-      <w:bookmarkStart w:id="8" w:name="_Toc229155505"/>
+      <w:bookmarkStart w:id="9" w:name="_Toc230551474"/>
       <w:r>
         <w:t>R4 – Open/close door</w:t>
       </w:r>
-      <w:bookmarkEnd w:id="8"/>
+      <w:bookmarkEnd w:id="9"/>
     </w:p>
     <w:p>
-      <w:pPr>
-        <w:jc w:val="both"/>
-      </w:pPr>
       <w:r>
-        <w:t>The server shall allow users to open or close the door. The server shall ensure that the door state is stored based on confirmed execution via the gateway.</w:t>
+        <w:t>The server allowed users to open or close the door. The door state was stored based on confirmed execution via the gateway.</w:t>
       </w:r>
     </w:p>
     <w:p/>
@@ -3767,18 +4310,15 @@
       <w:pPr>
         <w:pStyle w:val="Heading3"/>
       </w:pPr>
-      <w:bookmarkStart w:id="9" w:name="_Toc229155506"/>
+      <w:bookmarkStart w:id="10" w:name="_Toc230551475"/>
       <w:r>
         <w:t>R5 – Turn light on/off</w:t>
       </w:r>
-      <w:bookmarkEnd w:id="9"/>
+      <w:bookmarkEnd w:id="10"/>
     </w:p>
     <w:p>
-      <w:pPr>
-        <w:jc w:val="both"/>
-      </w:pPr>
       <w:r>
-        <w:t>After a command is processed, the server shall update the stored state of the light in the database based on the confirmed result received from the device through the gateway.</w:t>
+        <w:t>After a command was processed, the server updated the stored state of the light in the database based on the confirmed result received from the device through the gateway.</w:t>
       </w:r>
     </w:p>
     <w:p/>
@@ -3786,18 +4326,16 @@
       <w:pPr>
         <w:pStyle w:val="Heading3"/>
       </w:pPr>
-      <w:bookmarkStart w:id="10" w:name="_Toc229155507"/>
+      <w:bookmarkStart w:id="11" w:name="_Toc230551476"/>
       <w:r>
+        <w:lastRenderedPageBreak/>
         <w:t>R6 – Open/close window</w:t>
       </w:r>
-      <w:bookmarkEnd w:id="10"/>
+      <w:bookmarkEnd w:id="11"/>
     </w:p>
     <w:p>
-      <w:pPr>
-        <w:jc w:val="both"/>
-      </w:pPr>
       <w:r>
-        <w:t>The server shall ensure that the window state stored in the system always matches the actual state reported by the device, not only the requested command.</w:t>
+        <w:t>The server ensured that the window state stored in the system always matches the actual state reported by the device, not only the requested command.</w:t>
       </w:r>
     </w:p>
     <w:p/>
@@ -3805,18 +4343,15 @@
       <w:pPr>
         <w:pStyle w:val="Heading3"/>
       </w:pPr>
-      <w:bookmarkStart w:id="11" w:name="_Toc229155508"/>
+      <w:bookmarkStart w:id="12" w:name="_Toc230551477"/>
       <w:r>
         <w:t>R7 – Turn fan on/off</w:t>
       </w:r>
-      <w:bookmarkEnd w:id="11"/>
+      <w:bookmarkEnd w:id="12"/>
     </w:p>
     <w:p>
-      <w:pPr>
-        <w:jc w:val="both"/>
-      </w:pPr>
       <w:r>
-        <w:t>The server shall receive commands to turn a fan device on or off. In case of multiple fan devices, there will be a specific option to turn each on or off. After a command is processed, the server shall update the stored state of the specific fan in the database based on confirmed execution via the gateway.</w:t>
+        <w:t>The server received commands to turn a fan device on or off. In case of multiple fan devices, a specific option was provided to turn each on or off independently. After a command was processed, the server updated the stored state of the specific fan in the database based on confirmed execution via the gateway.</w:t>
       </w:r>
     </w:p>
     <w:p/>
@@ -3824,18 +4359,15 @@
       <w:pPr>
         <w:pStyle w:val="Heading3"/>
       </w:pPr>
-      <w:bookmarkStart w:id="12" w:name="_Toc229155509"/>
+      <w:bookmarkStart w:id="13" w:name="_Toc230551478"/>
       <w:r>
         <w:t>R8 – Turn buzzer on/off</w:t>
       </w:r>
-      <w:bookmarkEnd w:id="12"/>
+      <w:bookmarkEnd w:id="13"/>
     </w:p>
     <w:p>
-      <w:pPr>
-        <w:jc w:val="both"/>
-      </w:pPr>
       <w:r>
-        <w:t>The server shall allow users to turn the buzzer device on or off. The server shall ensure that the buzzer state is stored after the command is processed.</w:t>
+        <w:t>The server allowed users to turn the buzzer device on or off. The buzzer state was stored after the command was processed.</w:t>
       </w:r>
     </w:p>
     <w:p/>
@@ -3843,41 +4375,15 @@
       <w:pPr>
         <w:pStyle w:val="Heading3"/>
       </w:pPr>
-      <w:bookmarkStart w:id="13" w:name="_Toc229155510"/>
+      <w:bookmarkStart w:id="14" w:name="_Toc230551479"/>
       <w:r>
         <w:t>R9 – Retrieve device status information</w:t>
-      </w:r>
-      <w:bookmarkEnd w:id="13"/>
-    </w:p>
-    <w:p>
-      <w:pPr>
-        <w:jc w:val="both"/>
-      </w:pPr>
-      <w:r>
-        <w:t>The server shall allow authorized users and units to request the current status of registered devices, such as whether a light is on or off or whether an alarm is active.</w:t>
-      </w:r>
-      <w:bookmarkStart w:id="14" w:name="_Toc229155511"/>
-    </w:p>
-    <w:p>
-      <w:pPr>
-        <w:jc w:val="both"/>
-      </w:pPr>
-    </w:p>
-    <w:p>
-      <w:pPr>
-        <w:pStyle w:val="Heading3"/>
-      </w:pPr>
-      <w:r>
-        <w:t>R10 – Manage authorized devices and units</w:t>
       </w:r>
       <w:bookmarkEnd w:id="14"/>
     </w:p>
     <w:p>
-      <w:pPr>
-        <w:jc w:val="both"/>
-      </w:pPr>
       <w:r>
-        <w:t>The server shall keep track of which devices and units are currently registered and authorized to interact with the system. Only devices and units in this registry shall be allowed to communicate with the server.</w:t>
+        <w:t>The server allowed authorized users and units to request the current status of registered devices, such as whether a light was on or off or whether an alarm was active.</w:t>
       </w:r>
     </w:p>
     <w:p/>
@@ -3885,29 +4391,15 @@
       <w:pPr>
         <w:pStyle w:val="Heading3"/>
       </w:pPr>
-      <w:bookmarkStart w:id="15" w:name="_Toc229155512"/>
-    </w:p>
-    <w:p>
-      <w:pPr>
-        <w:pStyle w:val="Heading3"/>
-      </w:pPr>
-    </w:p>
-    <w:p>
-      <w:pPr>
-        <w:pStyle w:val="Heading3"/>
-      </w:pPr>
+      <w:bookmarkStart w:id="15" w:name="_Toc230551480"/>
       <w:r>
-        <w:lastRenderedPageBreak/>
-        <w:t>R11 – Reject unauthorized requests</w:t>
+        <w:t>R10 – Manage authorized devices and units</w:t>
       </w:r>
       <w:bookmarkEnd w:id="15"/>
     </w:p>
     <w:p>
-      <w:pPr>
-        <w:jc w:val="both"/>
-      </w:pPr>
       <w:r>
-        <w:t>The server shall reject any requests coming from users, devices or units that are not authenticated or authorized.</w:t>
+        <w:t>The server was designed to keep track of which devices and units are registered and authorized to interact with the system. Only devices and units in this registry are allowed to communicate with the server. Note: this requirement was only partially implemented.</w:t>
       </w:r>
     </w:p>
     <w:p/>
@@ -3915,18 +4407,15 @@
       <w:pPr>
         <w:pStyle w:val="Heading3"/>
       </w:pPr>
-      <w:bookmarkStart w:id="16" w:name="_Toc229155513"/>
+      <w:bookmarkStart w:id="16" w:name="_Toc230551481"/>
       <w:r>
-        <w:t>R12 – Ensure data persistence and recovery</w:t>
+        <w:t>R11 – Reject unauthorized requests</w:t>
       </w:r>
       <w:bookmarkEnd w:id="16"/>
     </w:p>
     <w:p>
-      <w:pPr>
-        <w:jc w:val="both"/>
-      </w:pPr>
       <w:r>
-        <w:t>The server shall ensure that all critical system data (users, device states, and configurations) is persistently stored and can be recovered in case of system or database failure. The system shall maintain redundancy in data storage to support reliability. Note: this requirement is partially implemented. The planned secondary database (Supabase) has not been implemented — the supabase/ folder contains only placeholder stub code. Data persistence relies entirely on Firebase Firestore.</w:t>
+        <w:t>The server rejected any requests coming from users, devices or units that were not authenticated or authorized.</w:t>
       </w:r>
     </w:p>
     <w:p/>
@@ -3934,24 +4423,34 @@
       <w:pPr>
         <w:pStyle w:val="Heading3"/>
       </w:pPr>
-      <w:bookmarkStart w:id="17" w:name="_Toc229155514"/>
+      <w:bookmarkStart w:id="17" w:name="_Toc230551482"/>
       <w:r>
-        <w:t>R13 – Update user password</w:t>
+        <w:t>R12 – Ensure data persistence and recovery</w:t>
       </w:r>
       <w:bookmarkEnd w:id="17"/>
     </w:p>
     <w:p>
+      <w:r>
+        <w:t>The server was intended to ensure that all critical system data (users, device states, and configurations) is persistently stored and recoverable in case of failure. Note: this requirement was only partially implemented. The planned secondary database (Supabase) was not implemented — the supabase/ folder contains only placeholder stub code. Data persistence relied entirely on Firebase Firestore.</w:t>
+      </w:r>
+    </w:p>
+    <w:p/>
+    <w:p>
       <w:pPr>
-        <w:jc w:val="both"/>
+        <w:pStyle w:val="Heading3"/>
       </w:pPr>
+      <w:bookmarkStart w:id="18" w:name="_Toc230551483"/>
       <w:r>
-        <w:t>The server shall allow authenticated users to update their password. The current password must be verified before the new password is accepted and hashed (bcrypt) before storage.</w:t>
+        <w:t>R13 – Update user password</w:t>
+      </w:r>
+      <w:bookmarkEnd w:id="18"/>
+    </w:p>
+    <w:p>
+      <w:r>
+        <w:t>The server allowed authenticated users to update their password. The current password was verified before the new password was accepted and hashed (bcrypt) before storage.</w:t>
       </w:r>
     </w:p>
     <w:p>
-      <w:pPr>
-        <w:jc w:val="both"/>
-      </w:pPr>
       <w:r>
         <w:rPr>
           <w:i/>
@@ -3965,24 +4464,19 @@
       <w:pPr>
         <w:pStyle w:val="Heading3"/>
       </w:pPr>
-      <w:bookmarkStart w:id="18" w:name="_Toc229155515"/>
+      <w:bookmarkStart w:id="19" w:name="_Toc230551484"/>
       <w:r>
+        <w:lastRenderedPageBreak/>
         <w:t>R14 – Delete device field</w:t>
       </w:r>
-      <w:bookmarkEnd w:id="18"/>
+      <w:bookmarkEnd w:id="19"/>
     </w:p>
     <w:p>
-      <w:pPr>
-        <w:jc w:val="both"/>
-      </w:pPr>
       <w:r>
-        <w:t>The server shall allow authenticated users to remove a named device field from their document via DELETE /users/device. The password field is explicitly protected and cannot be deleted.</w:t>
+        <w:t>The server allowed authenticated users to remove a named device field from their document via DELETE /users/device. The password field was explicitly protected and could not be deleted.</w:t>
       </w:r>
     </w:p>
     <w:p>
-      <w:pPr>
-        <w:jc w:val="both"/>
-      </w:pPr>
       <w:r>
         <w:rPr>
           <w:i/>
@@ -3996,24 +4490,18 @@
       <w:pPr>
         <w:pStyle w:val="Heading3"/>
       </w:pPr>
-      <w:bookmarkStart w:id="19" w:name="_Toc229155516"/>
+      <w:bookmarkStart w:id="20" w:name="_Toc230551485"/>
       <w:r>
         <w:t>R15 – LCD text display</w:t>
       </w:r>
-      <w:bookmarkEnd w:id="19"/>
+      <w:bookmarkEnd w:id="20"/>
     </w:p>
     <w:p>
-      <w:pPr>
-        <w:jc w:val="both"/>
-      </w:pPr>
       <w:r>
-        <w:t>The server shall allow authenticated users to set a text message on the house LCD display via PATCH /users/device with deviceName 'ledTextDisplay'. The SG3 gateway forwards the text to the Arduino LCD1602 via serial command M[text]| (max 16 chars).</w:t>
+        <w:t>The server allowed authenticated users to set a text message on the house LCD display via PATCH /users/device with deviceName 'ledTextDisplay'. The SG3 gateway forwarded the text to the Arduino LCD1602 via serial command M[text]| (max 16 chars).</w:t>
       </w:r>
     </w:p>
     <w:p>
-      <w:pPr>
-        <w:jc w:val="both"/>
-      </w:pPr>
       <w:r>
         <w:rPr>
           <w:i/>
@@ -4027,51 +4515,11 @@
       <w:pPr>
         <w:pStyle w:val="Heading2"/>
       </w:pPr>
-      <w:bookmarkStart w:id="20" w:name="_Toc229155517"/>
-    </w:p>
-    <w:p>
-      <w:pPr>
-        <w:pStyle w:val="Heading2"/>
-      </w:pPr>
-    </w:p>
-    <w:p>
-      <w:pPr>
-        <w:pStyle w:val="Heading2"/>
-      </w:pPr>
-    </w:p>
-    <w:p>
-      <w:pPr>
-        <w:pStyle w:val="Heading2"/>
-      </w:pPr>
-    </w:p>
-    <w:p>
-      <w:pPr>
-        <w:pStyle w:val="Heading2"/>
-      </w:pPr>
-    </w:p>
-    <w:p>
-      <w:pPr>
-        <w:pStyle w:val="Heading2"/>
-      </w:pPr>
-    </w:p>
-    <w:p>
-      <w:pPr>
-        <w:pStyle w:val="Heading2"/>
-      </w:pPr>
-    </w:p>
-    <w:p>
-      <w:pPr>
-        <w:pStyle w:val="Heading2"/>
-      </w:pPr>
-    </w:p>
-    <w:p>
-      <w:pPr>
-        <w:pStyle w:val="Heading2"/>
-      </w:pPr>
+      <w:bookmarkStart w:id="21" w:name="_Toc230551486"/>
       <w:r>
         <w:t>Traceability Overview</w:t>
       </w:r>
-      <w:bookmarkEnd w:id="20"/>
+      <w:bookmarkEnd w:id="21"/>
     </w:p>
     <w:p>
       <w:r>
@@ -4097,9 +4545,9 @@
         <w:tblLook w:val="04A0" w:firstRow="1" w:lastRow="0" w:firstColumn="1" w:lastColumn="0" w:noHBand="0" w:noVBand="1"/>
       </w:tblPr>
       <w:tblGrid>
-        <w:gridCol w:w="2500"/>
-        <w:gridCol w:w="3000"/>
-        <w:gridCol w:w="3860"/>
+        <w:gridCol w:w="2200"/>
+        <w:gridCol w:w="3580"/>
+        <w:gridCol w:w="3580"/>
       </w:tblGrid>
       <w:tr>
         <w:tblPrEx>
@@ -4113,14 +4561,14 @@
         </w:trPr>
         <w:tc>
           <w:tcPr>
-            <w:tcW w:w="2500" w:type="dxa"/>
-            <w:tcBorders>
-              <w:top w:val="single" w:sz="1" w:space="0" w:color="CCCCCC"/>
-              <w:left w:val="single" w:sz="1" w:space="0" w:color="CCCCCC"/>
-              <w:bottom w:val="single" w:sz="1" w:space="0" w:color="CCCCCC"/>
-              <w:right w:val="single" w:sz="1" w:space="0" w:color="CCCCCC"/>
-            </w:tcBorders>
-            <w:shd w:val="clear" w:color="auto" w:fill="2E6DA4"/>
+            <w:tcW w:w="2200" w:type="dxa"/>
+            <w:tcBorders>
+              <w:top w:val="single" w:sz="1" w:space="0" w:color="CCCCCC"/>
+              <w:left w:val="single" w:sz="1" w:space="0" w:color="CCCCCC"/>
+              <w:bottom w:val="single" w:sz="1" w:space="0" w:color="CCCCCC"/>
+              <w:right w:val="single" w:sz="1" w:space="0" w:color="CCCCCC"/>
+            </w:tcBorders>
+            <w:shd w:val="clear" w:color="auto" w:fill="2E4057"/>
             <w:tcMar>
               <w:top w:w="80" w:type="dxa"/>
               <w:left w:w="120" w:type="dxa"/>
@@ -4135,22 +4583,23 @@
                 <w:b/>
                 <w:bCs/>
                 <w:color w:val="FFFFFF"/>
-              </w:rPr>
-              <w:lastRenderedPageBreak/>
+                <w:sz w:val="20"/>
+                <w:szCs w:val="20"/>
+              </w:rPr>
               <w:t>Requirement</w:t>
             </w:r>
           </w:p>
         </w:tc>
         <w:tc>
           <w:tcPr>
-            <w:tcW w:w="3000" w:type="dxa"/>
-            <w:tcBorders>
-              <w:top w:val="single" w:sz="1" w:space="0" w:color="CCCCCC"/>
-              <w:left w:val="single" w:sz="1" w:space="0" w:color="CCCCCC"/>
-              <w:bottom w:val="single" w:sz="1" w:space="0" w:color="CCCCCC"/>
-              <w:right w:val="single" w:sz="1" w:space="0" w:color="CCCCCC"/>
-            </w:tcBorders>
-            <w:shd w:val="clear" w:color="auto" w:fill="2E6DA4"/>
+            <w:tcW w:w="3580" w:type="dxa"/>
+            <w:tcBorders>
+              <w:top w:val="single" w:sz="1" w:space="0" w:color="CCCCCC"/>
+              <w:left w:val="single" w:sz="1" w:space="0" w:color="CCCCCC"/>
+              <w:bottom w:val="single" w:sz="1" w:space="0" w:color="CCCCCC"/>
+              <w:right w:val="single" w:sz="1" w:space="0" w:color="CCCCCC"/>
+            </w:tcBorders>
+            <w:shd w:val="clear" w:color="auto" w:fill="2E4057"/>
             <w:tcMar>
               <w:top w:w="80" w:type="dxa"/>
               <w:left w:w="120" w:type="dxa"/>
@@ -4165,6 +4614,8 @@
                 <w:b/>
                 <w:bCs/>
                 <w:color w:val="FFFFFF"/>
+                <w:sz w:val="20"/>
+                <w:szCs w:val="20"/>
               </w:rPr>
               <w:t>Design Item</w:t>
             </w:r>
@@ -4172,14 +4623,14 @@
         </w:tc>
         <w:tc>
           <w:tcPr>
-            <w:tcW w:w="3860" w:type="dxa"/>
-            <w:tcBorders>
-              <w:top w:val="single" w:sz="1" w:space="0" w:color="CCCCCC"/>
-              <w:left w:val="single" w:sz="1" w:space="0" w:color="CCCCCC"/>
-              <w:bottom w:val="single" w:sz="1" w:space="0" w:color="CCCCCC"/>
-              <w:right w:val="single" w:sz="1" w:space="0" w:color="CCCCCC"/>
-            </w:tcBorders>
-            <w:shd w:val="clear" w:color="auto" w:fill="2E6DA4"/>
+            <w:tcW w:w="3580" w:type="dxa"/>
+            <w:tcBorders>
+              <w:top w:val="single" w:sz="1" w:space="0" w:color="CCCCCC"/>
+              <w:left w:val="single" w:sz="1" w:space="0" w:color="CCCCCC"/>
+              <w:bottom w:val="single" w:sz="1" w:space="0" w:color="CCCCCC"/>
+              <w:right w:val="single" w:sz="1" w:space="0" w:color="CCCCCC"/>
+            </w:tcBorders>
+            <w:shd w:val="clear" w:color="auto" w:fill="2E4057"/>
             <w:tcMar>
               <w:top w:w="80" w:type="dxa"/>
               <w:left w:w="120" w:type="dxa"/>
@@ -4194,6 +4645,8 @@
                 <w:b/>
                 <w:bCs/>
                 <w:color w:val="FFFFFF"/>
+                <w:sz w:val="20"/>
+                <w:szCs w:val="20"/>
               </w:rPr>
               <w:t>Test</w:t>
             </w:r>
@@ -4209,26 +4662,28 @@
         </w:tblPrEx>
         <w:tc>
           <w:tcPr>
-            <w:tcW w:w="2500" w:type="dxa"/>
-            <w:tcBorders>
-              <w:top w:val="single" w:sz="1" w:space="0" w:color="CCCCCC"/>
-              <w:left w:val="single" w:sz="1" w:space="0" w:color="CCCCCC"/>
-              <w:bottom w:val="single" w:sz="1" w:space="0" w:color="CCCCCC"/>
-              <w:right w:val="single" w:sz="1" w:space="0" w:color="CCCCCC"/>
-            </w:tcBorders>
-            <w:shd w:val="clear" w:color="auto" w:fill="FFFFFF"/>
-            <w:tcMar>
-              <w:top w:w="80" w:type="dxa"/>
-              <w:left w:w="120" w:type="dxa"/>
-              <w:bottom w:w="80" w:type="dxa"/>
-              <w:right w:w="120" w:type="dxa"/>
-            </w:tcMar>
-            <w:vAlign w:val="center"/>
-          </w:tcPr>
-          <w:p>
-            <w:r>
-              <w:rPr>
-                <w:color w:val="000000"/>
+            <w:tcW w:w="2200" w:type="dxa"/>
+            <w:tcBorders>
+              <w:top w:val="single" w:sz="1" w:space="0" w:color="CCCCCC"/>
+              <w:left w:val="single" w:sz="1" w:space="0" w:color="CCCCCC"/>
+              <w:bottom w:val="single" w:sz="1" w:space="0" w:color="CCCCCC"/>
+              <w:right w:val="single" w:sz="1" w:space="0" w:color="CCCCCC"/>
+            </w:tcBorders>
+            <w:shd w:val="clear" w:color="auto" w:fill="F2F2F2"/>
+            <w:tcMar>
+              <w:top w:w="80" w:type="dxa"/>
+              <w:left w:w="120" w:type="dxa"/>
+              <w:bottom w:w="80" w:type="dxa"/>
+              <w:right w:w="120" w:type="dxa"/>
+            </w:tcMar>
+            <w:vAlign w:val="center"/>
+          </w:tcPr>
+          <w:p>
+            <w:r>
+              <w:rPr>
+                <w:color w:val="000000"/>
+                <w:sz w:val="20"/>
+                <w:szCs w:val="20"/>
               </w:rPr>
               <w:t>Register user</w:t>
             </w:r>
@@ -4236,26 +4691,28 @@
         </w:tc>
         <w:tc>
           <w:tcPr>
-            <w:tcW w:w="3000" w:type="dxa"/>
-            <w:tcBorders>
-              <w:top w:val="single" w:sz="1" w:space="0" w:color="CCCCCC"/>
-              <w:left w:val="single" w:sz="1" w:space="0" w:color="CCCCCC"/>
-              <w:bottom w:val="single" w:sz="1" w:space="0" w:color="CCCCCC"/>
-              <w:right w:val="single" w:sz="1" w:space="0" w:color="CCCCCC"/>
-            </w:tcBorders>
-            <w:shd w:val="clear" w:color="auto" w:fill="FFFFFF"/>
-            <w:tcMar>
-              <w:top w:w="80" w:type="dxa"/>
-              <w:left w:w="120" w:type="dxa"/>
-              <w:bottom w:w="80" w:type="dxa"/>
-              <w:right w:w="120" w:type="dxa"/>
-            </w:tcMar>
-            <w:vAlign w:val="center"/>
-          </w:tcPr>
-          <w:p>
-            <w:r>
-              <w:rPr>
-                <w:color w:val="000000"/>
+            <w:tcW w:w="3580" w:type="dxa"/>
+            <w:tcBorders>
+              <w:top w:val="single" w:sz="1" w:space="0" w:color="CCCCCC"/>
+              <w:left w:val="single" w:sz="1" w:space="0" w:color="CCCCCC"/>
+              <w:bottom w:val="single" w:sz="1" w:space="0" w:color="CCCCCC"/>
+              <w:right w:val="single" w:sz="1" w:space="0" w:color="CCCCCC"/>
+            </w:tcBorders>
+            <w:shd w:val="clear" w:color="auto" w:fill="F2F2F2"/>
+            <w:tcMar>
+              <w:top w:w="80" w:type="dxa"/>
+              <w:left w:w="120" w:type="dxa"/>
+              <w:bottom w:w="80" w:type="dxa"/>
+              <w:right w:w="120" w:type="dxa"/>
+            </w:tcMar>
+            <w:vAlign w:val="center"/>
+          </w:tcPr>
+          <w:p>
+            <w:r>
+              <w:rPr>
+                <w:color w:val="000000"/>
+                <w:sz w:val="20"/>
+                <w:szCs w:val="20"/>
               </w:rPr>
               <w:t>Use case diagram, Interaction sequence diagram</w:t>
             </w:r>
@@ -4263,26 +4720,28 @@
         </w:tc>
         <w:tc>
           <w:tcPr>
-            <w:tcW w:w="3860" w:type="dxa"/>
-            <w:tcBorders>
-              <w:top w:val="single" w:sz="1" w:space="0" w:color="CCCCCC"/>
-              <w:left w:val="single" w:sz="1" w:space="0" w:color="CCCCCC"/>
-              <w:bottom w:val="single" w:sz="1" w:space="0" w:color="CCCCCC"/>
-              <w:right w:val="single" w:sz="1" w:space="0" w:color="CCCCCC"/>
-            </w:tcBorders>
-            <w:shd w:val="clear" w:color="auto" w:fill="FFFFFF"/>
-            <w:tcMar>
-              <w:top w:w="80" w:type="dxa"/>
-              <w:left w:w="120" w:type="dxa"/>
-              <w:bottom w:w="80" w:type="dxa"/>
-              <w:right w:w="120" w:type="dxa"/>
-            </w:tcMar>
-            <w:vAlign w:val="center"/>
-          </w:tcPr>
-          <w:p>
-            <w:r>
-              <w:rPr>
-                <w:color w:val="000000"/>
+            <w:tcW w:w="3580" w:type="dxa"/>
+            <w:tcBorders>
+              <w:top w:val="single" w:sz="1" w:space="0" w:color="CCCCCC"/>
+              <w:left w:val="single" w:sz="1" w:space="0" w:color="CCCCCC"/>
+              <w:bottom w:val="single" w:sz="1" w:space="0" w:color="CCCCCC"/>
+              <w:right w:val="single" w:sz="1" w:space="0" w:color="CCCCCC"/>
+            </w:tcBorders>
+            <w:shd w:val="clear" w:color="auto" w:fill="F2F2F2"/>
+            <w:tcMar>
+              <w:top w:w="80" w:type="dxa"/>
+              <w:left w:w="120" w:type="dxa"/>
+              <w:bottom w:w="80" w:type="dxa"/>
+              <w:right w:w="120" w:type="dxa"/>
+            </w:tcMar>
+            <w:vAlign w:val="center"/>
+          </w:tcPr>
+          <w:p>
+            <w:r>
+              <w:rPr>
+                <w:color w:val="000000"/>
+                <w:sz w:val="20"/>
+                <w:szCs w:val="20"/>
               </w:rPr>
               <w:t>Register with valid credentials; reject duplicate username; reject missing API key</w:t>
             </w:r>
@@ -4298,7 +4757,7 @@
         </w:tblPrEx>
         <w:tc>
           <w:tcPr>
-            <w:tcW w:w="2500" w:type="dxa"/>
+            <w:tcW w:w="2200" w:type="dxa"/>
             <w:tcBorders>
               <w:top w:val="single" w:sz="1" w:space="0" w:color="CCCCCC"/>
               <w:left w:val="single" w:sz="1" w:space="0" w:color="CCCCCC"/>
@@ -4318,6 +4777,8 @@
             <w:r>
               <w:rPr>
                 <w:color w:val="000000"/>
+                <w:sz w:val="20"/>
+                <w:szCs w:val="20"/>
               </w:rPr>
               <w:t>Authenticate user</w:t>
             </w:r>
@@ -4325,7 +4786,7 @@
         </w:tc>
         <w:tc>
           <w:tcPr>
-            <w:tcW w:w="3000" w:type="dxa"/>
+            <w:tcW w:w="3580" w:type="dxa"/>
             <w:tcBorders>
               <w:top w:val="single" w:sz="1" w:space="0" w:color="CCCCCC"/>
               <w:left w:val="single" w:sz="1" w:space="0" w:color="CCCCCC"/>
@@ -4345,6 +4806,8 @@
             <w:r>
               <w:rPr>
                 <w:color w:val="000000"/>
+                <w:sz w:val="20"/>
+                <w:szCs w:val="20"/>
               </w:rPr>
               <w:t>Interaction sequence diagram</w:t>
             </w:r>
@@ -4352,7 +4815,7 @@
         </w:tc>
         <w:tc>
           <w:tcPr>
-            <w:tcW w:w="3860" w:type="dxa"/>
+            <w:tcW w:w="3580" w:type="dxa"/>
             <w:tcBorders>
               <w:top w:val="single" w:sz="1" w:space="0" w:color="CCCCCC"/>
               <w:left w:val="single" w:sz="1" w:space="0" w:color="CCCCCC"/>
@@ -4372,6 +4835,8 @@
             <w:r>
               <w:rPr>
                 <w:color w:val="000000"/>
+                <w:sz w:val="20"/>
+                <w:szCs w:val="20"/>
               </w:rPr>
               <w:t>Login with correct password; reject wrong password</w:t>
             </w:r>
@@ -4387,26 +4852,28 @@
         </w:tblPrEx>
         <w:tc>
           <w:tcPr>
-            <w:tcW w:w="2500" w:type="dxa"/>
-            <w:tcBorders>
-              <w:top w:val="single" w:sz="1" w:space="0" w:color="CCCCCC"/>
-              <w:left w:val="single" w:sz="1" w:space="0" w:color="CCCCCC"/>
-              <w:bottom w:val="single" w:sz="1" w:space="0" w:color="CCCCCC"/>
-              <w:right w:val="single" w:sz="1" w:space="0" w:color="CCCCCC"/>
-            </w:tcBorders>
-            <w:shd w:val="clear" w:color="auto" w:fill="FFFFFF"/>
-            <w:tcMar>
-              <w:top w:w="80" w:type="dxa"/>
-              <w:left w:w="120" w:type="dxa"/>
-              <w:bottom w:w="80" w:type="dxa"/>
-              <w:right w:w="120" w:type="dxa"/>
-            </w:tcMar>
-            <w:vAlign w:val="center"/>
-          </w:tcPr>
-          <w:p>
-            <w:r>
-              <w:rPr>
-                <w:color w:val="000000"/>
+            <w:tcW w:w="2200" w:type="dxa"/>
+            <w:tcBorders>
+              <w:top w:val="single" w:sz="1" w:space="0" w:color="CCCCCC"/>
+              <w:left w:val="single" w:sz="1" w:space="0" w:color="CCCCCC"/>
+              <w:bottom w:val="single" w:sz="1" w:space="0" w:color="CCCCCC"/>
+              <w:right w:val="single" w:sz="1" w:space="0" w:color="CCCCCC"/>
+            </w:tcBorders>
+            <w:shd w:val="clear" w:color="auto" w:fill="F2F2F2"/>
+            <w:tcMar>
+              <w:top w:w="80" w:type="dxa"/>
+              <w:left w:w="120" w:type="dxa"/>
+              <w:bottom w:w="80" w:type="dxa"/>
+              <w:right w:w="120" w:type="dxa"/>
+            </w:tcMar>
+            <w:vAlign w:val="center"/>
+          </w:tcPr>
+          <w:p>
+            <w:r>
+              <w:rPr>
+                <w:color w:val="000000"/>
+                <w:sz w:val="20"/>
+                <w:szCs w:val="20"/>
               </w:rPr>
               <w:t>Terminate session</w:t>
             </w:r>
@@ -4414,26 +4881,28 @@
         </w:tc>
         <w:tc>
           <w:tcPr>
-            <w:tcW w:w="3000" w:type="dxa"/>
-            <w:tcBorders>
-              <w:top w:val="single" w:sz="1" w:space="0" w:color="CCCCCC"/>
-              <w:left w:val="single" w:sz="1" w:space="0" w:color="CCCCCC"/>
-              <w:bottom w:val="single" w:sz="1" w:space="0" w:color="CCCCCC"/>
-              <w:right w:val="single" w:sz="1" w:space="0" w:color="CCCCCC"/>
-            </w:tcBorders>
-            <w:shd w:val="clear" w:color="auto" w:fill="FFFFFF"/>
-            <w:tcMar>
-              <w:top w:w="80" w:type="dxa"/>
-              <w:left w:w="120" w:type="dxa"/>
-              <w:bottom w:w="80" w:type="dxa"/>
-              <w:right w:w="120" w:type="dxa"/>
-            </w:tcMar>
-            <w:vAlign w:val="center"/>
-          </w:tcPr>
-          <w:p>
-            <w:r>
-              <w:rPr>
-                <w:color w:val="000000"/>
+            <w:tcW w:w="3580" w:type="dxa"/>
+            <w:tcBorders>
+              <w:top w:val="single" w:sz="1" w:space="0" w:color="CCCCCC"/>
+              <w:left w:val="single" w:sz="1" w:space="0" w:color="CCCCCC"/>
+              <w:bottom w:val="single" w:sz="1" w:space="0" w:color="CCCCCC"/>
+              <w:right w:val="single" w:sz="1" w:space="0" w:color="CCCCCC"/>
+            </w:tcBorders>
+            <w:shd w:val="clear" w:color="auto" w:fill="F2F2F2"/>
+            <w:tcMar>
+              <w:top w:w="80" w:type="dxa"/>
+              <w:left w:w="120" w:type="dxa"/>
+              <w:bottom w:w="80" w:type="dxa"/>
+              <w:right w:w="120" w:type="dxa"/>
+            </w:tcMar>
+            <w:vAlign w:val="center"/>
+          </w:tcPr>
+          <w:p>
+            <w:r>
+              <w:rPr>
+                <w:color w:val="000000"/>
+                <w:sz w:val="20"/>
+                <w:szCs w:val="20"/>
               </w:rPr>
               <w:t>Interaction sequence diagram</w:t>
             </w:r>
@@ -4441,26 +4910,28 @@
         </w:tc>
         <w:tc>
           <w:tcPr>
-            <w:tcW w:w="3860" w:type="dxa"/>
-            <w:tcBorders>
-              <w:top w:val="single" w:sz="1" w:space="0" w:color="CCCCCC"/>
-              <w:left w:val="single" w:sz="1" w:space="0" w:color="CCCCCC"/>
-              <w:bottom w:val="single" w:sz="1" w:space="0" w:color="CCCCCC"/>
-              <w:right w:val="single" w:sz="1" w:space="0" w:color="CCCCCC"/>
-            </w:tcBorders>
-            <w:shd w:val="clear" w:color="auto" w:fill="FFFFFF"/>
-            <w:tcMar>
-              <w:top w:w="80" w:type="dxa"/>
-              <w:left w:w="120" w:type="dxa"/>
-              <w:bottom w:w="80" w:type="dxa"/>
-              <w:right w:w="120" w:type="dxa"/>
-            </w:tcMar>
-            <w:vAlign w:val="center"/>
-          </w:tcPr>
-          <w:p>
-            <w:r>
-              <w:rPr>
-                <w:color w:val="000000"/>
+            <w:tcW w:w="3580" w:type="dxa"/>
+            <w:tcBorders>
+              <w:top w:val="single" w:sz="1" w:space="0" w:color="CCCCCC"/>
+              <w:left w:val="single" w:sz="1" w:space="0" w:color="CCCCCC"/>
+              <w:bottom w:val="single" w:sz="1" w:space="0" w:color="CCCCCC"/>
+              <w:right w:val="single" w:sz="1" w:space="0" w:color="CCCCCC"/>
+            </w:tcBorders>
+            <w:shd w:val="clear" w:color="auto" w:fill="F2F2F2"/>
+            <w:tcMar>
+              <w:top w:w="80" w:type="dxa"/>
+              <w:left w:w="120" w:type="dxa"/>
+              <w:bottom w:w="80" w:type="dxa"/>
+              <w:right w:w="120" w:type="dxa"/>
+            </w:tcMar>
+            <w:vAlign w:val="center"/>
+          </w:tcPr>
+          <w:p>
+            <w:r>
+              <w:rPr>
+                <w:color w:val="000000"/>
+                <w:sz w:val="20"/>
+                <w:szCs w:val="20"/>
               </w:rPr>
               <w:t>Token is discarded on logout</w:t>
             </w:r>
@@ -4476,7 +4947,7 @@
         </w:tblPrEx>
         <w:tc>
           <w:tcPr>
-            <w:tcW w:w="2500" w:type="dxa"/>
+            <w:tcW w:w="2200" w:type="dxa"/>
             <w:tcBorders>
               <w:top w:val="single" w:sz="1" w:space="0" w:color="CCCCCC"/>
               <w:left w:val="single" w:sz="1" w:space="0" w:color="CCCCCC"/>
@@ -4496,6 +4967,8 @@
             <w:r>
               <w:rPr>
                 <w:color w:val="000000"/>
+                <w:sz w:val="20"/>
+                <w:szCs w:val="20"/>
               </w:rPr>
               <w:t>Open/close door</w:t>
             </w:r>
@@ -4503,7 +4976,7 @@
         </w:tc>
         <w:tc>
           <w:tcPr>
-            <w:tcW w:w="3000" w:type="dxa"/>
+            <w:tcW w:w="3580" w:type="dxa"/>
             <w:tcBorders>
               <w:top w:val="single" w:sz="1" w:space="0" w:color="CCCCCC"/>
               <w:left w:val="single" w:sz="1" w:space="0" w:color="CCCCCC"/>
@@ -4523,6 +4996,8 @@
             <w:r>
               <w:rPr>
                 <w:color w:val="000000"/>
+                <w:sz w:val="20"/>
+                <w:szCs w:val="20"/>
               </w:rPr>
               <w:t>Use case diagram, Interaction sequence diagram, State diagram</w:t>
             </w:r>
@@ -4530,7 +5005,7 @@
         </w:tc>
         <w:tc>
           <w:tcPr>
-            <w:tcW w:w="3860" w:type="dxa"/>
+            <w:tcW w:w="3580" w:type="dxa"/>
             <w:tcBorders>
               <w:top w:val="single" w:sz="1" w:space="0" w:color="CCCCCC"/>
               <w:left w:val="single" w:sz="1" w:space="0" w:color="CCCCCC"/>
@@ -4550,6 +5025,8 @@
             <w:r>
               <w:rPr>
                 <w:color w:val="000000"/>
+                <w:sz w:val="20"/>
+                <w:szCs w:val="20"/>
               </w:rPr>
               <w:t>Send open/close command; verify state is saved and gateway receives it</w:t>
             </w:r>
@@ -4565,26 +5042,28 @@
         </w:tblPrEx>
         <w:tc>
           <w:tcPr>
-            <w:tcW w:w="2500" w:type="dxa"/>
-            <w:tcBorders>
-              <w:top w:val="single" w:sz="1" w:space="0" w:color="CCCCCC"/>
-              <w:left w:val="single" w:sz="1" w:space="0" w:color="CCCCCC"/>
-              <w:bottom w:val="single" w:sz="1" w:space="0" w:color="CCCCCC"/>
-              <w:right w:val="single" w:sz="1" w:space="0" w:color="CCCCCC"/>
-            </w:tcBorders>
-            <w:shd w:val="clear" w:color="auto" w:fill="FFFFFF"/>
-            <w:tcMar>
-              <w:top w:w="80" w:type="dxa"/>
-              <w:left w:w="120" w:type="dxa"/>
-              <w:bottom w:w="80" w:type="dxa"/>
-              <w:right w:w="120" w:type="dxa"/>
-            </w:tcMar>
-            <w:vAlign w:val="center"/>
-          </w:tcPr>
-          <w:p>
-            <w:r>
-              <w:rPr>
-                <w:color w:val="000000"/>
+            <w:tcW w:w="2200" w:type="dxa"/>
+            <w:tcBorders>
+              <w:top w:val="single" w:sz="1" w:space="0" w:color="CCCCCC"/>
+              <w:left w:val="single" w:sz="1" w:space="0" w:color="CCCCCC"/>
+              <w:bottom w:val="single" w:sz="1" w:space="0" w:color="CCCCCC"/>
+              <w:right w:val="single" w:sz="1" w:space="0" w:color="CCCCCC"/>
+            </w:tcBorders>
+            <w:shd w:val="clear" w:color="auto" w:fill="F2F2F2"/>
+            <w:tcMar>
+              <w:top w:w="80" w:type="dxa"/>
+              <w:left w:w="120" w:type="dxa"/>
+              <w:bottom w:w="80" w:type="dxa"/>
+              <w:right w:w="120" w:type="dxa"/>
+            </w:tcMar>
+            <w:vAlign w:val="center"/>
+          </w:tcPr>
+          <w:p>
+            <w:r>
+              <w:rPr>
+                <w:color w:val="000000"/>
+                <w:sz w:val="20"/>
+                <w:szCs w:val="20"/>
               </w:rPr>
               <w:t>Turn light on/off</w:t>
             </w:r>
@@ -4592,26 +5071,28 @@
         </w:tc>
         <w:tc>
           <w:tcPr>
-            <w:tcW w:w="3000" w:type="dxa"/>
-            <w:tcBorders>
-              <w:top w:val="single" w:sz="1" w:space="0" w:color="CCCCCC"/>
-              <w:left w:val="single" w:sz="1" w:space="0" w:color="CCCCCC"/>
-              <w:bottom w:val="single" w:sz="1" w:space="0" w:color="CCCCCC"/>
-              <w:right w:val="single" w:sz="1" w:space="0" w:color="CCCCCC"/>
-            </w:tcBorders>
-            <w:shd w:val="clear" w:color="auto" w:fill="FFFFFF"/>
-            <w:tcMar>
-              <w:top w:w="80" w:type="dxa"/>
-              <w:left w:w="120" w:type="dxa"/>
-              <w:bottom w:w="80" w:type="dxa"/>
-              <w:right w:w="120" w:type="dxa"/>
-            </w:tcMar>
-            <w:vAlign w:val="center"/>
-          </w:tcPr>
-          <w:p>
-            <w:r>
-              <w:rPr>
-                <w:color w:val="000000"/>
+            <w:tcW w:w="3580" w:type="dxa"/>
+            <w:tcBorders>
+              <w:top w:val="single" w:sz="1" w:space="0" w:color="CCCCCC"/>
+              <w:left w:val="single" w:sz="1" w:space="0" w:color="CCCCCC"/>
+              <w:bottom w:val="single" w:sz="1" w:space="0" w:color="CCCCCC"/>
+              <w:right w:val="single" w:sz="1" w:space="0" w:color="CCCCCC"/>
+            </w:tcBorders>
+            <w:shd w:val="clear" w:color="auto" w:fill="F2F2F2"/>
+            <w:tcMar>
+              <w:top w:w="80" w:type="dxa"/>
+              <w:left w:w="120" w:type="dxa"/>
+              <w:bottom w:w="80" w:type="dxa"/>
+              <w:right w:w="120" w:type="dxa"/>
+            </w:tcMar>
+            <w:vAlign w:val="center"/>
+          </w:tcPr>
+          <w:p>
+            <w:r>
+              <w:rPr>
+                <w:color w:val="000000"/>
+                <w:sz w:val="20"/>
+                <w:szCs w:val="20"/>
               </w:rPr>
               <w:t>Use case diagram, Interaction sequence diagram, State diagram</w:t>
             </w:r>
@@ -4619,26 +5100,28 @@
         </w:tc>
         <w:tc>
           <w:tcPr>
-            <w:tcW w:w="3860" w:type="dxa"/>
-            <w:tcBorders>
-              <w:top w:val="single" w:sz="1" w:space="0" w:color="CCCCCC"/>
-              <w:left w:val="single" w:sz="1" w:space="0" w:color="CCCCCC"/>
-              <w:bottom w:val="single" w:sz="1" w:space="0" w:color="CCCCCC"/>
-              <w:right w:val="single" w:sz="1" w:space="0" w:color="CCCCCC"/>
-            </w:tcBorders>
-            <w:shd w:val="clear" w:color="auto" w:fill="FFFFFF"/>
-            <w:tcMar>
-              <w:top w:w="80" w:type="dxa"/>
-              <w:left w:w="120" w:type="dxa"/>
-              <w:bottom w:w="80" w:type="dxa"/>
-              <w:right w:w="120" w:type="dxa"/>
-            </w:tcMar>
-            <w:vAlign w:val="center"/>
-          </w:tcPr>
-          <w:p>
-            <w:r>
-              <w:rPr>
-                <w:color w:val="000000"/>
+            <w:tcW w:w="3580" w:type="dxa"/>
+            <w:tcBorders>
+              <w:top w:val="single" w:sz="1" w:space="0" w:color="CCCCCC"/>
+              <w:left w:val="single" w:sz="1" w:space="0" w:color="CCCCCC"/>
+              <w:bottom w:val="single" w:sz="1" w:space="0" w:color="CCCCCC"/>
+              <w:right w:val="single" w:sz="1" w:space="0" w:color="CCCCCC"/>
+            </w:tcBorders>
+            <w:shd w:val="clear" w:color="auto" w:fill="F2F2F2"/>
+            <w:tcMar>
+              <w:top w:w="80" w:type="dxa"/>
+              <w:left w:w="120" w:type="dxa"/>
+              <w:bottom w:w="80" w:type="dxa"/>
+              <w:right w:w="120" w:type="dxa"/>
+            </w:tcMar>
+            <w:vAlign w:val="center"/>
+          </w:tcPr>
+          <w:p>
+            <w:r>
+              <w:rPr>
+                <w:color w:val="000000"/>
+                <w:sz w:val="20"/>
+                <w:szCs w:val="20"/>
               </w:rPr>
               <w:t>Toggle white light on and off; set orange light brightness value</w:t>
             </w:r>
@@ -4654,7 +5137,7 @@
         </w:tblPrEx>
         <w:tc>
           <w:tcPr>
-            <w:tcW w:w="2500" w:type="dxa"/>
+            <w:tcW w:w="2200" w:type="dxa"/>
             <w:tcBorders>
               <w:top w:val="single" w:sz="1" w:space="0" w:color="CCCCCC"/>
               <w:left w:val="single" w:sz="1" w:space="0" w:color="CCCCCC"/>
@@ -4674,6 +5157,8 @@
             <w:r>
               <w:rPr>
                 <w:color w:val="000000"/>
+                <w:sz w:val="20"/>
+                <w:szCs w:val="20"/>
               </w:rPr>
               <w:t>Open/close window</w:t>
             </w:r>
@@ -4681,7 +5166,7 @@
         </w:tc>
         <w:tc>
           <w:tcPr>
-            <w:tcW w:w="3000" w:type="dxa"/>
+            <w:tcW w:w="3580" w:type="dxa"/>
             <w:tcBorders>
               <w:top w:val="single" w:sz="1" w:space="0" w:color="CCCCCC"/>
               <w:left w:val="single" w:sz="1" w:space="0" w:color="CCCCCC"/>
@@ -4701,6 +5186,8 @@
             <w:r>
               <w:rPr>
                 <w:color w:val="000000"/>
+                <w:sz w:val="20"/>
+                <w:szCs w:val="20"/>
               </w:rPr>
               <w:t>Use case diagram, Interaction sequence diagram, State diagram</w:t>
             </w:r>
@@ -4708,7 +5195,7 @@
         </w:tc>
         <w:tc>
           <w:tcPr>
-            <w:tcW w:w="3860" w:type="dxa"/>
+            <w:tcW w:w="3580" w:type="dxa"/>
             <w:tcBorders>
               <w:top w:val="single" w:sz="1" w:space="0" w:color="CCCCCC"/>
               <w:left w:val="single" w:sz="1" w:space="0" w:color="CCCCCC"/>
@@ -4728,6 +5215,8 @@
             <w:r>
               <w:rPr>
                 <w:color w:val="000000"/>
+                <w:sz w:val="20"/>
+                <w:szCs w:val="20"/>
               </w:rPr>
               <w:t>Send open/close command; verify gateway receives correct command</w:t>
             </w:r>
@@ -4743,26 +5232,28 @@
         </w:tblPrEx>
         <w:tc>
           <w:tcPr>
-            <w:tcW w:w="2500" w:type="dxa"/>
-            <w:tcBorders>
-              <w:top w:val="single" w:sz="1" w:space="0" w:color="CCCCCC"/>
-              <w:left w:val="single" w:sz="1" w:space="0" w:color="CCCCCC"/>
-              <w:bottom w:val="single" w:sz="1" w:space="0" w:color="CCCCCC"/>
-              <w:right w:val="single" w:sz="1" w:space="0" w:color="CCCCCC"/>
-            </w:tcBorders>
-            <w:shd w:val="clear" w:color="auto" w:fill="FFFFFF"/>
-            <w:tcMar>
-              <w:top w:w="80" w:type="dxa"/>
-              <w:left w:w="120" w:type="dxa"/>
-              <w:bottom w:w="80" w:type="dxa"/>
-              <w:right w:w="120" w:type="dxa"/>
-            </w:tcMar>
-            <w:vAlign w:val="center"/>
-          </w:tcPr>
-          <w:p>
-            <w:r>
-              <w:rPr>
-                <w:color w:val="000000"/>
+            <w:tcW w:w="2200" w:type="dxa"/>
+            <w:tcBorders>
+              <w:top w:val="single" w:sz="1" w:space="0" w:color="CCCCCC"/>
+              <w:left w:val="single" w:sz="1" w:space="0" w:color="CCCCCC"/>
+              <w:bottom w:val="single" w:sz="1" w:space="0" w:color="CCCCCC"/>
+              <w:right w:val="single" w:sz="1" w:space="0" w:color="CCCCCC"/>
+            </w:tcBorders>
+            <w:shd w:val="clear" w:color="auto" w:fill="F2F2F2"/>
+            <w:tcMar>
+              <w:top w:w="80" w:type="dxa"/>
+              <w:left w:w="120" w:type="dxa"/>
+              <w:bottom w:w="80" w:type="dxa"/>
+              <w:right w:w="120" w:type="dxa"/>
+            </w:tcMar>
+            <w:vAlign w:val="center"/>
+          </w:tcPr>
+          <w:p>
+            <w:r>
+              <w:rPr>
+                <w:color w:val="000000"/>
+                <w:sz w:val="20"/>
+                <w:szCs w:val="20"/>
               </w:rPr>
               <w:t>Turn fan on/off</w:t>
             </w:r>
@@ -4770,26 +5261,28 @@
         </w:tc>
         <w:tc>
           <w:tcPr>
-            <w:tcW w:w="3000" w:type="dxa"/>
-            <w:tcBorders>
-              <w:top w:val="single" w:sz="1" w:space="0" w:color="CCCCCC"/>
-              <w:left w:val="single" w:sz="1" w:space="0" w:color="CCCCCC"/>
-              <w:bottom w:val="single" w:sz="1" w:space="0" w:color="CCCCCC"/>
-              <w:right w:val="single" w:sz="1" w:space="0" w:color="CCCCCC"/>
-            </w:tcBorders>
-            <w:shd w:val="clear" w:color="auto" w:fill="FFFFFF"/>
-            <w:tcMar>
-              <w:top w:w="80" w:type="dxa"/>
-              <w:left w:w="120" w:type="dxa"/>
-              <w:bottom w:w="80" w:type="dxa"/>
-              <w:right w:w="120" w:type="dxa"/>
-            </w:tcMar>
-            <w:vAlign w:val="center"/>
-          </w:tcPr>
-          <w:p>
-            <w:r>
-              <w:rPr>
-                <w:color w:val="000000"/>
+            <w:tcW w:w="3580" w:type="dxa"/>
+            <w:tcBorders>
+              <w:top w:val="single" w:sz="1" w:space="0" w:color="CCCCCC"/>
+              <w:left w:val="single" w:sz="1" w:space="0" w:color="CCCCCC"/>
+              <w:bottom w:val="single" w:sz="1" w:space="0" w:color="CCCCCC"/>
+              <w:right w:val="single" w:sz="1" w:space="0" w:color="CCCCCC"/>
+            </w:tcBorders>
+            <w:shd w:val="clear" w:color="auto" w:fill="F2F2F2"/>
+            <w:tcMar>
+              <w:top w:w="80" w:type="dxa"/>
+              <w:left w:w="120" w:type="dxa"/>
+              <w:bottom w:w="80" w:type="dxa"/>
+              <w:right w:w="120" w:type="dxa"/>
+            </w:tcMar>
+            <w:vAlign w:val="center"/>
+          </w:tcPr>
+          <w:p>
+            <w:r>
+              <w:rPr>
+                <w:color w:val="000000"/>
+                <w:sz w:val="20"/>
+                <w:szCs w:val="20"/>
               </w:rPr>
               <w:t>Use case diagram, Interaction sequence diagram, State diagram</w:t>
             </w:r>
@@ -4797,26 +5290,28 @@
         </w:tc>
         <w:tc>
           <w:tcPr>
-            <w:tcW w:w="3860" w:type="dxa"/>
-            <w:tcBorders>
-              <w:top w:val="single" w:sz="1" w:space="0" w:color="CCCCCC"/>
-              <w:left w:val="single" w:sz="1" w:space="0" w:color="CCCCCC"/>
-              <w:bottom w:val="single" w:sz="1" w:space="0" w:color="CCCCCC"/>
-              <w:right w:val="single" w:sz="1" w:space="0" w:color="CCCCCC"/>
-            </w:tcBorders>
-            <w:shd w:val="clear" w:color="auto" w:fill="FFFFFF"/>
-            <w:tcMar>
-              <w:top w:w="80" w:type="dxa"/>
-              <w:left w:w="120" w:type="dxa"/>
-              <w:bottom w:w="80" w:type="dxa"/>
-              <w:right w:w="120" w:type="dxa"/>
-            </w:tcMar>
-            <w:vAlign w:val="center"/>
-          </w:tcPr>
-          <w:p>
-            <w:r>
-              <w:rPr>
-                <w:color w:val="000000"/>
+            <w:tcW w:w="3580" w:type="dxa"/>
+            <w:tcBorders>
+              <w:top w:val="single" w:sz="1" w:space="0" w:color="CCCCCC"/>
+              <w:left w:val="single" w:sz="1" w:space="0" w:color="CCCCCC"/>
+              <w:bottom w:val="single" w:sz="1" w:space="0" w:color="CCCCCC"/>
+              <w:right w:val="single" w:sz="1" w:space="0" w:color="CCCCCC"/>
+            </w:tcBorders>
+            <w:shd w:val="clear" w:color="auto" w:fill="F2F2F2"/>
+            <w:tcMar>
+              <w:top w:w="80" w:type="dxa"/>
+              <w:left w:w="120" w:type="dxa"/>
+              <w:bottom w:w="80" w:type="dxa"/>
+              <w:right w:w="120" w:type="dxa"/>
+            </w:tcMar>
+            <w:vAlign w:val="center"/>
+          </w:tcPr>
+          <w:p>
+            <w:r>
+              <w:rPr>
+                <w:color w:val="000000"/>
+                <w:sz w:val="20"/>
+                <w:szCs w:val="20"/>
               </w:rPr>
               <w:t>Control fan A and fan B independently</w:t>
             </w:r>
@@ -4832,7 +5327,7 @@
         </w:tblPrEx>
         <w:tc>
           <w:tcPr>
-            <w:tcW w:w="2500" w:type="dxa"/>
+            <w:tcW w:w="2200" w:type="dxa"/>
             <w:tcBorders>
               <w:top w:val="single" w:sz="1" w:space="0" w:color="CCCCCC"/>
               <w:left w:val="single" w:sz="1" w:space="0" w:color="CCCCCC"/>
@@ -4852,6 +5347,8 @@
             <w:r>
               <w:rPr>
                 <w:color w:val="000000"/>
+                <w:sz w:val="20"/>
+                <w:szCs w:val="20"/>
               </w:rPr>
               <w:t>Turn buzzer on/off</w:t>
             </w:r>
@@ -4859,7 +5356,7 @@
         </w:tc>
         <w:tc>
           <w:tcPr>
-            <w:tcW w:w="3000" w:type="dxa"/>
+            <w:tcW w:w="3580" w:type="dxa"/>
             <w:tcBorders>
               <w:top w:val="single" w:sz="1" w:space="0" w:color="CCCCCC"/>
               <w:left w:val="single" w:sz="1" w:space="0" w:color="CCCCCC"/>
@@ -4879,6 +5376,8 @@
             <w:r>
               <w:rPr>
                 <w:color w:val="000000"/>
+                <w:sz w:val="20"/>
+                <w:szCs w:val="20"/>
               </w:rPr>
               <w:t>Use case diagram, Interaction sequence diagram, State diagram</w:t>
             </w:r>
@@ -4886,7 +5385,7 @@
         </w:tc>
         <w:tc>
           <w:tcPr>
-            <w:tcW w:w="3860" w:type="dxa"/>
+            <w:tcW w:w="3580" w:type="dxa"/>
             <w:tcBorders>
               <w:top w:val="single" w:sz="1" w:space="0" w:color="CCCCCC"/>
               <w:left w:val="single" w:sz="1" w:space="0" w:color="CCCCCC"/>
@@ -4906,6 +5405,8 @@
             <w:r>
               <w:rPr>
                 <w:color w:val="000000"/>
+                <w:sz w:val="20"/>
+                <w:szCs w:val="20"/>
               </w:rPr>
               <w:t>Turn buzzer on and off; verify response</w:t>
             </w:r>
@@ -4921,26 +5422,28 @@
         </w:tblPrEx>
         <w:tc>
           <w:tcPr>
-            <w:tcW w:w="2500" w:type="dxa"/>
-            <w:tcBorders>
-              <w:top w:val="single" w:sz="1" w:space="0" w:color="CCCCCC"/>
-              <w:left w:val="single" w:sz="1" w:space="0" w:color="CCCCCC"/>
-              <w:bottom w:val="single" w:sz="1" w:space="0" w:color="CCCCCC"/>
-              <w:right w:val="single" w:sz="1" w:space="0" w:color="CCCCCC"/>
-            </w:tcBorders>
-            <w:shd w:val="clear" w:color="auto" w:fill="FFFFFF"/>
-            <w:tcMar>
-              <w:top w:w="80" w:type="dxa"/>
-              <w:left w:w="120" w:type="dxa"/>
-              <w:bottom w:w="80" w:type="dxa"/>
-              <w:right w:w="120" w:type="dxa"/>
-            </w:tcMar>
-            <w:vAlign w:val="center"/>
-          </w:tcPr>
-          <w:p>
-            <w:r>
-              <w:rPr>
-                <w:color w:val="000000"/>
+            <w:tcW w:w="2200" w:type="dxa"/>
+            <w:tcBorders>
+              <w:top w:val="single" w:sz="1" w:space="0" w:color="CCCCCC"/>
+              <w:left w:val="single" w:sz="1" w:space="0" w:color="CCCCCC"/>
+              <w:bottom w:val="single" w:sz="1" w:space="0" w:color="CCCCCC"/>
+              <w:right w:val="single" w:sz="1" w:space="0" w:color="CCCCCC"/>
+            </w:tcBorders>
+            <w:shd w:val="clear" w:color="auto" w:fill="F2F2F2"/>
+            <w:tcMar>
+              <w:top w:w="80" w:type="dxa"/>
+              <w:left w:w="120" w:type="dxa"/>
+              <w:bottom w:w="80" w:type="dxa"/>
+              <w:right w:w="120" w:type="dxa"/>
+            </w:tcMar>
+            <w:vAlign w:val="center"/>
+          </w:tcPr>
+          <w:p>
+            <w:r>
+              <w:rPr>
+                <w:color w:val="000000"/>
+                <w:sz w:val="20"/>
+                <w:szCs w:val="20"/>
               </w:rPr>
               <w:t>Retrieve device status</w:t>
             </w:r>
@@ -4948,26 +5451,28 @@
         </w:tc>
         <w:tc>
           <w:tcPr>
-            <w:tcW w:w="3000" w:type="dxa"/>
-            <w:tcBorders>
-              <w:top w:val="single" w:sz="1" w:space="0" w:color="CCCCCC"/>
-              <w:left w:val="single" w:sz="1" w:space="0" w:color="CCCCCC"/>
-              <w:bottom w:val="single" w:sz="1" w:space="0" w:color="CCCCCC"/>
-              <w:right w:val="single" w:sz="1" w:space="0" w:color="CCCCCC"/>
-            </w:tcBorders>
-            <w:shd w:val="clear" w:color="auto" w:fill="FFFFFF"/>
-            <w:tcMar>
-              <w:top w:w="80" w:type="dxa"/>
-              <w:left w:w="120" w:type="dxa"/>
-              <w:bottom w:w="80" w:type="dxa"/>
-              <w:right w:w="120" w:type="dxa"/>
-            </w:tcMar>
-            <w:vAlign w:val="center"/>
-          </w:tcPr>
-          <w:p>
-            <w:r>
-              <w:rPr>
-                <w:color w:val="000000"/>
+            <w:tcW w:w="3580" w:type="dxa"/>
+            <w:tcBorders>
+              <w:top w:val="single" w:sz="1" w:space="0" w:color="CCCCCC"/>
+              <w:left w:val="single" w:sz="1" w:space="0" w:color="CCCCCC"/>
+              <w:bottom w:val="single" w:sz="1" w:space="0" w:color="CCCCCC"/>
+              <w:right w:val="single" w:sz="1" w:space="0" w:color="CCCCCC"/>
+            </w:tcBorders>
+            <w:shd w:val="clear" w:color="auto" w:fill="F2F2F2"/>
+            <w:tcMar>
+              <w:top w:w="80" w:type="dxa"/>
+              <w:left w:w="120" w:type="dxa"/>
+              <w:bottom w:w="80" w:type="dxa"/>
+              <w:right w:w="120" w:type="dxa"/>
+            </w:tcMar>
+            <w:vAlign w:val="center"/>
+          </w:tcPr>
+          <w:p>
+            <w:r>
+              <w:rPr>
+                <w:color w:val="000000"/>
+                <w:sz w:val="20"/>
+                <w:szCs w:val="20"/>
               </w:rPr>
               <w:t>Interaction sequence diagram</w:t>
             </w:r>
@@ -4975,26 +5480,28 @@
         </w:tc>
         <w:tc>
           <w:tcPr>
-            <w:tcW w:w="3860" w:type="dxa"/>
-            <w:tcBorders>
-              <w:top w:val="single" w:sz="1" w:space="0" w:color="CCCCCC"/>
-              <w:left w:val="single" w:sz="1" w:space="0" w:color="CCCCCC"/>
-              <w:bottom w:val="single" w:sz="1" w:space="0" w:color="CCCCCC"/>
-              <w:right w:val="single" w:sz="1" w:space="0" w:color="CCCCCC"/>
-            </w:tcBorders>
-            <w:shd w:val="clear" w:color="auto" w:fill="FFFFFF"/>
-            <w:tcMar>
-              <w:top w:w="80" w:type="dxa"/>
-              <w:left w:w="120" w:type="dxa"/>
-              <w:bottom w:w="80" w:type="dxa"/>
-              <w:right w:w="120" w:type="dxa"/>
-            </w:tcMar>
-            <w:vAlign w:val="center"/>
-          </w:tcPr>
-          <w:p>
-            <w:r>
-              <w:rPr>
-                <w:color w:val="000000"/>
+            <w:tcW w:w="3580" w:type="dxa"/>
+            <w:tcBorders>
+              <w:top w:val="single" w:sz="1" w:space="0" w:color="CCCCCC"/>
+              <w:left w:val="single" w:sz="1" w:space="0" w:color="CCCCCC"/>
+              <w:bottom w:val="single" w:sz="1" w:space="0" w:color="CCCCCC"/>
+              <w:right w:val="single" w:sz="1" w:space="0" w:color="CCCCCC"/>
+            </w:tcBorders>
+            <w:shd w:val="clear" w:color="auto" w:fill="F2F2F2"/>
+            <w:tcMar>
+              <w:top w:w="80" w:type="dxa"/>
+              <w:left w:w="120" w:type="dxa"/>
+              <w:bottom w:w="80" w:type="dxa"/>
+              <w:right w:w="120" w:type="dxa"/>
+            </w:tcMar>
+            <w:vAlign w:val="center"/>
+          </w:tcPr>
+          <w:p>
+            <w:r>
+              <w:rPr>
+                <w:color w:val="000000"/>
+                <w:sz w:val="20"/>
+                <w:szCs w:val="20"/>
               </w:rPr>
               <w:t>Returned status matches what was set; password never exposed in response</w:t>
             </w:r>
@@ -5010,7 +5517,7 @@
         </w:tblPrEx>
         <w:tc>
           <w:tcPr>
-            <w:tcW w:w="2500" w:type="dxa"/>
+            <w:tcW w:w="2200" w:type="dxa"/>
             <w:tcBorders>
               <w:top w:val="single" w:sz="1" w:space="0" w:color="CCCCCC"/>
               <w:left w:val="single" w:sz="1" w:space="0" w:color="CCCCCC"/>
@@ -5030,6 +5537,8 @@
             <w:r>
               <w:rPr>
                 <w:color w:val="000000"/>
+                <w:sz w:val="20"/>
+                <w:szCs w:val="20"/>
               </w:rPr>
               <w:t>Manage authorized devices</w:t>
             </w:r>
@@ -5037,7 +5546,7 @@
         </w:tc>
         <w:tc>
           <w:tcPr>
-            <w:tcW w:w="3000" w:type="dxa"/>
+            <w:tcW w:w="3580" w:type="dxa"/>
             <w:tcBorders>
               <w:top w:val="single" w:sz="1" w:space="0" w:color="CCCCCC"/>
               <w:left w:val="single" w:sz="1" w:space="0" w:color="CCCCCC"/>
@@ -5057,6 +5566,8 @@
             <w:r>
               <w:rPr>
                 <w:color w:val="000000"/>
+                <w:sz w:val="20"/>
+                <w:szCs w:val="20"/>
               </w:rPr>
               <w:t>Entity and class diagram, API endpoint reference</w:t>
             </w:r>
@@ -5064,7 +5575,7 @@
         </w:tc>
         <w:tc>
           <w:tcPr>
-            <w:tcW w:w="3860" w:type="dxa"/>
+            <w:tcW w:w="3580" w:type="dxa"/>
             <w:tcBorders>
               <w:top w:val="single" w:sz="1" w:space="0" w:color="CCCCCC"/>
               <w:left w:val="single" w:sz="1" w:space="0" w:color="CCCCCC"/>
@@ -5084,6 +5595,8 @@
             <w:r>
               <w:rPr>
                 <w:color w:val="000000"/>
+                <w:sz w:val="20"/>
+                <w:szCs w:val="20"/>
               </w:rPr>
               <w:t>Partial — no formal device registry implemented</w:t>
             </w:r>
@@ -5099,53 +5612,58 @@
         </w:tblPrEx>
         <w:tc>
           <w:tcPr>
-            <w:tcW w:w="2500" w:type="dxa"/>
-            <w:tcBorders>
-              <w:top w:val="single" w:sz="1" w:space="0" w:color="CCCCCC"/>
-              <w:left w:val="single" w:sz="1" w:space="0" w:color="CCCCCC"/>
-              <w:bottom w:val="single" w:sz="1" w:space="0" w:color="CCCCCC"/>
-              <w:right w:val="single" w:sz="1" w:space="0" w:color="CCCCCC"/>
-            </w:tcBorders>
-            <w:shd w:val="clear" w:color="auto" w:fill="FFFFFF"/>
-            <w:tcMar>
-              <w:top w:w="80" w:type="dxa"/>
-              <w:left w:w="120" w:type="dxa"/>
-              <w:bottom w:w="80" w:type="dxa"/>
-              <w:right w:w="120" w:type="dxa"/>
-            </w:tcMar>
-            <w:vAlign w:val="center"/>
-          </w:tcPr>
-          <w:p>
-            <w:r>
-              <w:rPr>
-                <w:color w:val="000000"/>
-              </w:rPr>
+            <w:tcW w:w="2200" w:type="dxa"/>
+            <w:tcBorders>
+              <w:top w:val="single" w:sz="1" w:space="0" w:color="CCCCCC"/>
+              <w:left w:val="single" w:sz="1" w:space="0" w:color="CCCCCC"/>
+              <w:bottom w:val="single" w:sz="1" w:space="0" w:color="CCCCCC"/>
+              <w:right w:val="single" w:sz="1" w:space="0" w:color="CCCCCC"/>
+            </w:tcBorders>
+            <w:shd w:val="clear" w:color="auto" w:fill="F2F2F2"/>
+            <w:tcMar>
+              <w:top w:w="80" w:type="dxa"/>
+              <w:left w:w="120" w:type="dxa"/>
+              <w:bottom w:w="80" w:type="dxa"/>
+              <w:right w:w="120" w:type="dxa"/>
+            </w:tcMar>
+            <w:vAlign w:val="center"/>
+          </w:tcPr>
+          <w:p>
+            <w:r>
+              <w:rPr>
+                <w:color w:val="000000"/>
+                <w:sz w:val="20"/>
+                <w:szCs w:val="20"/>
+              </w:rPr>
+              <w:lastRenderedPageBreak/>
               <w:t>Block unauthorized access</w:t>
             </w:r>
           </w:p>
         </w:tc>
         <w:tc>
           <w:tcPr>
-            <w:tcW w:w="3000" w:type="dxa"/>
-            <w:tcBorders>
-              <w:top w:val="single" w:sz="1" w:space="0" w:color="CCCCCC"/>
-              <w:left w:val="single" w:sz="1" w:space="0" w:color="CCCCCC"/>
-              <w:bottom w:val="single" w:sz="1" w:space="0" w:color="CCCCCC"/>
-              <w:right w:val="single" w:sz="1" w:space="0" w:color="CCCCCC"/>
-            </w:tcBorders>
-            <w:shd w:val="clear" w:color="auto" w:fill="FFFFFF"/>
-            <w:tcMar>
-              <w:top w:w="80" w:type="dxa"/>
-              <w:left w:w="120" w:type="dxa"/>
-              <w:bottom w:w="80" w:type="dxa"/>
-              <w:right w:w="120" w:type="dxa"/>
-            </w:tcMar>
-            <w:vAlign w:val="center"/>
-          </w:tcPr>
-          <w:p>
-            <w:r>
-              <w:rPr>
-                <w:color w:val="000000"/>
+            <w:tcW w:w="3580" w:type="dxa"/>
+            <w:tcBorders>
+              <w:top w:val="single" w:sz="1" w:space="0" w:color="CCCCCC"/>
+              <w:left w:val="single" w:sz="1" w:space="0" w:color="CCCCCC"/>
+              <w:bottom w:val="single" w:sz="1" w:space="0" w:color="CCCCCC"/>
+              <w:right w:val="single" w:sz="1" w:space="0" w:color="CCCCCC"/>
+            </w:tcBorders>
+            <w:shd w:val="clear" w:color="auto" w:fill="F2F2F2"/>
+            <w:tcMar>
+              <w:top w:w="80" w:type="dxa"/>
+              <w:left w:w="120" w:type="dxa"/>
+              <w:bottom w:w="80" w:type="dxa"/>
+              <w:right w:w="120" w:type="dxa"/>
+            </w:tcMar>
+            <w:vAlign w:val="center"/>
+          </w:tcPr>
+          <w:p>
+            <w:r>
+              <w:rPr>
+                <w:color w:val="000000"/>
+                <w:sz w:val="20"/>
+                <w:szCs w:val="20"/>
               </w:rPr>
               <w:t>Interaction sequence diagram</w:t>
             </w:r>
@@ -5153,26 +5671,28 @@
         </w:tc>
         <w:tc>
           <w:tcPr>
-            <w:tcW w:w="3860" w:type="dxa"/>
-            <w:tcBorders>
-              <w:top w:val="single" w:sz="1" w:space="0" w:color="CCCCCC"/>
-              <w:left w:val="single" w:sz="1" w:space="0" w:color="CCCCCC"/>
-              <w:bottom w:val="single" w:sz="1" w:space="0" w:color="CCCCCC"/>
-              <w:right w:val="single" w:sz="1" w:space="0" w:color="CCCCCC"/>
-            </w:tcBorders>
-            <w:shd w:val="clear" w:color="auto" w:fill="FFFFFF"/>
-            <w:tcMar>
-              <w:top w:w="80" w:type="dxa"/>
-              <w:left w:w="120" w:type="dxa"/>
-              <w:bottom w:w="80" w:type="dxa"/>
-              <w:right w:w="120" w:type="dxa"/>
-            </w:tcMar>
-            <w:vAlign w:val="center"/>
-          </w:tcPr>
-          <w:p>
-            <w:r>
-              <w:rPr>
-                <w:color w:val="000000"/>
+            <w:tcW w:w="3580" w:type="dxa"/>
+            <w:tcBorders>
+              <w:top w:val="single" w:sz="1" w:space="0" w:color="CCCCCC"/>
+              <w:left w:val="single" w:sz="1" w:space="0" w:color="CCCCCC"/>
+              <w:bottom w:val="single" w:sz="1" w:space="0" w:color="CCCCCC"/>
+              <w:right w:val="single" w:sz="1" w:space="0" w:color="CCCCCC"/>
+            </w:tcBorders>
+            <w:shd w:val="clear" w:color="auto" w:fill="F2F2F2"/>
+            <w:tcMar>
+              <w:top w:w="80" w:type="dxa"/>
+              <w:left w:w="120" w:type="dxa"/>
+              <w:bottom w:w="80" w:type="dxa"/>
+              <w:right w:w="120" w:type="dxa"/>
+            </w:tcMar>
+            <w:vAlign w:val="center"/>
+          </w:tcPr>
+          <w:p>
+            <w:r>
+              <w:rPr>
+                <w:color w:val="000000"/>
+                <w:sz w:val="20"/>
+                <w:szCs w:val="20"/>
               </w:rPr>
               <w:t>Reject command without token; reject expired token; verify no state changes occur</w:t>
             </w:r>
@@ -5188,7 +5708,7 @@
         </w:tblPrEx>
         <w:tc>
           <w:tcPr>
-            <w:tcW w:w="2500" w:type="dxa"/>
+            <w:tcW w:w="2200" w:type="dxa"/>
             <w:tcBorders>
               <w:top w:val="single" w:sz="1" w:space="0" w:color="CCCCCC"/>
               <w:left w:val="single" w:sz="1" w:space="0" w:color="CCCCCC"/>
@@ -5208,6 +5728,8 @@
             <w:r>
               <w:rPr>
                 <w:color w:val="000000"/>
+                <w:sz w:val="20"/>
+                <w:szCs w:val="20"/>
               </w:rPr>
               <w:t>Data persistence and recovery</w:t>
             </w:r>
@@ -5215,7 +5737,7 @@
         </w:tc>
         <w:tc>
           <w:tcPr>
-            <w:tcW w:w="3000" w:type="dxa"/>
+            <w:tcW w:w="3580" w:type="dxa"/>
             <w:tcBorders>
               <w:top w:val="single" w:sz="1" w:space="0" w:color="CCCCCC"/>
               <w:left w:val="single" w:sz="1" w:space="0" w:color="CCCCCC"/>
@@ -5235,6 +5757,8 @@
             <w:r>
               <w:rPr>
                 <w:color w:val="000000"/>
+                <w:sz w:val="20"/>
+                <w:szCs w:val="20"/>
               </w:rPr>
               <w:t>—</w:t>
             </w:r>
@@ -5242,7 +5766,7 @@
         </w:tc>
         <w:tc>
           <w:tcPr>
-            <w:tcW w:w="3860" w:type="dxa"/>
+            <w:tcW w:w="3580" w:type="dxa"/>
             <w:tcBorders>
               <w:top w:val="single" w:sz="1" w:space="0" w:color="CCCCCC"/>
               <w:left w:val="single" w:sz="1" w:space="0" w:color="CCCCCC"/>
@@ -5262,6 +5786,8 @@
             <w:r>
               <w:rPr>
                 <w:color w:val="000000"/>
+                <w:sz w:val="20"/>
+                <w:szCs w:val="20"/>
               </w:rPr>
               <w:t>Verify states persist after restart — future work, Supabase not implemented</w:t>
             </w:r>
@@ -5277,26 +5803,28 @@
         </w:tblPrEx>
         <w:tc>
           <w:tcPr>
-            <w:tcW w:w="2500" w:type="dxa"/>
-            <w:tcBorders>
-              <w:top w:val="single" w:sz="1" w:space="0" w:color="CCCCCC"/>
-              <w:left w:val="single" w:sz="1" w:space="0" w:color="CCCCCC"/>
-              <w:bottom w:val="single" w:sz="1" w:space="0" w:color="CCCCCC"/>
-              <w:right w:val="single" w:sz="1" w:space="0" w:color="CCCCCC"/>
-            </w:tcBorders>
-            <w:shd w:val="clear" w:color="auto" w:fill="FFFFFF"/>
-            <w:tcMar>
-              <w:top w:w="80" w:type="dxa"/>
-              <w:left w:w="120" w:type="dxa"/>
-              <w:bottom w:w="80" w:type="dxa"/>
-              <w:right w:w="120" w:type="dxa"/>
-            </w:tcMar>
-            <w:vAlign w:val="center"/>
-          </w:tcPr>
-          <w:p>
-            <w:r>
-              <w:rPr>
-                <w:color w:val="000000"/>
+            <w:tcW w:w="2200" w:type="dxa"/>
+            <w:tcBorders>
+              <w:top w:val="single" w:sz="1" w:space="0" w:color="CCCCCC"/>
+              <w:left w:val="single" w:sz="1" w:space="0" w:color="CCCCCC"/>
+              <w:bottom w:val="single" w:sz="1" w:space="0" w:color="CCCCCC"/>
+              <w:right w:val="single" w:sz="1" w:space="0" w:color="CCCCCC"/>
+            </w:tcBorders>
+            <w:shd w:val="clear" w:color="auto" w:fill="F2F2F2"/>
+            <w:tcMar>
+              <w:top w:w="80" w:type="dxa"/>
+              <w:left w:w="120" w:type="dxa"/>
+              <w:bottom w:w="80" w:type="dxa"/>
+              <w:right w:w="120" w:type="dxa"/>
+            </w:tcMar>
+            <w:vAlign w:val="center"/>
+          </w:tcPr>
+          <w:p>
+            <w:r>
+              <w:rPr>
+                <w:color w:val="000000"/>
+                <w:sz w:val="20"/>
+                <w:szCs w:val="20"/>
               </w:rPr>
               <w:t>Update user password</w:t>
             </w:r>
@@ -5304,26 +5832,28 @@
         </w:tc>
         <w:tc>
           <w:tcPr>
-            <w:tcW w:w="3000" w:type="dxa"/>
-            <w:tcBorders>
-              <w:top w:val="single" w:sz="1" w:space="0" w:color="CCCCCC"/>
-              <w:left w:val="single" w:sz="1" w:space="0" w:color="CCCCCC"/>
-              <w:bottom w:val="single" w:sz="1" w:space="0" w:color="CCCCCC"/>
-              <w:right w:val="single" w:sz="1" w:space="0" w:color="CCCCCC"/>
-            </w:tcBorders>
-            <w:shd w:val="clear" w:color="auto" w:fill="FFFFFF"/>
-            <w:tcMar>
-              <w:top w:w="80" w:type="dxa"/>
-              <w:left w:w="120" w:type="dxa"/>
-              <w:bottom w:w="80" w:type="dxa"/>
-              <w:right w:w="120" w:type="dxa"/>
-            </w:tcMar>
-            <w:vAlign w:val="center"/>
-          </w:tcPr>
-          <w:p>
-            <w:r>
-              <w:rPr>
-                <w:color w:val="000000"/>
+            <w:tcW w:w="3580" w:type="dxa"/>
+            <w:tcBorders>
+              <w:top w:val="single" w:sz="1" w:space="0" w:color="CCCCCC"/>
+              <w:left w:val="single" w:sz="1" w:space="0" w:color="CCCCCC"/>
+              <w:bottom w:val="single" w:sz="1" w:space="0" w:color="CCCCCC"/>
+              <w:right w:val="single" w:sz="1" w:space="0" w:color="CCCCCC"/>
+            </w:tcBorders>
+            <w:shd w:val="clear" w:color="auto" w:fill="F2F2F2"/>
+            <w:tcMar>
+              <w:top w:w="80" w:type="dxa"/>
+              <w:left w:w="120" w:type="dxa"/>
+              <w:bottom w:w="80" w:type="dxa"/>
+              <w:right w:w="120" w:type="dxa"/>
+            </w:tcMar>
+            <w:vAlign w:val="center"/>
+          </w:tcPr>
+          <w:p>
+            <w:r>
+              <w:rPr>
+                <w:color w:val="000000"/>
+                <w:sz w:val="20"/>
+                <w:szCs w:val="20"/>
               </w:rPr>
               <w:t>Interaction sequence diagram, API endpoint reference</w:t>
             </w:r>
@@ -5331,26 +5861,28 @@
         </w:tc>
         <w:tc>
           <w:tcPr>
-            <w:tcW w:w="3860" w:type="dxa"/>
-            <w:tcBorders>
-              <w:top w:val="single" w:sz="1" w:space="0" w:color="CCCCCC"/>
-              <w:left w:val="single" w:sz="1" w:space="0" w:color="CCCCCC"/>
-              <w:bottom w:val="single" w:sz="1" w:space="0" w:color="CCCCCC"/>
-              <w:right w:val="single" w:sz="1" w:space="0" w:color="CCCCCC"/>
-            </w:tcBorders>
-            <w:shd w:val="clear" w:color="auto" w:fill="FFFFFF"/>
-            <w:tcMar>
-              <w:top w:w="80" w:type="dxa"/>
-              <w:left w:w="120" w:type="dxa"/>
-              <w:bottom w:w="80" w:type="dxa"/>
-              <w:right w:w="120" w:type="dxa"/>
-            </w:tcMar>
-            <w:vAlign w:val="center"/>
-          </w:tcPr>
-          <w:p>
-            <w:r>
-              <w:rPr>
-                <w:color w:val="000000"/>
+            <w:tcW w:w="3580" w:type="dxa"/>
+            <w:tcBorders>
+              <w:top w:val="single" w:sz="1" w:space="0" w:color="CCCCCC"/>
+              <w:left w:val="single" w:sz="1" w:space="0" w:color="CCCCCC"/>
+              <w:bottom w:val="single" w:sz="1" w:space="0" w:color="CCCCCC"/>
+              <w:right w:val="single" w:sz="1" w:space="0" w:color="CCCCCC"/>
+            </w:tcBorders>
+            <w:shd w:val="clear" w:color="auto" w:fill="F2F2F2"/>
+            <w:tcMar>
+              <w:top w:w="80" w:type="dxa"/>
+              <w:left w:w="120" w:type="dxa"/>
+              <w:bottom w:w="80" w:type="dxa"/>
+              <w:right w:w="120" w:type="dxa"/>
+            </w:tcMar>
+            <w:vAlign w:val="center"/>
+          </w:tcPr>
+          <w:p>
+            <w:r>
+              <w:rPr>
+                <w:color w:val="000000"/>
+                <w:sz w:val="20"/>
+                <w:szCs w:val="20"/>
               </w:rPr>
               <w:t>Change password; verify new password works; verify old password is rejected</w:t>
             </w:r>
@@ -5366,7 +5898,7 @@
         </w:tblPrEx>
         <w:tc>
           <w:tcPr>
-            <w:tcW w:w="2500" w:type="dxa"/>
+            <w:tcW w:w="2200" w:type="dxa"/>
             <w:tcBorders>
               <w:top w:val="single" w:sz="1" w:space="0" w:color="CCCCCC"/>
               <w:left w:val="single" w:sz="1" w:space="0" w:color="CCCCCC"/>
@@ -5386,6 +5918,8 @@
             <w:r>
               <w:rPr>
                 <w:color w:val="000000"/>
+                <w:sz w:val="20"/>
+                <w:szCs w:val="20"/>
               </w:rPr>
               <w:t>Delete device field</w:t>
             </w:r>
@@ -5393,7 +5927,7 @@
         </w:tc>
         <w:tc>
           <w:tcPr>
-            <w:tcW w:w="3000" w:type="dxa"/>
+            <w:tcW w:w="3580" w:type="dxa"/>
             <w:tcBorders>
               <w:top w:val="single" w:sz="1" w:space="0" w:color="CCCCCC"/>
               <w:left w:val="single" w:sz="1" w:space="0" w:color="CCCCCC"/>
@@ -5413,6 +5947,8 @@
             <w:r>
               <w:rPr>
                 <w:color w:val="000000"/>
+                <w:sz w:val="20"/>
+                <w:szCs w:val="20"/>
               </w:rPr>
               <w:t>API endpoint reference</w:t>
             </w:r>
@@ -5420,7 +5956,7 @@
         </w:tc>
         <w:tc>
           <w:tcPr>
-            <w:tcW w:w="3860" w:type="dxa"/>
+            <w:tcW w:w="3580" w:type="dxa"/>
             <w:tcBorders>
               <w:top w:val="single" w:sz="1" w:space="0" w:color="CCCCCC"/>
               <w:left w:val="single" w:sz="1" w:space="0" w:color="CCCCCC"/>
@@ -5440,6 +5976,8 @@
             <w:r>
               <w:rPr>
                 <w:color w:val="000000"/>
+                <w:sz w:val="20"/>
+                <w:szCs w:val="20"/>
               </w:rPr>
               <w:t>Delete a custom device field and verify removal; verify password field cannot be deleted</w:t>
             </w:r>
@@ -5455,26 +5993,28 @@
         </w:tblPrEx>
         <w:tc>
           <w:tcPr>
-            <w:tcW w:w="2500" w:type="dxa"/>
-            <w:tcBorders>
-              <w:top w:val="single" w:sz="1" w:space="0" w:color="CCCCCC"/>
-              <w:left w:val="single" w:sz="1" w:space="0" w:color="CCCCCC"/>
-              <w:bottom w:val="single" w:sz="1" w:space="0" w:color="CCCCCC"/>
-              <w:right w:val="single" w:sz="1" w:space="0" w:color="CCCCCC"/>
-            </w:tcBorders>
-            <w:shd w:val="clear" w:color="auto" w:fill="FFFFFF"/>
-            <w:tcMar>
-              <w:top w:w="80" w:type="dxa"/>
-              <w:left w:w="120" w:type="dxa"/>
-              <w:bottom w:w="80" w:type="dxa"/>
-              <w:right w:w="120" w:type="dxa"/>
-            </w:tcMar>
-            <w:vAlign w:val="center"/>
-          </w:tcPr>
-          <w:p>
-            <w:r>
-              <w:rPr>
-                <w:color w:val="000000"/>
+            <w:tcW w:w="2200" w:type="dxa"/>
+            <w:tcBorders>
+              <w:top w:val="single" w:sz="1" w:space="0" w:color="CCCCCC"/>
+              <w:left w:val="single" w:sz="1" w:space="0" w:color="CCCCCC"/>
+              <w:bottom w:val="single" w:sz="1" w:space="0" w:color="CCCCCC"/>
+              <w:right w:val="single" w:sz="1" w:space="0" w:color="CCCCCC"/>
+            </w:tcBorders>
+            <w:shd w:val="clear" w:color="auto" w:fill="F2F2F2"/>
+            <w:tcMar>
+              <w:top w:w="80" w:type="dxa"/>
+              <w:left w:w="120" w:type="dxa"/>
+              <w:bottom w:w="80" w:type="dxa"/>
+              <w:right w:w="120" w:type="dxa"/>
+            </w:tcMar>
+            <w:vAlign w:val="center"/>
+          </w:tcPr>
+          <w:p>
+            <w:r>
+              <w:rPr>
+                <w:color w:val="000000"/>
+                <w:sz w:val="20"/>
+                <w:szCs w:val="20"/>
               </w:rPr>
               <w:t>LCD text display</w:t>
             </w:r>
@@ -5482,26 +6022,28 @@
         </w:tc>
         <w:tc>
           <w:tcPr>
-            <w:tcW w:w="3000" w:type="dxa"/>
-            <w:tcBorders>
-              <w:top w:val="single" w:sz="1" w:space="0" w:color="CCCCCC"/>
-              <w:left w:val="single" w:sz="1" w:space="0" w:color="CCCCCC"/>
-              <w:bottom w:val="single" w:sz="1" w:space="0" w:color="CCCCCC"/>
-              <w:right w:val="single" w:sz="1" w:space="0" w:color="CCCCCC"/>
-            </w:tcBorders>
-            <w:shd w:val="clear" w:color="auto" w:fill="FFFFFF"/>
-            <w:tcMar>
-              <w:top w:w="80" w:type="dxa"/>
-              <w:left w:w="120" w:type="dxa"/>
-              <w:bottom w:w="80" w:type="dxa"/>
-              <w:right w:w="120" w:type="dxa"/>
-            </w:tcMar>
-            <w:vAlign w:val="center"/>
-          </w:tcPr>
-          <w:p>
-            <w:r>
-              <w:rPr>
-                <w:color w:val="000000"/>
+            <w:tcW w:w="3580" w:type="dxa"/>
+            <w:tcBorders>
+              <w:top w:val="single" w:sz="1" w:space="0" w:color="CCCCCC"/>
+              <w:left w:val="single" w:sz="1" w:space="0" w:color="CCCCCC"/>
+              <w:bottom w:val="single" w:sz="1" w:space="0" w:color="CCCCCC"/>
+              <w:right w:val="single" w:sz="1" w:space="0" w:color="CCCCCC"/>
+            </w:tcBorders>
+            <w:shd w:val="clear" w:color="auto" w:fill="F2F2F2"/>
+            <w:tcMar>
+              <w:top w:w="80" w:type="dxa"/>
+              <w:left w:w="120" w:type="dxa"/>
+              <w:bottom w:w="80" w:type="dxa"/>
+              <w:right w:w="120" w:type="dxa"/>
+            </w:tcMar>
+            <w:vAlign w:val="center"/>
+          </w:tcPr>
+          <w:p>
+            <w:r>
+              <w:rPr>
+                <w:color w:val="000000"/>
+                <w:sz w:val="20"/>
+                <w:szCs w:val="20"/>
               </w:rPr>
               <w:t>Use case diagram, Interaction sequence diagram</w:t>
             </w:r>
@@ -5509,26 +6051,28 @@
         </w:tc>
         <w:tc>
           <w:tcPr>
-            <w:tcW w:w="3860" w:type="dxa"/>
-            <w:tcBorders>
-              <w:top w:val="single" w:sz="1" w:space="0" w:color="CCCCCC"/>
-              <w:left w:val="single" w:sz="1" w:space="0" w:color="CCCCCC"/>
-              <w:bottom w:val="single" w:sz="1" w:space="0" w:color="CCCCCC"/>
-              <w:right w:val="single" w:sz="1" w:space="0" w:color="CCCCCC"/>
-            </w:tcBorders>
-            <w:shd w:val="clear" w:color="auto" w:fill="FFFFFF"/>
-            <w:tcMar>
-              <w:top w:w="80" w:type="dxa"/>
-              <w:left w:w="120" w:type="dxa"/>
-              <w:bottom w:w="80" w:type="dxa"/>
-              <w:right w:w="120" w:type="dxa"/>
-            </w:tcMar>
-            <w:vAlign w:val="center"/>
-          </w:tcPr>
-          <w:p>
-            <w:r>
-              <w:rPr>
-                <w:color w:val="000000"/>
+            <w:tcW w:w="3580" w:type="dxa"/>
+            <w:tcBorders>
+              <w:top w:val="single" w:sz="1" w:space="0" w:color="CCCCCC"/>
+              <w:left w:val="single" w:sz="1" w:space="0" w:color="CCCCCC"/>
+              <w:bottom w:val="single" w:sz="1" w:space="0" w:color="CCCCCC"/>
+              <w:right w:val="single" w:sz="1" w:space="0" w:color="CCCCCC"/>
+            </w:tcBorders>
+            <w:shd w:val="clear" w:color="auto" w:fill="F2F2F2"/>
+            <w:tcMar>
+              <w:top w:w="80" w:type="dxa"/>
+              <w:left w:w="120" w:type="dxa"/>
+              <w:bottom w:w="80" w:type="dxa"/>
+              <w:right w:w="120" w:type="dxa"/>
+            </w:tcMar>
+            <w:vAlign w:val="center"/>
+          </w:tcPr>
+          <w:p>
+            <w:r>
+              <w:rPr>
+                <w:color w:val="000000"/>
+                <w:sz w:val="20"/>
+                <w:szCs w:val="20"/>
               </w:rPr>
               <w:t>Send text message; verify it appears on screen (max 16 characters)</w:t>
             </w:r>
@@ -5538,11 +6082,14 @@
     </w:tbl>
     <w:p/>
     <w:sectPr>
-      <w:footerReference w:type="default" r:id="rId8"/>
-      <w:pgSz w:w="11906" w:h="16838"/>
+      <w:headerReference w:type="default" r:id="rId8"/>
+      <w:footerReference w:type="default" r:id="rId9"/>
+      <w:headerReference w:type="first" r:id="rId10"/>
+      <w:footerReference w:type="first" r:id="rId11"/>
+      <w:pgSz w:w="12240" w:h="15840"/>
       <w:pgMar w:top="1440" w:right="1440" w:bottom="1440" w:left="1440" w:header="708" w:footer="708" w:gutter="0"/>
-      <w:pgNumType w:start="2"/>
       <w:cols w:space="720"/>
+      <w:titlePg/>
       <w:docGrid w:linePitch="360"/>
     </w:sectPr>
   </w:body>
@@ -5570,35 +6117,58 @@
 
 <file path=word/footer1.xml><?xml version="1.0" encoding="utf-8"?>
 <w:ftr xmlns:wpc="http://schemas.microsoft.com/office/word/2010/wordprocessingCanvas" xmlns:cx="http://schemas.microsoft.com/office/drawing/2014/chartex" xmlns:cx1="http://schemas.microsoft.com/office/drawing/2015/9/8/chartex" xmlns:cx2="http://schemas.microsoft.com/office/drawing/2015/10/21/chartex" xmlns:cx3="http://schemas.microsoft.com/office/drawing/2016/5/9/chartex" xmlns:cx4="http://schemas.microsoft.com/office/drawing/2016/5/10/chartex" xmlns:cx5="http://schemas.microsoft.com/office/drawing/2016/5/11/chartex" xmlns:cx6="http://schemas.microsoft.com/office/drawing/2016/5/12/chartex" xmlns:cx7="http://schemas.microsoft.com/office/drawing/2016/5/13/chartex" xmlns:cx8="http://schemas.microsoft.com/office/drawing/2016/5/14/chartex" xmlns:mc="http://schemas.openxmlformats.org/markup-compatibility/2006" xmlns:aink="http://schemas.microsoft.com/office/drawing/2016/ink" xmlns:am3d="http://schemas.microsoft.com/office/drawing/2017/model3d" xmlns:o="urn:schemas-microsoft-com:office:office" xmlns:oel="http://schemas.microsoft.com/office/2019/extlst" xmlns:r="http://schemas.openxmlformats.org/officeDocument/2006/relationships" xmlns:m="http://schemas.openxmlformats.org/officeDocument/2006/math" xmlns:v="urn:schemas-microsoft-com:vml" xmlns:wp14="http://schemas.microsoft.com/office/word/2010/wordprocessingDrawing" xmlns:wp="http://schemas.openxmlformats.org/drawingml/2006/wordprocessingDrawing" xmlns:w10="urn:schemas-microsoft-com:office:word" xmlns:w="http://schemas.openxmlformats.org/wordprocessingml/2006/main" xmlns:w14="http://schemas.microsoft.com/office/word/2010/wordml" xmlns:w15="http://schemas.microsoft.com/office/word/2012/wordml" xmlns:w16cex="http://schemas.microsoft.com/office/word/2018/wordml/cex" xmlns:w16cid="http://schemas.microsoft.com/office/word/2016/wordml/cid" xmlns:w16="http://schemas.microsoft.com/office/word/2018/wordml" xmlns:w16du="http://schemas.microsoft.com/office/word/2023/wordml/word16du" xmlns:w16sdtdh="http://schemas.microsoft.com/office/word/2020/wordml/sdtdatahash" xmlns:w16sdtfl="http://schemas.microsoft.com/office/word/2024/wordml/sdtformatlock" xmlns:w16se="http://schemas.microsoft.com/office/word/2015/wordml/symex" xmlns:wpg="http://schemas.microsoft.com/office/word/2010/wordprocessingGroup" xmlns:wpi="http://schemas.microsoft.com/office/word/2010/wordprocessingInk" xmlns:wne="http://schemas.microsoft.com/office/word/2006/wordml" xmlns:wps="http://schemas.microsoft.com/office/word/2010/wordprocessingShape" mc:Ignorable="w14 w15 w16se w16cid w16 w16cex w16sdtdh w16sdtfl w16du wp14">
-  <w:p/>
+  <w:p>
+    <w:pPr>
+      <w:jc w:val="center"/>
+    </w:pPr>
+    <w:r>
+      <w:rPr>
+        <w:color w:val="888888"/>
+        <w:sz w:val="18"/>
+        <w:szCs w:val="18"/>
+      </w:rPr>
+      <w:fldChar w:fldCharType="begin"/>
+    </w:r>
+    <w:r>
+      <w:rPr>
+        <w:color w:val="888888"/>
+        <w:sz w:val="18"/>
+        <w:szCs w:val="18"/>
+      </w:rPr>
+      <w:instrText>PAGE</w:instrText>
+    </w:r>
+    <w:r>
+      <w:rPr>
+        <w:color w:val="888888"/>
+        <w:sz w:val="18"/>
+        <w:szCs w:val="18"/>
+      </w:rPr>
+      <w:fldChar w:fldCharType="separate"/>
+    </w:r>
+    <w:r>
+      <w:rPr>
+        <w:noProof/>
+        <w:color w:val="888888"/>
+        <w:sz w:val="18"/>
+        <w:szCs w:val="18"/>
+      </w:rPr>
+      <w:t>2</w:t>
+    </w:r>
+    <w:r>
+      <w:rPr>
+        <w:color w:val="888888"/>
+        <w:sz w:val="18"/>
+        <w:szCs w:val="18"/>
+      </w:rPr>
+      <w:fldChar w:fldCharType="end"/>
+    </w:r>
+  </w:p>
 </w:ftr>
 </file>
 
 <file path=word/footer2.xml><?xml version="1.0" encoding="utf-8"?>
 <w:ftr xmlns:wpc="http://schemas.microsoft.com/office/word/2010/wordprocessingCanvas" xmlns:cx="http://schemas.microsoft.com/office/drawing/2014/chartex" xmlns:cx1="http://schemas.microsoft.com/office/drawing/2015/9/8/chartex" xmlns:cx2="http://schemas.microsoft.com/office/drawing/2015/10/21/chartex" xmlns:cx3="http://schemas.microsoft.com/office/drawing/2016/5/9/chartex" xmlns:cx4="http://schemas.microsoft.com/office/drawing/2016/5/10/chartex" xmlns:cx5="http://schemas.microsoft.com/office/drawing/2016/5/11/chartex" xmlns:cx6="http://schemas.microsoft.com/office/drawing/2016/5/12/chartex" xmlns:cx7="http://schemas.microsoft.com/office/drawing/2016/5/13/chartex" xmlns:cx8="http://schemas.microsoft.com/office/drawing/2016/5/14/chartex" xmlns:mc="http://schemas.openxmlformats.org/markup-compatibility/2006" xmlns:aink="http://schemas.microsoft.com/office/drawing/2016/ink" xmlns:am3d="http://schemas.microsoft.com/office/drawing/2017/model3d" xmlns:o="urn:schemas-microsoft-com:office:office" xmlns:oel="http://schemas.microsoft.com/office/2019/extlst" xmlns:r="http://schemas.openxmlformats.org/officeDocument/2006/relationships" xmlns:m="http://schemas.openxmlformats.org/officeDocument/2006/math" xmlns:v="urn:schemas-microsoft-com:vml" xmlns:wp14="http://schemas.microsoft.com/office/word/2010/wordprocessingDrawing" xmlns:wp="http://schemas.openxmlformats.org/drawingml/2006/wordprocessingDrawing" xmlns:w10="urn:schemas-microsoft-com:office:word" xmlns:w="http://schemas.openxmlformats.org/wordprocessingml/2006/main" xmlns:w14="http://schemas.microsoft.com/office/word/2010/wordml" xmlns:w15="http://schemas.microsoft.com/office/word/2012/wordml" xmlns:w16cex="http://schemas.microsoft.com/office/word/2018/wordml/cex" xmlns:w16cid="http://schemas.microsoft.com/office/word/2016/wordml/cid" xmlns:w16="http://schemas.microsoft.com/office/word/2018/wordml" xmlns:w16du="http://schemas.microsoft.com/office/word/2023/wordml/word16du" xmlns:w16sdtdh="http://schemas.microsoft.com/office/word/2020/wordml/sdtdatahash" xmlns:w16sdtfl="http://schemas.microsoft.com/office/word/2024/wordml/sdtformatlock" xmlns:w16se="http://schemas.microsoft.com/office/word/2015/wordml/symex" xmlns:wpg="http://schemas.microsoft.com/office/word/2010/wordprocessingGroup" xmlns:wpi="http://schemas.microsoft.com/office/word/2010/wordprocessingInk" xmlns:wne="http://schemas.microsoft.com/office/word/2006/wordml" xmlns:wps="http://schemas.microsoft.com/office/word/2010/wordprocessingShape" mc:Ignorable="w14 w15 w16se w16cid w16 w16cex w16sdtdh w16sdtfl w16du wp14">
-  <w:p>
-    <w:pPr>
-      <w:jc w:val="center"/>
-    </w:pPr>
-    <w:r>
-      <w:fldChar w:fldCharType="begin"/>
-    </w:r>
-    <w:r>
-      <w:instrText>PAGE</w:instrText>
-    </w:r>
-    <w:r>
-      <w:fldChar w:fldCharType="separate"/>
-    </w:r>
-    <w:r>
-      <w:rPr>
-        <w:noProof/>
-      </w:rPr>
-      <w:t>2</w:t>
-    </w:r>
-    <w:r>
-      <w:fldChar w:fldCharType="end"/>
-    </w:r>
-  </w:p>
+  <w:p/>
 </w:ftr>
 </file>
 
@@ -5621,13 +6191,39 @@
 </w:footnotes>
 </file>
 
+<file path=word/header1.xml><?xml version="1.0" encoding="utf-8"?>
+<w:hdr xmlns:wpc="http://schemas.microsoft.com/office/word/2010/wordprocessingCanvas" xmlns:cx="http://schemas.microsoft.com/office/drawing/2014/chartex" xmlns:cx1="http://schemas.microsoft.com/office/drawing/2015/9/8/chartex" xmlns:cx2="http://schemas.microsoft.com/office/drawing/2015/10/21/chartex" xmlns:cx3="http://schemas.microsoft.com/office/drawing/2016/5/9/chartex" xmlns:cx4="http://schemas.microsoft.com/office/drawing/2016/5/10/chartex" xmlns:cx5="http://schemas.microsoft.com/office/drawing/2016/5/11/chartex" xmlns:cx6="http://schemas.microsoft.com/office/drawing/2016/5/12/chartex" xmlns:cx7="http://schemas.microsoft.com/office/drawing/2016/5/13/chartex" xmlns:cx8="http://schemas.microsoft.com/office/drawing/2016/5/14/chartex" xmlns:mc="http://schemas.openxmlformats.org/markup-compatibility/2006" xmlns:aink="http://schemas.microsoft.com/office/drawing/2016/ink" xmlns:am3d="http://schemas.microsoft.com/office/drawing/2017/model3d" xmlns:o="urn:schemas-microsoft-com:office:office" xmlns:oel="http://schemas.microsoft.com/office/2019/extlst" xmlns:r="http://schemas.openxmlformats.org/officeDocument/2006/relationships" xmlns:m="http://schemas.openxmlformats.org/officeDocument/2006/math" xmlns:v="urn:schemas-microsoft-com:vml" xmlns:wp14="http://schemas.microsoft.com/office/word/2010/wordprocessingDrawing" xmlns:wp="http://schemas.openxmlformats.org/drawingml/2006/wordprocessingDrawing" xmlns:w10="urn:schemas-microsoft-com:office:word" xmlns:w="http://schemas.openxmlformats.org/wordprocessingml/2006/main" xmlns:w14="http://schemas.microsoft.com/office/word/2010/wordml" xmlns:w15="http://schemas.microsoft.com/office/word/2012/wordml" xmlns:w16cex="http://schemas.microsoft.com/office/word/2018/wordml/cex" xmlns:w16cid="http://schemas.microsoft.com/office/word/2016/wordml/cid" xmlns:w16="http://schemas.microsoft.com/office/word/2018/wordml" xmlns:w16du="http://schemas.microsoft.com/office/word/2023/wordml/word16du" xmlns:w16sdtdh="http://schemas.microsoft.com/office/word/2020/wordml/sdtdatahash" xmlns:w16sdtfl="http://schemas.microsoft.com/office/word/2024/wordml/sdtformatlock" xmlns:w16se="http://schemas.microsoft.com/office/word/2015/wordml/symex" xmlns:wpg="http://schemas.microsoft.com/office/word/2010/wordprocessingGroup" xmlns:wpi="http://schemas.microsoft.com/office/word/2010/wordprocessingInk" xmlns:wne="http://schemas.microsoft.com/office/word/2006/wordml" xmlns:wps="http://schemas.microsoft.com/office/word/2010/wordprocessingShape" mc:Ignorable="w14 w15 w16se w16cid w16 w16cex w16sdtdh w16sdtfl w16du wp14">
+  <w:p>
+    <w:pPr>
+      <w:pBdr>
+        <w:bottom w:val="single" w:sz="4" w:space="1" w:color="2E4057"/>
+      </w:pBdr>
+    </w:pPr>
+    <w:r>
+      <w:rPr>
+        <w:color w:val="888888"/>
+        <w:sz w:val="18"/>
+        <w:szCs w:val="18"/>
+      </w:rPr>
+      <w:t>Interactive House — SG1 Server &amp; Database</w:t>
+    </w:r>
+  </w:p>
+</w:hdr>
+</file>
+
+<file path=word/header2.xml><?xml version="1.0" encoding="utf-8"?>
+<w:hdr xmlns:wpc="http://schemas.microsoft.com/office/word/2010/wordprocessingCanvas" xmlns:cx="http://schemas.microsoft.com/office/drawing/2014/chartex" xmlns:cx1="http://schemas.microsoft.com/office/drawing/2015/9/8/chartex" xmlns:cx2="http://schemas.microsoft.com/office/drawing/2015/10/21/chartex" xmlns:cx3="http://schemas.microsoft.com/office/drawing/2016/5/9/chartex" xmlns:cx4="http://schemas.microsoft.com/office/drawing/2016/5/10/chartex" xmlns:cx5="http://schemas.microsoft.com/office/drawing/2016/5/11/chartex" xmlns:cx6="http://schemas.microsoft.com/office/drawing/2016/5/12/chartex" xmlns:cx7="http://schemas.microsoft.com/office/drawing/2016/5/13/chartex" xmlns:cx8="http://schemas.microsoft.com/office/drawing/2016/5/14/chartex" xmlns:mc="http://schemas.openxmlformats.org/markup-compatibility/2006" xmlns:aink="http://schemas.microsoft.com/office/drawing/2016/ink" xmlns:am3d="http://schemas.microsoft.com/office/drawing/2017/model3d" xmlns:o="urn:schemas-microsoft-com:office:office" xmlns:oel="http://schemas.microsoft.com/office/2019/extlst" xmlns:r="http://schemas.openxmlformats.org/officeDocument/2006/relationships" xmlns:m="http://schemas.openxmlformats.org/officeDocument/2006/math" xmlns:v="urn:schemas-microsoft-com:vml" xmlns:wp14="http://schemas.microsoft.com/office/word/2010/wordprocessingDrawing" xmlns:wp="http://schemas.openxmlformats.org/drawingml/2006/wordprocessingDrawing" xmlns:w10="urn:schemas-microsoft-com:office:word" xmlns:w="http://schemas.openxmlformats.org/wordprocessingml/2006/main" xmlns:w14="http://schemas.microsoft.com/office/word/2010/wordml" xmlns:w15="http://schemas.microsoft.com/office/word/2012/wordml" xmlns:w16cex="http://schemas.microsoft.com/office/word/2018/wordml/cex" xmlns:w16cid="http://schemas.microsoft.com/office/word/2016/wordml/cid" xmlns:w16="http://schemas.microsoft.com/office/word/2018/wordml" xmlns:w16du="http://schemas.microsoft.com/office/word/2023/wordml/word16du" xmlns:w16sdtdh="http://schemas.microsoft.com/office/word/2020/wordml/sdtdatahash" xmlns:w16sdtfl="http://schemas.microsoft.com/office/word/2024/wordml/sdtformatlock" xmlns:w16se="http://schemas.microsoft.com/office/word/2015/wordml/symex" xmlns:wpg="http://schemas.microsoft.com/office/word/2010/wordprocessingGroup" xmlns:wpi="http://schemas.microsoft.com/office/word/2010/wordprocessingInk" xmlns:wne="http://schemas.microsoft.com/office/word/2006/wordml" xmlns:wps="http://schemas.microsoft.com/office/word/2010/wordprocessingShape" mc:Ignorable="w14 w15 w16se w16cid w16 w16cex w16sdtdh w16sdtfl w16du wp14">
+  <w:p/>
+</w:hdr>
+</file>
+
 <file path=word/numbering.xml><?xml version="1.0" encoding="utf-8"?>
 <w:numbering xmlns:wpc="http://schemas.microsoft.com/office/word/2010/wordprocessingCanvas" xmlns:cx="http://schemas.microsoft.com/office/drawing/2014/chartex" xmlns:cx1="http://schemas.microsoft.com/office/drawing/2015/9/8/chartex" xmlns:cx2="http://schemas.microsoft.com/office/drawing/2015/10/21/chartex" xmlns:cx3="http://schemas.microsoft.com/office/drawing/2016/5/9/chartex" xmlns:cx4="http://schemas.microsoft.com/office/drawing/2016/5/10/chartex" xmlns:cx5="http://schemas.microsoft.com/office/drawing/2016/5/11/chartex" xmlns:cx6="http://schemas.microsoft.com/office/drawing/2016/5/12/chartex" xmlns:cx7="http://schemas.microsoft.com/office/drawing/2016/5/13/chartex" xmlns:cx8="http://schemas.microsoft.com/office/drawing/2016/5/14/chartex" xmlns:mc="http://schemas.openxmlformats.org/markup-compatibility/2006" xmlns:aink="http://schemas.microsoft.com/office/drawing/2016/ink" xmlns:am3d="http://schemas.microsoft.com/office/drawing/2017/model3d" xmlns:o="urn:schemas-microsoft-com:office:office" xmlns:oel="http://schemas.microsoft.com/office/2019/extlst" xmlns:r="http://schemas.openxmlformats.org/officeDocument/2006/relationships" xmlns:m="http://schemas.openxmlformats.org/officeDocument/2006/math" xmlns:v="urn:schemas-microsoft-com:vml" xmlns:wp14="http://schemas.microsoft.com/office/word/2010/wordprocessingDrawing" xmlns:wp="http://schemas.openxmlformats.org/drawingml/2006/wordprocessingDrawing" xmlns:w10="urn:schemas-microsoft-com:office:word" xmlns:w="http://schemas.openxmlformats.org/wordprocessingml/2006/main" xmlns:w14="http://schemas.microsoft.com/office/word/2010/wordml" xmlns:w15="http://schemas.microsoft.com/office/word/2012/wordml" xmlns:w16cex="http://schemas.microsoft.com/office/word/2018/wordml/cex" xmlns:w16cid="http://schemas.microsoft.com/office/word/2016/wordml/cid" xmlns:w16="http://schemas.microsoft.com/office/word/2018/wordml" xmlns:w16du="http://schemas.microsoft.com/office/word/2023/wordml/word16du" xmlns:w16sdtdh="http://schemas.microsoft.com/office/word/2020/wordml/sdtdatahash" xmlns:w16sdtfl="http://schemas.microsoft.com/office/word/2024/wordml/sdtformatlock" xmlns:w16se="http://schemas.microsoft.com/office/word/2015/wordml/symex" xmlns:wpg="http://schemas.microsoft.com/office/word/2010/wordprocessingGroup" xmlns:wpi="http://schemas.microsoft.com/office/word/2010/wordprocessingInk" xmlns:wne="http://schemas.microsoft.com/office/word/2006/wordml" xmlns:wps="http://schemas.microsoft.com/office/word/2010/wordprocessingShape" mc:Ignorable="w14 w15 w16se w16cid w16 w16cex w16sdtdh w16sdtfl w16du wp14">
   <w:abstractNum w:abstractNumId="0" w15:restartNumberingAfterBreak="0">
-    <w:nsid w:val="2BAC1259"/>
+    <w:nsid w:val="47084EBA"/>
     <w:multiLevelType w:val="hybridMultilevel"/>
-    <w:tmpl w:val="38848D4C"/>
-    <w:lvl w:ilvl="0" w:tplc="0414EBAC">
+    <w:tmpl w:val="F3BC20D0"/>
+    <w:lvl w:ilvl="0" w:tplc="1FBCF008">
       <w:start w:val="1"/>
       <w:numFmt w:val="bullet"/>
       <w:lvlText w:val="●"/>
@@ -5636,7 +6232,7 @@
         <w:ind w:left="720" w:hanging="360"/>
       </w:pPr>
     </w:lvl>
-    <w:lvl w:ilvl="1" w:tplc="D304C57C">
+    <w:lvl w:ilvl="1" w:tplc="12102C28">
       <w:start w:val="1"/>
       <w:numFmt w:val="bullet"/>
       <w:lvlText w:val="○"/>
@@ -5645,7 +6241,7 @@
         <w:ind w:left="1440" w:hanging="360"/>
       </w:pPr>
     </w:lvl>
-    <w:lvl w:ilvl="2" w:tplc="C686AB04">
+    <w:lvl w:ilvl="2" w:tplc="779C2D84">
       <w:start w:val="1"/>
       <w:numFmt w:val="bullet"/>
       <w:lvlText w:val="■"/>
@@ -5654,7 +6250,7 @@
         <w:ind w:left="2160" w:hanging="360"/>
       </w:pPr>
     </w:lvl>
-    <w:lvl w:ilvl="3" w:tplc="62D6413C">
+    <w:lvl w:ilvl="3" w:tplc="9118C440">
       <w:start w:val="1"/>
       <w:numFmt w:val="bullet"/>
       <w:lvlText w:val="●"/>
@@ -5663,7 +6259,7 @@
         <w:ind w:left="2880" w:hanging="360"/>
       </w:pPr>
     </w:lvl>
-    <w:lvl w:ilvl="4" w:tplc="2768317E">
+    <w:lvl w:ilvl="4" w:tplc="5C964B3A">
       <w:start w:val="1"/>
       <w:numFmt w:val="bullet"/>
       <w:lvlText w:val="○"/>
@@ -5672,7 +6268,7 @@
         <w:ind w:left="3600" w:hanging="360"/>
       </w:pPr>
     </w:lvl>
-    <w:lvl w:ilvl="5" w:tplc="092E9016">
+    <w:lvl w:ilvl="5" w:tplc="60E4A6A4">
       <w:start w:val="1"/>
       <w:numFmt w:val="bullet"/>
       <w:lvlText w:val="■"/>
@@ -5681,7 +6277,7 @@
         <w:ind w:left="4320" w:hanging="360"/>
       </w:pPr>
     </w:lvl>
-    <w:lvl w:ilvl="6" w:tplc="07EC436C">
+    <w:lvl w:ilvl="6" w:tplc="5A58486A">
       <w:start w:val="1"/>
       <w:numFmt w:val="bullet"/>
       <w:lvlText w:val="●"/>
@@ -5690,7 +6286,7 @@
         <w:ind w:left="5040" w:hanging="360"/>
       </w:pPr>
     </w:lvl>
-    <w:lvl w:ilvl="7" w:tplc="D3E45468">
+    <w:lvl w:ilvl="7" w:tplc="659A606E">
       <w:start w:val="1"/>
       <w:numFmt w:val="bullet"/>
       <w:lvlText w:val="●"/>
@@ -5699,7 +6295,7 @@
         <w:ind w:left="5760" w:hanging="360"/>
       </w:pPr>
     </w:lvl>
-    <w:lvl w:ilvl="8" w:tplc="6DEC6026">
+    <w:lvl w:ilvl="8" w:tplc="FB1AD176">
       <w:start w:val="1"/>
       <w:numFmt w:val="bullet"/>
       <w:lvlText w:val="●"/>
@@ -5709,7 +6305,61 @@
       </w:pPr>
     </w:lvl>
   </w:abstractNum>
-  <w:num w:numId="1" w16cid:durableId="817115998">
+  <w:abstractNum w:abstractNumId="1" w15:restartNumberingAfterBreak="0">
+    <w:nsid w:val="784E1994"/>
+    <w:multiLevelType w:val="hybridMultilevel"/>
+    <w:tmpl w:val="F238D336"/>
+    <w:lvl w:ilvl="0" w:tplc="7FB25C32">
+      <w:start w:val="1"/>
+      <w:numFmt w:val="bullet"/>
+      <w:lvlText w:val="•"/>
+      <w:lvlJc w:val="left"/>
+      <w:pPr>
+        <w:ind w:left="720" w:hanging="360"/>
+      </w:pPr>
+    </w:lvl>
+    <w:lvl w:ilvl="1" w:tplc="7B641B1A">
+      <w:numFmt w:val="decimal"/>
+      <w:lvlText w:val=""/>
+      <w:lvlJc w:val="left"/>
+    </w:lvl>
+    <w:lvl w:ilvl="2" w:tplc="020842A0">
+      <w:numFmt w:val="decimal"/>
+      <w:lvlText w:val=""/>
+      <w:lvlJc w:val="left"/>
+    </w:lvl>
+    <w:lvl w:ilvl="3" w:tplc="41FCB186">
+      <w:numFmt w:val="decimal"/>
+      <w:lvlText w:val=""/>
+      <w:lvlJc w:val="left"/>
+    </w:lvl>
+    <w:lvl w:ilvl="4" w:tplc="D542DA78">
+      <w:numFmt w:val="decimal"/>
+      <w:lvlText w:val=""/>
+      <w:lvlJc w:val="left"/>
+    </w:lvl>
+    <w:lvl w:ilvl="5" w:tplc="AA76DFF8">
+      <w:numFmt w:val="decimal"/>
+      <w:lvlText w:val=""/>
+      <w:lvlJc w:val="left"/>
+    </w:lvl>
+    <w:lvl w:ilvl="6" w:tplc="D7705DC4">
+      <w:numFmt w:val="decimal"/>
+      <w:lvlText w:val=""/>
+      <w:lvlJc w:val="left"/>
+    </w:lvl>
+    <w:lvl w:ilvl="7" w:tplc="7B06F7E8">
+      <w:numFmt w:val="decimal"/>
+      <w:lvlText w:val=""/>
+      <w:lvlJc w:val="left"/>
+    </w:lvl>
+    <w:lvl w:ilvl="8" w:tplc="4350E322">
+      <w:numFmt w:val="decimal"/>
+      <w:lvlText w:val=""/>
+      <w:lvlJc w:val="left"/>
+    </w:lvl>
+  </w:abstractNum>
+  <w:num w:numId="1" w16cid:durableId="1404453458">
     <w:abstractNumId w:val="0"/>
     <w:lvlOverride w:ilvl="0">
       <w:startOverride w:val="1"/>
@@ -5724,6 +6374,8 @@
     <w:rPrDefault>
       <w:rPr>
         <w:rFonts w:ascii="Arial" w:eastAsia="Arial" w:hAnsi="Arial" w:cs="Arial"/>
+        <w:sz w:val="22"/>
+        <w:szCs w:val="22"/>
         <w:lang w:val="en-SE" w:eastAsia="en-GB" w:bidi="ar-SA"/>
       </w:rPr>
     </w:rPrDefault>
@@ -6116,14 +6768,15 @@
     <w:uiPriority w:val="9"/>
     <w:qFormat/>
     <w:pPr>
-      <w:spacing w:before="240" w:after="120"/>
+      <w:spacing w:before="300" w:after="200"/>
       <w:outlineLvl w:val="0"/>
     </w:pPr>
     <w:rPr>
       <w:b/>
       <w:bCs/>
-      <w:sz w:val="32"/>
-      <w:szCs w:val="32"/>
+      <w:color w:val="2E4057"/>
+      <w:sz w:val="36"/>
+      <w:szCs w:val="36"/>
     </w:rPr>
   </w:style>
   <w:style w:type="paragraph" w:styleId="Heading2">
@@ -6132,12 +6785,13 @@
     <w:unhideWhenUsed/>
     <w:qFormat/>
     <w:pPr>
-      <w:spacing w:before="200" w:after="100"/>
+      <w:spacing w:before="240" w:after="160"/>
       <w:outlineLvl w:val="1"/>
     </w:pPr>
     <w:rPr>
       <w:b/>
       <w:bCs/>
+      <w:color w:val="2E4057"/>
       <w:sz w:val="28"/>
       <w:szCs w:val="28"/>
     </w:rPr>
@@ -6148,12 +6802,13 @@
     <w:unhideWhenUsed/>
     <w:qFormat/>
     <w:pPr>
-      <w:spacing w:before="160" w:after="80"/>
+      <w:spacing w:before="180" w:after="120"/>
       <w:outlineLvl w:val="2"/>
     </w:pPr>
     <w:rPr>
       <w:b/>
       <w:bCs/>
+      <w:color w:val="2E4057"/>
       <w:sz w:val="24"/>
       <w:szCs w:val="24"/>
     </w:rPr>
@@ -6271,6 +6926,10 @@
     <w:uiPriority w:val="99"/>
     <w:semiHidden/>
     <w:unhideWhenUsed/>
+    <w:rPr>
+      <w:sz w:val="20"/>
+      <w:szCs w:val="20"/>
+    </w:rPr>
   </w:style>
   <w:style w:type="character" w:customStyle="1" w:styleId="FootnoteTextChar">
     <w:name w:val="Footnote Text Char"/>
@@ -6298,6 +6957,10 @@
     <w:uiPriority w:val="99"/>
     <w:semiHidden/>
     <w:unhideWhenUsed/>
+    <w:rPr>
+      <w:sz w:val="20"/>
+      <w:szCs w:val="20"/>
+    </w:rPr>
   </w:style>
   <w:style w:type="character" w:customStyle="1" w:styleId="EndnoteTextChar">
     <w:name w:val="Endnote Text Char"/>
@@ -6310,43 +6973,62 @@
       <w:szCs w:val="20"/>
     </w:rPr>
   </w:style>
+  <w:style w:type="paragraph" w:styleId="TOCHeading">
+    <w:name w:val="TOC Heading"/>
+    <w:basedOn w:val="Heading1"/>
+    <w:uiPriority w:val="39"/>
+    <w:semiHidden/>
+    <w:unhideWhenUsed/>
+    <w:pPr>
+      <w:spacing w:after="0"/>
+    </w:pPr>
+    <w:rPr>
+      <w:sz w:val="28"/>
+    </w:rPr>
+  </w:style>
   <w:style w:type="paragraph" w:styleId="TOC1">
     <w:name w:val="toc 1"/>
-    <w:basedOn w:val="Normal"/>
-    <w:next w:val="Normal"/>
-    <w:autoRedefine/>
     <w:uiPriority w:val="39"/>
     <w:unhideWhenUsed/>
-    <w:rsid w:val="00343250"/>
     <w:pPr>
-      <w:spacing w:after="100"/>
+      <w:tabs>
+        <w:tab w:val="right" w:leader="dot" w:pos="9360"/>
+      </w:tabs>
+      <w:spacing w:before="60" w:after="60"/>
     </w:pPr>
+    <w:rPr>
+      <w:b/>
+    </w:rPr>
   </w:style>
   <w:style w:type="paragraph" w:styleId="TOC2">
     <w:name w:val="toc 2"/>
-    <w:basedOn w:val="Normal"/>
-    <w:next w:val="Normal"/>
-    <w:autoRedefine/>
     <w:uiPriority w:val="39"/>
     <w:unhideWhenUsed/>
-    <w:rsid w:val="00343250"/>
     <w:pPr>
-      <w:spacing w:after="100"/>
-      <w:ind w:left="200"/>
+      <w:tabs>
+        <w:tab w:val="right" w:leader="dot" w:pos="9360"/>
+      </w:tabs>
+      <w:spacing w:before="40" w:after="40"/>
+      <w:ind w:left="220"/>
     </w:pPr>
+    <w:rPr>
+      <w:sz w:val="20"/>
+    </w:rPr>
   </w:style>
   <w:style w:type="paragraph" w:styleId="TOC3">
     <w:name w:val="toc 3"/>
-    <w:basedOn w:val="Normal"/>
-    <w:next w:val="Normal"/>
-    <w:autoRedefine/>
     <w:uiPriority w:val="39"/>
     <w:unhideWhenUsed/>
-    <w:rsid w:val="00343250"/>
     <w:pPr>
-      <w:spacing w:after="100"/>
-      <w:ind w:left="400"/>
+      <w:tabs>
+        <w:tab w:val="right" w:leader="dot" w:pos="9360"/>
+      </w:tabs>
+      <w:spacing w:before="30" w:after="30"/>
+      <w:ind w:left="440"/>
     </w:pPr>
+    <w:rPr>
+      <w:sz w:val="20"/>
+    </w:rPr>
   </w:style>
 </w:styles>
 </file>
